--- a/reports/Checkpoint_1_Report.docx
+++ b/reports/Checkpoint_1_Report.docx
@@ -2100,10 +2100,10 @@
         <w:rPr>
           <w:b/>
         </w:rPr>
-        <w:t>Limitation worth stating.</w:t>
+        <w:t>Limitation worth stating — the dataset is synthetic.</w:t>
       </w:r>
       <w:r>
-        <w:t xml:space="preserve"> There are zero loss-making lines in five years, profit never exceeds amount, and the five payment methods are split almost evenly (206–260 lines each). Real retail data of this size would normally contain returns, discounts and loss-making orders. This dataset is very likely synthetic or pre-filtered, so the </w:t>
+        <w:t xml:space="preserve"> Four independent signals: zero loss-making lines across 1,194 rows and five years; 22 of the 802 distinct customer names ending in a credential suffix (MD, DDS, PhD), the signature of a name generator rather than a real customer list; US cities paired with UPI and EMI, which are Indian payment systems; and a near-uniform payment mix (206–260 lines each). Real retail data of this size would contain returns, discounts and loss-making orders. The </w:t>
       </w:r>
       <w:r>
         <w:rPr>
@@ -2112,7 +2112,21 @@
         <w:t>methodology</w:t>
       </w:r>
       <w:r>
-        <w:t xml:space="preserve"> here is sound but the specific figures should not be presented as a real company's results.</w:t>
+        <w:t xml:space="preserve"> here is sound, but the specific figures should be presented as a modelling exercise rather than a real company's results.</w:t>
+      </w:r>
+    </w:p>
+    <w:p>
+      <w:pPr>
+        <w:pStyle w:val="ListBullet"/>
+      </w:pPr>
+      <w:r>
+        <w:rPr>
+          <w:b/>
+        </w:rPr>
+        <w:t>Privacy note.</w:t>
+      </w:r>
+      <w:r>
+        <w:t xml:space="preserve"> Because the customer names are generated, there is no data subject behind them and they are not personal data, so R.A. 10173 (Data Privacy Act) is not engaged. The reason is that the names are synthetic, not that the file was publicly downloadable — public availability is not consent.</w:t>
       </w:r>
     </w:p>
     <w:p>

--- a/reports/Checkpoint_1_Report.docx
+++ b/reports/Checkpoint_1_Report.docx
@@ -381,7 +381,16 @@
         <w:t>Core business problem.</w:t>
       </w:r>
       <w:r>
-        <w:t xml:space="preserve"> The company grew quickly out of 2020 and then stopped. Revenue rose 69.9% between 2020 and 2022, from 859,401 to 1,459,775, but has fallen in each of the two years since, ending 2024 at 1,202,478 — 17.6% below the 2022 peak. Overall margin has stayed flat in a narrow 23.97%–26.93% band throughout, so the problem is not that the company is selling at worse prices; it is that the </w:t>
+        <w:t xml:space="preserve"> The company grew out of 2020 and then stopped. On a like-for-like monthly basis revenue rose 30.9% between 2020 and 2022, from 92,934 to 121,648 per month, but has fallen in each of the two years since, ending 2024 at 100,207 per month — </w:t>
+      </w:r>
+      <w:r>
+        <w:rPr>
+          <w:b/>
+        </w:rPr>
+        <w:t>17.6% below the 2022 peak</w:t>
+      </w:r>
+      <w:r>
+        <w:t xml:space="preserve">. (2020 is measured per month because the dataset begins on 22 March 2020 and covers only nine complete months of that year; comparing its part-year total against a full year would overstate the growth.) Overall margin has stayed flat in a narrow 23.97%–26.93% band throughout, so the problem is not that the company is selling at worse prices; it is that the </w:t>
       </w:r>
       <w:r>
         <w:rPr>
@@ -428,7 +437,7 @@
         <w:t>Revenue.</w:t>
       </w:r>
       <w:r>
-        <w:t xml:space="preserve"> The gap between the 2022 peak and 2024 actuals is 257,297 per year. Recovering even half of it is worth roughly 128,000 annually, which is material against a five-year total of 5.93 million.</w:t>
+        <w:t xml:space="preserve"> The gap between the 2022 peak and 2024 actuals is 257,297 per year. Recovering even half of it is worth roughly 128,000 annually, which is material against a five-year total of 5.91 million across the 57 complete months analysed.</w:t>
       </w:r>
     </w:p>
     <w:p>
@@ -442,7 +451,7 @@
         <w:t>Inventory efficiency.</w:t>
       </w:r>
       <w:r>
-        <w:t xml:space="preserve"> Demand is heavily concentrated: October and December alone carry 21.7% of annual revenue, and Q4 as a whole carries 29.3%. Stocking to a flat monthly average guarantees both stockouts in the peak and dead capital in January, the weakest month at 4.72% of the year.</w:t>
+        <w:t xml:space="preserve"> Demand is heavily concentrated: October and December alone carry 21.8% of annual revenue, and Q4 as a whole carries 29.4%. Stocking to a flat monthly average guarantees both stockouts in the peak and dead capital in January, the weakest month at 4.72% of the year.</w:t>
       </w:r>
     </w:p>
     <w:p>
@@ -2086,10 +2095,61 @@
         <w:rPr>
           <w:b/>
         </w:rPr>
-        <w:t>The 2025 window is incomplete.</w:t>
+        <w:t>Both ends of the series are partial.</w:t>
       </w:r>
       <w:r>
-        <w:t xml:space="preserve"> Data stops on 15 March 2025, giving only 44 rows for that year. Read naively this looks like an 80% collapse in demand. It is a file cut-off, not a business event.</w:t>
+        <w:t xml:space="preserve"> Data runs 22 March 2020 to 15 March 2025, so </w:t>
+      </w:r>
+      <w:r>
+        <w:rPr>
+          <w:b/>
+        </w:rPr>
+        <w:t>March 2020 and March 2025 are part-months</w:t>
+      </w:r>
+      <w:r>
+        <w:t xml:space="preserve"> and </w:t>
+      </w:r>
+      <w:r>
+        <w:rPr>
+          <w:b/>
+        </w:rPr>
+        <w:t>2020 is a nine-month year</w:t>
+      </w:r>
+      <w:r>
+        <w:t xml:space="preserve">. Two distinct traps follow. Read naively, the 44 rows of 2025 look like an 80% collapse in demand; and comparing 2020's part-year total against a full 2021 overstates growth (69.9% raw versus 30.9% on a like-for-like monthly basis). Including the 10-day March 2020 in a monthly average also drags that month's seasonal index down by 15%. </w:t>
+      </w:r>
+      <w:r>
+        <w:rPr>
+          <w:rFonts w:ascii="Consolas" w:hAnsi="Consolas"/>
+          <w:color w:val="2F6F9F"/>
+          <w:sz w:val="18"/>
+        </w:rPr>
+        <w:t>dim_date</w:t>
+      </w:r>
+      <w:r>
+        <w:t xml:space="preserve"> carries two flags, </w:t>
+      </w:r>
+      <w:r>
+        <w:rPr>
+          <w:rFonts w:ascii="Consolas" w:hAnsi="Consolas"/>
+          <w:color w:val="2F6F9F"/>
+          <w:sz w:val="18"/>
+        </w:rPr>
+        <w:t>is_complete_year</w:t>
+      </w:r>
+      <w:r>
+        <w:t xml:space="preserve"> and </w:t>
+      </w:r>
+      <w:r>
+        <w:rPr>
+          <w:rFonts w:ascii="Consolas" w:hAnsi="Consolas"/>
+          <w:color w:val="2F6F9F"/>
+          <w:sz w:val="18"/>
+        </w:rPr>
+        <w:t>is_complete_month</w:t>
+      </w:r>
+      <w:r>
+        <w:t>, and every trend query filters on them.</w:t>
       </w:r>
     </w:p>
     <w:p>
@@ -2358,7 +2418,18 @@
         <w:t>dim_date.is_complete_year</w:t>
       </w:r>
       <w:r>
-        <w:t xml:space="preserve"> so every trend query can exclude the partial 2025 window explicitly.</w:t>
+        <w:t xml:space="preserve"> and </w:t>
+      </w:r>
+      <w:r>
+        <w:rPr>
+          <w:rFonts w:ascii="Consolas" w:hAnsi="Consolas"/>
+          <w:color w:val="2F6F9F"/>
+          <w:sz w:val="18"/>
+        </w:rPr>
+        <w:t>dim_date.is_complete_month</w:t>
+      </w:r>
+      <w:r>
+        <w:t xml:space="preserve"> so every trend query excludes the partial 2025 year and the two part-months (March 2020, March 2025) explicitly rather than by convention.</w:t>
       </w:r>
     </w:p>
     <w:p>
@@ -5235,18 +5306,20 @@
         <w:tblLook w:firstColumn="1" w:firstRow="1" w:lastColumn="0" w:lastRow="0" w:noHBand="0" w:noVBand="1" w:val="04A0"/>
       </w:tblPr>
       <w:tblGrid>
-        <w:gridCol w:w="1337"/>
-        <w:gridCol w:w="1337"/>
-        <w:gridCol w:w="1337"/>
-        <w:gridCol w:w="1337"/>
-        <w:gridCol w:w="1337"/>
-        <w:gridCol w:w="1337"/>
-        <w:gridCol w:w="1337"/>
+        <w:gridCol w:w="1040"/>
+        <w:gridCol w:w="1040"/>
+        <w:gridCol w:w="1040"/>
+        <w:gridCol w:w="1040"/>
+        <w:gridCol w:w="1040"/>
+        <w:gridCol w:w="1040"/>
+        <w:gridCol w:w="1040"/>
+        <w:gridCol w:w="1040"/>
+        <w:gridCol w:w="1040"/>
       </w:tblGrid>
       <w:tr>
         <w:tc>
           <w:tcPr>
-            <w:tcW w:type="dxa" w:w="1337"/>
+            <w:tcW w:type="dxa" w:w="1040"/>
           </w:tcPr>
           <w:p>
             <w:r>
@@ -5264,7 +5337,7 @@
         </w:tc>
         <w:tc>
           <w:tcPr>
-            <w:tcW w:type="dxa" w:w="1337"/>
+            <w:tcW w:type="dxa" w:w="1040"/>
           </w:tcPr>
           <w:p>
             <w:r>
@@ -5276,13 +5349,31 @@
               <w:rPr>
                 <w:b/>
               </w:rPr>
+              <w:t>months</w:t>
+            </w:r>
+          </w:p>
+        </w:tc>
+        <w:tc>
+          <w:tcPr>
+            <w:tcW w:type="dxa" w:w="1040"/>
+          </w:tcPr>
+          <w:p>
+            <w:r>
+              <w:rPr>
+                <w:b/>
+              </w:rPr>
+            </w:r>
+            <w:r>
+              <w:rPr>
+                <w:b/>
+              </w:rPr>
               <w:t>lines</w:t>
             </w:r>
           </w:p>
         </w:tc>
         <w:tc>
           <w:tcPr>
-            <w:tcW w:type="dxa" w:w="1337"/>
+            <w:tcW w:type="dxa" w:w="1040"/>
           </w:tcPr>
           <w:p>
             <w:r>
@@ -5300,7 +5391,7 @@
         </w:tc>
         <w:tc>
           <w:tcPr>
-            <w:tcW w:type="dxa" w:w="1337"/>
+            <w:tcW w:type="dxa" w:w="1040"/>
           </w:tcPr>
           <w:p>
             <w:r>
@@ -5318,7 +5409,7 @@
         </w:tc>
         <w:tc>
           <w:tcPr>
-            <w:tcW w:type="dxa" w:w="1337"/>
+            <w:tcW w:type="dxa" w:w="1040"/>
           </w:tcPr>
           <w:p>
             <w:r>
@@ -5336,7 +5427,7 @@
         </w:tc>
         <w:tc>
           <w:tcPr>
-            <w:tcW w:type="dxa" w:w="1337"/>
+            <w:tcW w:type="dxa" w:w="1040"/>
           </w:tcPr>
           <w:p>
             <w:r>
@@ -5348,13 +5439,31 @@
               <w:rPr>
                 <w:b/>
               </w:rPr>
+              <w:t>revenue_per_month</w:t>
+            </w:r>
+          </w:p>
+        </w:tc>
+        <w:tc>
+          <w:tcPr>
+            <w:tcW w:type="dxa" w:w="1040"/>
+          </w:tcPr>
+          <w:p>
+            <w:r>
+              <w:rPr>
+                <w:b/>
+              </w:rPr>
+            </w:r>
+            <w:r>
+              <w:rPr>
+                <w:b/>
+              </w:rPr>
               <w:t>avg_line_value</w:t>
             </w:r>
           </w:p>
         </w:tc>
         <w:tc>
           <w:tcPr>
-            <w:tcW w:type="dxa" w:w="1337"/>
+            <w:tcW w:type="dxa" w:w="1040"/>
           </w:tcPr>
           <w:p>
             <w:r>
@@ -5374,7 +5483,7 @@
       <w:tr>
         <w:tc>
           <w:tcPr>
-            <w:tcW w:type="dxa" w:w="1337"/>
+            <w:tcW w:type="dxa" w:w="1040"/>
           </w:tcPr>
           <w:p>
             <w:pPr>
@@ -5395,7 +5504,7 @@
         </w:tc>
         <w:tc>
           <w:tcPr>
-            <w:tcW w:type="dxa" w:w="1337"/>
+            <w:tcW w:type="dxa" w:w="1040"/>
           </w:tcPr>
           <w:p>
             <w:pPr>
@@ -5410,13 +5519,13 @@
               <w:rPr>
                 <w:sz w:val="18"/>
               </w:rPr>
-              <w:t>171</w:t>
-            </w:r>
-          </w:p>
-        </w:tc>
-        <w:tc>
-          <w:tcPr>
-            <w:tcW w:type="dxa" w:w="1337"/>
+              <w:t>9</w:t>
+            </w:r>
+          </w:p>
+        </w:tc>
+        <w:tc>
+          <w:tcPr>
+            <w:tcW w:type="dxa" w:w="1040"/>
           </w:tcPr>
           <w:p>
             <w:pPr>
@@ -5431,13 +5540,13 @@
               <w:rPr>
                 <w:sz w:val="18"/>
               </w:rPr>
-              <w:t>1,695</w:t>
-            </w:r>
-          </w:p>
-        </w:tc>
-        <w:tc>
-          <w:tcPr>
-            <w:tcW w:type="dxa" w:w="1337"/>
+              <w:t>167</w:t>
+            </w:r>
+          </w:p>
+        </w:tc>
+        <w:tc>
+          <w:tcPr>
+            <w:tcW w:type="dxa" w:w="1040"/>
           </w:tcPr>
           <w:p>
             <w:pPr>
@@ -5452,13 +5561,13 @@
               <w:rPr>
                 <w:sz w:val="18"/>
               </w:rPr>
-              <w:t>859,401</w:t>
-            </w:r>
-          </w:p>
-        </w:tc>
-        <w:tc>
-          <w:tcPr>
-            <w:tcW w:type="dxa" w:w="1337"/>
+              <w:t>1,651</w:t>
+            </w:r>
+          </w:p>
+        </w:tc>
+        <w:tc>
+          <w:tcPr>
+            <w:tcW w:type="dxa" w:w="1040"/>
           </w:tcPr>
           <w:p>
             <w:pPr>
@@ -5473,13 +5582,13 @@
               <w:rPr>
                 <w:sz w:val="18"/>
               </w:rPr>
-              <w:t>224,103</w:t>
-            </w:r>
-          </w:p>
-        </w:tc>
-        <w:tc>
-          <w:tcPr>
-            <w:tcW w:type="dxa" w:w="1337"/>
+              <w:t>836,410</w:t>
+            </w:r>
+          </w:p>
+        </w:tc>
+        <w:tc>
+          <w:tcPr>
+            <w:tcW w:type="dxa" w:w="1040"/>
           </w:tcPr>
           <w:p>
             <w:pPr>
@@ -5494,13 +5603,13 @@
               <w:rPr>
                 <w:sz w:val="18"/>
               </w:rPr>
-              <w:t>5,025.74</w:t>
-            </w:r>
-          </w:p>
-        </w:tc>
-        <w:tc>
-          <w:tcPr>
-            <w:tcW w:type="dxa" w:w="1337"/>
+              <w:t>217,911</w:t>
+            </w:r>
+          </w:p>
+        </w:tc>
+        <w:tc>
+          <w:tcPr>
+            <w:tcW w:type="dxa" w:w="1040"/>
           </w:tcPr>
           <w:p>
             <w:pPr>
@@ -5515,15 +5624,13 @@
               <w:rPr>
                 <w:sz w:val="18"/>
               </w:rPr>
-              <w:t>26.08</w:t>
-            </w:r>
-          </w:p>
-        </w:tc>
-      </w:tr>
-      <w:tr>
-        <w:tc>
-          <w:tcPr>
-            <w:tcW w:type="dxa" w:w="1337"/>
+              <w:t>92,934.44</w:t>
+            </w:r>
+          </w:p>
+        </w:tc>
+        <w:tc>
+          <w:tcPr>
+            <w:tcW w:type="dxa" w:w="1040"/>
           </w:tcPr>
           <w:p>
             <w:pPr>
@@ -5538,13 +5645,13 @@
               <w:rPr>
                 <w:sz w:val="18"/>
               </w:rPr>
-              <w:t>2021</w:t>
-            </w:r>
-          </w:p>
-        </w:tc>
-        <w:tc>
-          <w:tcPr>
-            <w:tcW w:type="dxa" w:w="1337"/>
+              <w:t>5,008.44</w:t>
+            </w:r>
+          </w:p>
+        </w:tc>
+        <w:tc>
+          <w:tcPr>
+            <w:tcW w:type="dxa" w:w="1040"/>
           </w:tcPr>
           <w:p>
             <w:pPr>
@@ -5559,13 +5666,15 @@
               <w:rPr>
                 <w:sz w:val="18"/>
               </w:rPr>
-              <w:t>217</w:t>
-            </w:r>
-          </w:p>
-        </w:tc>
-        <w:tc>
-          <w:tcPr>
-            <w:tcW w:type="dxa" w:w="1337"/>
+              <w:t>26.05</w:t>
+            </w:r>
+          </w:p>
+        </w:tc>
+      </w:tr>
+      <w:tr>
+        <w:tc>
+          <w:tcPr>
+            <w:tcW w:type="dxa" w:w="1040"/>
           </w:tcPr>
           <w:p>
             <w:pPr>
@@ -5580,13 +5689,13 @@
               <w:rPr>
                 <w:sz w:val="18"/>
               </w:rPr>
-              <w:t>2,358</w:t>
-            </w:r>
-          </w:p>
-        </w:tc>
-        <w:tc>
-          <w:tcPr>
-            <w:tcW w:type="dxa" w:w="1337"/>
+              <w:t>2021</w:t>
+            </w:r>
+          </w:p>
+        </w:tc>
+        <w:tc>
+          <w:tcPr>
+            <w:tcW w:type="dxa" w:w="1040"/>
           </w:tcPr>
           <w:p>
             <w:pPr>
@@ -5601,13 +5710,13 @@
               <w:rPr>
                 <w:sz w:val="18"/>
               </w:rPr>
-              <w:t>1,181,446</w:t>
-            </w:r>
-          </w:p>
-        </w:tc>
-        <w:tc>
-          <w:tcPr>
-            <w:tcW w:type="dxa" w:w="1337"/>
+              <w:t>12</w:t>
+            </w:r>
+          </w:p>
+        </w:tc>
+        <w:tc>
+          <w:tcPr>
+            <w:tcW w:type="dxa" w:w="1040"/>
           </w:tcPr>
           <w:p>
             <w:pPr>
@@ -5622,13 +5731,13 @@
               <w:rPr>
                 <w:sz w:val="18"/>
               </w:rPr>
-              <w:t>283,231</w:t>
-            </w:r>
-          </w:p>
-        </w:tc>
-        <w:tc>
-          <w:tcPr>
-            <w:tcW w:type="dxa" w:w="1337"/>
+              <w:t>217</w:t>
+            </w:r>
+          </w:p>
+        </w:tc>
+        <w:tc>
+          <w:tcPr>
+            <w:tcW w:type="dxa" w:w="1040"/>
           </w:tcPr>
           <w:p>
             <w:pPr>
@@ -5643,13 +5752,13 @@
               <w:rPr>
                 <w:sz w:val="18"/>
               </w:rPr>
-              <w:t>5,444.45</w:t>
-            </w:r>
-          </w:p>
-        </w:tc>
-        <w:tc>
-          <w:tcPr>
-            <w:tcW w:type="dxa" w:w="1337"/>
+              <w:t>2,358</w:t>
+            </w:r>
+          </w:p>
+        </w:tc>
+        <w:tc>
+          <w:tcPr>
+            <w:tcW w:type="dxa" w:w="1040"/>
           </w:tcPr>
           <w:p>
             <w:pPr>
@@ -5664,15 +5773,13 @@
               <w:rPr>
                 <w:sz w:val="18"/>
               </w:rPr>
-              <w:t>23.97</w:t>
-            </w:r>
-          </w:p>
-        </w:tc>
-      </w:tr>
-      <w:tr>
-        <w:tc>
-          <w:tcPr>
-            <w:tcW w:type="dxa" w:w="1337"/>
+              <w:t>1,181,446</w:t>
+            </w:r>
+          </w:p>
+        </w:tc>
+        <w:tc>
+          <w:tcPr>
+            <w:tcW w:type="dxa" w:w="1040"/>
           </w:tcPr>
           <w:p>
             <w:pPr>
@@ -5687,13 +5794,13 @@
               <w:rPr>
                 <w:sz w:val="18"/>
               </w:rPr>
-              <w:t>2022</w:t>
-            </w:r>
-          </w:p>
-        </w:tc>
-        <w:tc>
-          <w:tcPr>
-            <w:tcW w:type="dxa" w:w="1337"/>
+              <w:t>283,231</w:t>
+            </w:r>
+          </w:p>
+        </w:tc>
+        <w:tc>
+          <w:tcPr>
+            <w:tcW w:type="dxa" w:w="1040"/>
           </w:tcPr>
           <w:p>
             <w:pPr>
@@ -5708,13 +5815,13 @@
               <w:rPr>
                 <w:sz w:val="18"/>
               </w:rPr>
-              <w:t>288</w:t>
-            </w:r>
-          </w:p>
-        </w:tc>
-        <w:tc>
-          <w:tcPr>
-            <w:tcW w:type="dxa" w:w="1337"/>
+              <w:t>98,453.83</w:t>
+            </w:r>
+          </w:p>
+        </w:tc>
+        <w:tc>
+          <w:tcPr>
+            <w:tcW w:type="dxa" w:w="1040"/>
           </w:tcPr>
           <w:p>
             <w:pPr>
@@ -5729,13 +5836,13 @@
               <w:rPr>
                 <w:sz w:val="18"/>
               </w:rPr>
-              <w:t>3,234</w:t>
-            </w:r>
-          </w:p>
-        </w:tc>
-        <w:tc>
-          <w:tcPr>
-            <w:tcW w:type="dxa" w:w="1337"/>
+              <w:t>5,444.45</w:t>
+            </w:r>
+          </w:p>
+        </w:tc>
+        <w:tc>
+          <w:tcPr>
+            <w:tcW w:type="dxa" w:w="1040"/>
           </w:tcPr>
           <w:p>
             <w:pPr>
@@ -5750,13 +5857,15 @@
               <w:rPr>
                 <w:sz w:val="18"/>
               </w:rPr>
-              <w:t>1,459,775</w:t>
-            </w:r>
-          </w:p>
-        </w:tc>
-        <w:tc>
-          <w:tcPr>
-            <w:tcW w:type="dxa" w:w="1337"/>
+              <w:t>23.97</w:t>
+            </w:r>
+          </w:p>
+        </w:tc>
+      </w:tr>
+      <w:tr>
+        <w:tc>
+          <w:tcPr>
+            <w:tcW w:type="dxa" w:w="1040"/>
           </w:tcPr>
           <w:p>
             <w:pPr>
@@ -5771,13 +5880,13 @@
               <w:rPr>
                 <w:sz w:val="18"/>
               </w:rPr>
-              <w:t>393,113</w:t>
-            </w:r>
-          </w:p>
-        </w:tc>
-        <w:tc>
-          <w:tcPr>
-            <w:tcW w:type="dxa" w:w="1337"/>
+              <w:t>2022</w:t>
+            </w:r>
+          </w:p>
+        </w:tc>
+        <w:tc>
+          <w:tcPr>
+            <w:tcW w:type="dxa" w:w="1040"/>
           </w:tcPr>
           <w:p>
             <w:pPr>
@@ -5792,13 +5901,13 @@
               <w:rPr>
                 <w:sz w:val="18"/>
               </w:rPr>
-              <w:t>5,068.66</w:t>
-            </w:r>
-          </w:p>
-        </w:tc>
-        <w:tc>
-          <w:tcPr>
-            <w:tcW w:type="dxa" w:w="1337"/>
+              <w:t>12</w:t>
+            </w:r>
+          </w:p>
+        </w:tc>
+        <w:tc>
+          <w:tcPr>
+            <w:tcW w:type="dxa" w:w="1040"/>
           </w:tcPr>
           <w:p>
             <w:pPr>
@@ -5813,15 +5922,13 @@
               <w:rPr>
                 <w:sz w:val="18"/>
               </w:rPr>
-              <w:t>26.93</w:t>
-            </w:r>
-          </w:p>
-        </w:tc>
-      </w:tr>
-      <w:tr>
-        <w:tc>
-          <w:tcPr>
-            <w:tcW w:type="dxa" w:w="1337"/>
+              <w:t>288</w:t>
+            </w:r>
+          </w:p>
+        </w:tc>
+        <w:tc>
+          <w:tcPr>
+            <w:tcW w:type="dxa" w:w="1040"/>
           </w:tcPr>
           <w:p>
             <w:pPr>
@@ -5836,13 +5943,13 @@
               <w:rPr>
                 <w:sz w:val="18"/>
               </w:rPr>
-              <w:t>2023</w:t>
-            </w:r>
-          </w:p>
-        </w:tc>
-        <w:tc>
-          <w:tcPr>
-            <w:tcW w:type="dxa" w:w="1337"/>
+              <w:t>3,234</w:t>
+            </w:r>
+          </w:p>
+        </w:tc>
+        <w:tc>
+          <w:tcPr>
+            <w:tcW w:type="dxa" w:w="1040"/>
           </w:tcPr>
           <w:p>
             <w:pPr>
@@ -5857,13 +5964,13 @@
               <w:rPr>
                 <w:sz w:val="18"/>
               </w:rPr>
-              <w:t>234</w:t>
-            </w:r>
-          </w:p>
-        </w:tc>
-        <w:tc>
-          <w:tcPr>
-            <w:tcW w:type="dxa" w:w="1337"/>
+              <w:t>1,459,775</w:t>
+            </w:r>
+          </w:p>
+        </w:tc>
+        <w:tc>
+          <w:tcPr>
+            <w:tcW w:type="dxa" w:w="1040"/>
           </w:tcPr>
           <w:p>
             <w:pPr>
@@ -5878,13 +5985,13 @@
               <w:rPr>
                 <w:sz w:val="18"/>
               </w:rPr>
-              <w:t>2,497</w:t>
-            </w:r>
-          </w:p>
-        </w:tc>
-        <w:tc>
-          <w:tcPr>
-            <w:tcW w:type="dxa" w:w="1337"/>
+              <w:t>393,113</w:t>
+            </w:r>
+          </w:p>
+        </w:tc>
+        <w:tc>
+          <w:tcPr>
+            <w:tcW w:type="dxa" w:w="1040"/>
           </w:tcPr>
           <w:p>
             <w:pPr>
@@ -5899,13 +6006,13 @@
               <w:rPr>
                 <w:sz w:val="18"/>
               </w:rPr>
-              <w:t>1,229,723</w:t>
-            </w:r>
-          </w:p>
-        </w:tc>
-        <w:tc>
-          <w:tcPr>
-            <w:tcW w:type="dxa" w:w="1337"/>
+              <w:t>121,647.92</w:t>
+            </w:r>
+          </w:p>
+        </w:tc>
+        <w:tc>
+          <w:tcPr>
+            <w:tcW w:type="dxa" w:w="1040"/>
           </w:tcPr>
           <w:p>
             <w:pPr>
@@ -5920,13 +6027,13 @@
               <w:rPr>
                 <w:sz w:val="18"/>
               </w:rPr>
-              <w:t>321,671</w:t>
-            </w:r>
-          </w:p>
-        </w:tc>
-        <w:tc>
-          <w:tcPr>
-            <w:tcW w:type="dxa" w:w="1337"/>
+              <w:t>5,068.66</w:t>
+            </w:r>
+          </w:p>
+        </w:tc>
+        <w:tc>
+          <w:tcPr>
+            <w:tcW w:type="dxa" w:w="1040"/>
           </w:tcPr>
           <w:p>
             <w:pPr>
@@ -5941,13 +6048,15 @@
               <w:rPr>
                 <w:sz w:val="18"/>
               </w:rPr>
-              <w:t>5,255.23</w:t>
-            </w:r>
-          </w:p>
-        </w:tc>
-        <w:tc>
-          <w:tcPr>
-            <w:tcW w:type="dxa" w:w="1337"/>
+              <w:t>26.93</w:t>
+            </w:r>
+          </w:p>
+        </w:tc>
+      </w:tr>
+      <w:tr>
+        <w:tc>
+          <w:tcPr>
+            <w:tcW w:type="dxa" w:w="1040"/>
           </w:tcPr>
           <w:p>
             <w:pPr>
@@ -5962,15 +6071,13 @@
               <w:rPr>
                 <w:sz w:val="18"/>
               </w:rPr>
-              <w:t>26.16</w:t>
-            </w:r>
-          </w:p>
-        </w:tc>
-      </w:tr>
-      <w:tr>
-        <w:tc>
-          <w:tcPr>
-            <w:tcW w:type="dxa" w:w="1337"/>
+              <w:t>2023</w:t>
+            </w:r>
+          </w:p>
+        </w:tc>
+        <w:tc>
+          <w:tcPr>
+            <w:tcW w:type="dxa" w:w="1040"/>
           </w:tcPr>
           <w:p>
             <w:pPr>
@@ -5985,13 +6092,13 @@
               <w:rPr>
                 <w:sz w:val="18"/>
               </w:rPr>
-              <w:t>2024</w:t>
-            </w:r>
-          </w:p>
-        </w:tc>
-        <w:tc>
-          <w:tcPr>
-            <w:tcW w:type="dxa" w:w="1337"/>
+              <w:t>12</w:t>
+            </w:r>
+          </w:p>
+        </w:tc>
+        <w:tc>
+          <w:tcPr>
+            <w:tcW w:type="dxa" w:w="1040"/>
           </w:tcPr>
           <w:p>
             <w:pPr>
@@ -6006,13 +6113,13 @@
               <w:rPr>
                 <w:sz w:val="18"/>
               </w:rPr>
-              <w:t>240</w:t>
-            </w:r>
-          </w:p>
-        </w:tc>
-        <w:tc>
-          <w:tcPr>
-            <w:tcW w:type="dxa" w:w="1337"/>
+              <w:t>234</w:t>
+            </w:r>
+          </w:p>
+        </w:tc>
+        <w:tc>
+          <w:tcPr>
+            <w:tcW w:type="dxa" w:w="1040"/>
           </w:tcPr>
           <w:p>
             <w:pPr>
@@ -6027,13 +6134,13 @@
               <w:rPr>
                 <w:sz w:val="18"/>
               </w:rPr>
-              <w:t>2,523</w:t>
-            </w:r>
-          </w:p>
-        </w:tc>
-        <w:tc>
-          <w:tcPr>
-            <w:tcW w:type="dxa" w:w="1337"/>
+              <w:t>2,497</w:t>
+            </w:r>
+          </w:p>
+        </w:tc>
+        <w:tc>
+          <w:tcPr>
+            <w:tcW w:type="dxa" w:w="1040"/>
           </w:tcPr>
           <w:p>
             <w:pPr>
@@ -6048,13 +6155,13 @@
               <w:rPr>
                 <w:sz w:val="18"/>
               </w:rPr>
-              <w:t>1,202,478</w:t>
-            </w:r>
-          </w:p>
-        </w:tc>
-        <w:tc>
-          <w:tcPr>
-            <w:tcW w:type="dxa" w:w="1337"/>
+              <w:t>1,229,723</w:t>
+            </w:r>
+          </w:p>
+        </w:tc>
+        <w:tc>
+          <w:tcPr>
+            <w:tcW w:type="dxa" w:w="1040"/>
           </w:tcPr>
           <w:p>
             <w:pPr>
@@ -6069,13 +6176,13 @@
               <w:rPr>
                 <w:sz w:val="18"/>
               </w:rPr>
-              <w:t>308,336</w:t>
-            </w:r>
-          </w:p>
-        </w:tc>
-        <w:tc>
-          <w:tcPr>
-            <w:tcW w:type="dxa" w:w="1337"/>
+              <w:t>321,671</w:t>
+            </w:r>
+          </w:p>
+        </w:tc>
+        <w:tc>
+          <w:tcPr>
+            <w:tcW w:type="dxa" w:w="1040"/>
           </w:tcPr>
           <w:p>
             <w:pPr>
@@ -6090,13 +6197,225 @@
               <w:rPr>
                 <w:sz w:val="18"/>
               </w:rPr>
+              <w:t>102,476.92</w:t>
+            </w:r>
+          </w:p>
+        </w:tc>
+        <w:tc>
+          <w:tcPr>
+            <w:tcW w:type="dxa" w:w="1040"/>
+          </w:tcPr>
+          <w:p>
+            <w:pPr>
+              <w:spacing w:line="240" w:lineRule="auto"/>
+            </w:pPr>
+            <w:r>
+              <w:rPr>
+                <w:sz w:val="18"/>
+              </w:rPr>
+            </w:r>
+            <w:r>
+              <w:rPr>
+                <w:sz w:val="18"/>
+              </w:rPr>
+              <w:t>5,255.23</w:t>
+            </w:r>
+          </w:p>
+        </w:tc>
+        <w:tc>
+          <w:tcPr>
+            <w:tcW w:type="dxa" w:w="1040"/>
+          </w:tcPr>
+          <w:p>
+            <w:pPr>
+              <w:spacing w:line="240" w:lineRule="auto"/>
+            </w:pPr>
+            <w:r>
+              <w:rPr>
+                <w:sz w:val="18"/>
+              </w:rPr>
+            </w:r>
+            <w:r>
+              <w:rPr>
+                <w:sz w:val="18"/>
+              </w:rPr>
+              <w:t>26.16</w:t>
+            </w:r>
+          </w:p>
+        </w:tc>
+      </w:tr>
+      <w:tr>
+        <w:tc>
+          <w:tcPr>
+            <w:tcW w:type="dxa" w:w="1040"/>
+          </w:tcPr>
+          <w:p>
+            <w:pPr>
+              <w:spacing w:line="240" w:lineRule="auto"/>
+            </w:pPr>
+            <w:r>
+              <w:rPr>
+                <w:sz w:val="18"/>
+              </w:rPr>
+            </w:r>
+            <w:r>
+              <w:rPr>
+                <w:sz w:val="18"/>
+              </w:rPr>
+              <w:t>2024</w:t>
+            </w:r>
+          </w:p>
+        </w:tc>
+        <w:tc>
+          <w:tcPr>
+            <w:tcW w:type="dxa" w:w="1040"/>
+          </w:tcPr>
+          <w:p>
+            <w:pPr>
+              <w:spacing w:line="240" w:lineRule="auto"/>
+            </w:pPr>
+            <w:r>
+              <w:rPr>
+                <w:sz w:val="18"/>
+              </w:rPr>
+            </w:r>
+            <w:r>
+              <w:rPr>
+                <w:sz w:val="18"/>
+              </w:rPr>
+              <w:t>12</w:t>
+            </w:r>
+          </w:p>
+        </w:tc>
+        <w:tc>
+          <w:tcPr>
+            <w:tcW w:type="dxa" w:w="1040"/>
+          </w:tcPr>
+          <w:p>
+            <w:pPr>
+              <w:spacing w:line="240" w:lineRule="auto"/>
+            </w:pPr>
+            <w:r>
+              <w:rPr>
+                <w:sz w:val="18"/>
+              </w:rPr>
+            </w:r>
+            <w:r>
+              <w:rPr>
+                <w:sz w:val="18"/>
+              </w:rPr>
+              <w:t>240</w:t>
+            </w:r>
+          </w:p>
+        </w:tc>
+        <w:tc>
+          <w:tcPr>
+            <w:tcW w:type="dxa" w:w="1040"/>
+          </w:tcPr>
+          <w:p>
+            <w:pPr>
+              <w:spacing w:line="240" w:lineRule="auto"/>
+            </w:pPr>
+            <w:r>
+              <w:rPr>
+                <w:sz w:val="18"/>
+              </w:rPr>
+            </w:r>
+            <w:r>
+              <w:rPr>
+                <w:sz w:val="18"/>
+              </w:rPr>
+              <w:t>2,523</w:t>
+            </w:r>
+          </w:p>
+        </w:tc>
+        <w:tc>
+          <w:tcPr>
+            <w:tcW w:type="dxa" w:w="1040"/>
+          </w:tcPr>
+          <w:p>
+            <w:pPr>
+              <w:spacing w:line="240" w:lineRule="auto"/>
+            </w:pPr>
+            <w:r>
+              <w:rPr>
+                <w:sz w:val="18"/>
+              </w:rPr>
+            </w:r>
+            <w:r>
+              <w:rPr>
+                <w:sz w:val="18"/>
+              </w:rPr>
+              <w:t>1,202,478</w:t>
+            </w:r>
+          </w:p>
+        </w:tc>
+        <w:tc>
+          <w:tcPr>
+            <w:tcW w:type="dxa" w:w="1040"/>
+          </w:tcPr>
+          <w:p>
+            <w:pPr>
+              <w:spacing w:line="240" w:lineRule="auto"/>
+            </w:pPr>
+            <w:r>
+              <w:rPr>
+                <w:sz w:val="18"/>
+              </w:rPr>
+            </w:r>
+            <w:r>
+              <w:rPr>
+                <w:sz w:val="18"/>
+              </w:rPr>
+              <w:t>308,336</w:t>
+            </w:r>
+          </w:p>
+        </w:tc>
+        <w:tc>
+          <w:tcPr>
+            <w:tcW w:type="dxa" w:w="1040"/>
+          </w:tcPr>
+          <w:p>
+            <w:pPr>
+              <w:spacing w:line="240" w:lineRule="auto"/>
+            </w:pPr>
+            <w:r>
+              <w:rPr>
+                <w:sz w:val="18"/>
+              </w:rPr>
+            </w:r>
+            <w:r>
+              <w:rPr>
+                <w:sz w:val="18"/>
+              </w:rPr>
+              <w:t>100,206.50</w:t>
+            </w:r>
+          </w:p>
+        </w:tc>
+        <w:tc>
+          <w:tcPr>
+            <w:tcW w:type="dxa" w:w="1040"/>
+          </w:tcPr>
+          <w:p>
+            <w:pPr>
+              <w:spacing w:line="240" w:lineRule="auto"/>
+            </w:pPr>
+            <w:r>
+              <w:rPr>
+                <w:sz w:val="18"/>
+              </w:rPr>
+            </w:r>
+            <w:r>
+              <w:rPr>
+                <w:sz w:val="18"/>
+              </w:rPr>
               <w:t>5,010.32</w:t>
             </w:r>
           </w:p>
         </w:tc>
         <w:tc>
           <w:tcPr>
-            <w:tcW w:type="dxa" w:w="1337"/>
+            <w:tcW w:type="dxa" w:w="1040"/>
           </w:tcPr>
           <w:p>
             <w:pPr>
@@ -6139,7 +6458,38 @@
         <w:t>Business Interpretation — answers Business Question 1.</w:t>
       </w:r>
       <w:r>
-        <w:t xml:space="preserve"> Growth stopped in 2022. Revenue climbed 69.9% over 2020–2022, then fell 15.8% in 2023 and a further 2.2% in 2024, finishing 17.6% below the peak. The decisive detail is that </w:t>
+        <w:t xml:space="preserve"> Growth stopped in 2022. Note the </w:t>
+      </w:r>
+      <w:r>
+        <w:rPr>
+          <w:rFonts w:ascii="Consolas" w:hAnsi="Consolas"/>
+          <w:color w:val="2F6F9F"/>
+          <w:sz w:val="18"/>
+        </w:rPr>
+        <w:t>months</w:t>
+      </w:r>
+      <w:r>
+        <w:t xml:space="preserve"> column: 2020 holds only nine complete months, because the file begins on 22 March 2020, so the comparison must be made on </w:t>
+      </w:r>
+      <w:r>
+        <w:rPr>
+          <w:rFonts w:ascii="Consolas" w:hAnsi="Consolas"/>
+          <w:color w:val="2F6F9F"/>
+          <w:sz w:val="18"/>
+        </w:rPr>
+        <w:t>revenue_per_month</w:t>
+      </w:r>
+      <w:r>
+        <w:t xml:space="preserve">. On that basis revenue climbed 30.9% from 2020 to the 2022 peak, then fell 15.8% in 2023 and a further 2.2% in 2024, finishing </w:t>
+      </w:r>
+      <w:r>
+        <w:rPr>
+          <w:b/>
+        </w:rPr>
+        <w:t>17.6% below the peak</w:t>
+      </w:r>
+      <w:r>
+        <w:t xml:space="preserve">. The decisive detail is that </w:t>
       </w:r>
       <w:r>
         <w:rPr>
@@ -6148,7 +6498,7 @@
         <w:t>average line value barely moved</w:t>
       </w:r>
       <w:r>
-        <w:t xml:space="preserve"> across all five years (5,010–5,444, a 9% spread) while </w:t>
+        <w:t xml:space="preserve"> across all five years (5,008–5,444, a 9% spread) while </w:t>
       </w:r>
       <w:r>
         <w:rPr>
@@ -6157,7 +6507,7 @@
         <w:t>transaction count moved a lot</w:t>
       </w:r>
       <w:r>
-        <w:t xml:space="preserve"> (171 → 288 → 240). The company is not being forced into smaller or cheaper orders; it is simply writing fewer of them. That points the investigation at demand and product availability, not at pricing. Margin held between 23.97% and 26.93% throughout, confirming that profitability per sale was never the issue.</w:t>
+        <w:t xml:space="preserve"> (18.6 lines per month in 2020, 24.0 in 2022, 20.0 in 2024). The company is not being forced into smaller or cheaper orders; it is simply writing fewer of them. That points the investigation at demand and product availability, not at pricing. Margin held between 23.97% and 26.93% throughout, confirming that profitability per sale was never the issue.</w:t>
       </w:r>
     </w:p>
     <w:p>
@@ -6167,7 +6517,7 @@
       <w:r>
         <w:drawing>
           <wp:inline xmlns:a="http://schemas.openxmlformats.org/drawingml/2006/main" xmlns:pic="http://schemas.openxmlformats.org/drawingml/2006/picture">
-            <wp:extent cx="5486400" cy="3028738"/>
+            <wp:extent cx="5486400" cy="3430946"/>
             <wp:docPr id="1" name="Picture 1"/>
             <wp:cNvGraphicFramePr>
               <a:graphicFrameLocks noChangeAspect="1"/>
@@ -6188,7 +6538,7 @@
                   <pic:spPr>
                     <a:xfrm>
                       <a:off x="0" y="0"/>
-                      <a:ext cx="5486400" cy="3028738"/>
+                      <a:ext cx="5486400" cy="3430946"/>
                     </a:xfrm>
                     <a:prstGeom prst="rect"/>
                   </pic:spPr>
@@ -6242,7 +6592,7 @@
         <w:t>Business Interpretation — answers Business Question 3 (part 1).</w:t>
       </w:r>
       <w:r>
-        <w:t xml:space="preserve"> Demand is strongly seasonal and the peak is late. December (11.05% of annual revenue) and October (10.66%) are the two strongest months; Q4 as a whole carries 29.3% of the year against the 25% a flat distribution would give. January is the trough at 4.72% — barely 43% of a December. Notably the peak is driven by </w:t>
+        <w:t xml:space="preserve"> Demand is strongly seasonal and the peak is late. December (11.09% of annual revenue) and October (10.70%) are the two strongest months; Q4 as a whole carries 29.4% of the year against the 25% a flat distribution would give. January is the trough at 4.73% — barely 43% of a December. Notably the peak is driven by </w:t>
       </w:r>
       <w:r>
         <w:rPr>
@@ -9678,7 +10028,7 @@
               <w:rPr>
                 <w:sz w:val="18"/>
               </w:rPr>
-              <w:t>20.76%</w:t>
+              <w:t>20.28%</w:t>
             </w:r>
           </w:p>
         </w:tc>
@@ -9700,7 +10050,7 @@
                 <w:b/>
                 <w:sz w:val="18"/>
               </w:rPr>
-              <w:t>30.61%</w:t>
+              <w:t>30.79%</w:t>
             </w:r>
           </w:p>
         </w:tc>
@@ -9721,7 +10071,7 @@
               <w:rPr>
                 <w:sz w:val="18"/>
               </w:rPr>
-              <w:t>23.55%</w:t>
+              <w:t>23.69%</w:t>
             </w:r>
           </w:p>
         </w:tc>
@@ -9742,7 +10092,7 @@
               <w:rPr>
                 <w:sz w:val="18"/>
               </w:rPr>
-              <w:t>25.09%</w:t>
+              <w:t>25.24%</w:t>
             </w:r>
           </w:p>
         </w:tc>
@@ -9894,7 +10244,7 @@
               <w:rPr>
                 <w:sz w:val="18"/>
               </w:rPr>
-              <w:t>17.47%</w:t>
+              <w:t>17.01%</w:t>
             </w:r>
           </w:p>
         </w:tc>
@@ -9915,7 +10265,7 @@
               <w:rPr>
                 <w:sz w:val="18"/>
               </w:rPr>
-              <w:t>24.86%</w:t>
+              <w:t>25.00%</w:t>
             </w:r>
           </w:p>
         </w:tc>
@@ -9936,7 +10286,7 @@
               <w:rPr>
                 <w:sz w:val="18"/>
               </w:rPr>
-              <w:t>25.68%</w:t>
+              <w:t>25.83%</w:t>
             </w:r>
           </w:p>
         </w:tc>
@@ -9958,7 +10308,7 @@
                 <w:b/>
                 <w:sz w:val="18"/>
               </w:rPr>
-              <w:t>31.98%</w:t>
+              <w:t>32.16%</w:t>
             </w:r>
           </w:p>
         </w:tc>
@@ -9995,7 +10345,7 @@
         <w:t>not universal</w:t>
       </w:r>
       <w:r>
-        <w:t xml:space="preserve">, and this is the finding most likely to change how the business plans. Furniture and Office Supplies both peak in Q4 (30.8% and 32.0% of their own annual revenue), consistent with holiday and new-fiscal-year buying. </w:t>
+        <w:t xml:space="preserve">, and this is the finding most likely to change how the business plans. Furniture and Office Supplies both peak in Q4 (30.8% and 32.2% of their own annual revenue), consistent with holiday and new-fiscal-year buying. </w:t>
       </w:r>
       <w:r>
         <w:rPr>
@@ -10004,7 +10354,7 @@
         <w:t>Electronics does not</w:t>
       </w:r>
       <w:r>
-        <w:t xml:space="preserve"> — it peaks in Q2 at 30.61% and Q4 is only its second-best quarter. Planning Electronics inventory against the blended company seasonal curve therefore over-stocks it in Q4 and under-stocks it in Q2, every year.</w:t>
+        <w:t xml:space="preserve"> — it peaks in Q2 at 30.79% and Q4 is only its second-best quarter. Planning Electronics inventory against the blended company seasonal curve therefore over-stocks it in Q4 and under-stocks it in Q2, every year.</w:t>
       </w:r>
     </w:p>
     <w:p>
@@ -10045,7 +10395,7 @@
         <w:t>Growth stopped in 2022.</w:t>
       </w:r>
       <w:r>
-        <w:t xml:space="preserve"> Revenue is 17.6% below its peak, but margin never moved and average order value never moved — the company is writing fewer orders, not worse ones. </w:t>
+        <w:t xml:space="preserve"> Revenue per month is 17.6% below its peak, but margin never moved and average order value never moved — the company is writing fewer orders, not worse ones. </w:t>
       </w:r>
       <w:r>
         <w:rPr>

--- a/reports/Checkpoint_1_Report.docx
+++ b/reports/Checkpoint_1_Report.docx
@@ -4538,6 +4538,22 @@
       </w:r>
     </w:p>
     <w:p>
+      <w:r>
+        <w:t xml:space="preserve">A single file, </w:t>
+      </w:r>
+      <w:r>
+        <w:rPr>
+          <w:rFonts w:ascii="Consolas" w:hAnsi="Consolas"/>
+          <w:color w:val="2F6F9F"/>
+          <w:sz w:val="18"/>
+        </w:rPr>
+        <w:t>sql/02_mysql_full_import.sql</w:t>
+      </w:r>
+      <w:r>
+        <w:t>, creates the database, all eight tables with their constraints, and loads all the data. In phpMyAdmin it goes through the Import tab; from a terminal:</w:t>
+      </w:r>
+    </w:p>
+    <w:p>
       <w:pPr>
         <w:spacing w:before="80" w:after="160"/>
         <w:ind w:left="360"/>
@@ -4548,11 +4564,25 @@
           <w:color w:val="333D47"/>
           <w:sz w:val="17"/>
         </w:rPr>
-        <w:t>mysql -u root -p &lt; sql/01_schema_mysql.sql</w:t>
-        <w:br/>
-        <w:t>mysql -u root -p sales_trend &lt; sql/03_insert_data.sql</w:t>
+        <w:t>mysql -u root -p &lt; sql/02_mysql_full_import.sql</w:t>
         <w:br/>
         <w:t>mysql -u root -p sales_trend &lt; sql/04_queries.sql</w:t>
+      </w:r>
+    </w:p>
+    <w:p>
+      <w:r>
+        <w:t xml:space="preserve">The import ends with its own verification block, whose final row must read </w:t>
+      </w:r>
+      <w:r>
+        <w:rPr>
+          <w:rFonts w:ascii="Consolas" w:hAnsi="Consolas"/>
+          <w:color w:val="2F6F9F"/>
+          <w:sz w:val="18"/>
+        </w:rPr>
+        <w:t>1194 | 6182639.00 | 547 | 57 | 0 | 0</w:t>
+      </w:r>
+      <w:r>
+        <w:t xml:space="preserve"> — the last two columns are orphan-row counts, so zeros are proof of referential integrity.</w:t>
       </w:r>
     </w:p>
     <w:p>
@@ -4994,6 +5024,20 @@
           <w:sz w:val="20"/>
         </w:rPr>
         <w:t>Table 6. Populated row counts verified after load.</w:t>
+      </w:r>
+    </w:p>
+    <w:p>
+      <w:r>
+        <w:t xml:space="preserve">The schema creates </w:t>
+      </w:r>
+      <w:r>
+        <w:rPr>
+          <w:b/>
+        </w:rPr>
+        <w:t>8 primary keys, 7 foreign keys, 6 unique constraints and 4 check constraints</w:t>
+      </w:r>
+      <w:r>
+        <w:t>, all verified on a live MySQL-compatible server; both foreign keys and check constraints were confirmed to reject invalid rows.</w:t>
       </w:r>
     </w:p>
     <w:p>
@@ -6409,7 +6453,7 @@
               <w:rPr>
                 <w:sz w:val="18"/>
               </w:rPr>
-              <w:t>5,010.32</w:t>
+              <w:t>5,010.33</w:t>
             </w:r>
           </w:p>
         </w:tc>
@@ -6448,6 +6492,11 @@
           <w:sz w:val="20"/>
         </w:rPr>
         <w:t>Table 7. Q3 — annual sales trend, 2020–2024.</w:t>
+      </w:r>
+    </w:p>
+    <w:p>
+      <w:r>
+        <w:t>_The 2024 average line value is exactly 5,010.325. MySQL rounds half away from zero and reports 5,010.33; tools that round half to even report 5,010.32._</w:t>
       </w:r>
     </w:p>
     <w:p>

--- a/reports/Checkpoint_1_Report.docx
+++ b/reports/Checkpoint_1_Report.docx
@@ -2124,7 +2124,7 @@
           <w:color w:val="2F6F9F"/>
           <w:sz w:val="18"/>
         </w:rPr>
-        <w:t>dim_date</w:t>
+        <w:t>dates</w:t>
       </w:r>
       <w:r>
         <w:t xml:space="preserve"> carries two flags, </w:t>
@@ -2347,7 +2347,7 @@
           <w:color w:val="2F6F9F"/>
           <w:sz w:val="18"/>
         </w:rPr>
-        <w:t>dim_date</w:t>
+        <w:t>dates</w:t>
       </w:r>
       <w:r>
         <w:t>.</w:t>
@@ -2415,7 +2415,7 @@
           <w:color w:val="2F6F9F"/>
           <w:sz w:val="18"/>
         </w:rPr>
-        <w:t>dim_date.is_complete_year</w:t>
+        <w:t>dates.is_complete_year</w:t>
       </w:r>
       <w:r>
         <w:t xml:space="preserve"> and </w:t>
@@ -2426,7 +2426,7 @@
           <w:color w:val="2F6F9F"/>
           <w:sz w:val="18"/>
         </w:rPr>
-        <w:t>dim_date.is_complete_month</w:t>
+        <w:t>dates.is_complete_month</w:t>
       </w:r>
       <w:r>
         <w:t xml:space="preserve"> so every trend query excludes the partial 2025 year and the two part-months (March 2020, March 2025) explicitly rather than by convention.</w:t>
@@ -2437,7 +2437,7 @@
         <w:pStyle w:val="ListNumber"/>
       </w:pPr>
       <w:r>
-        <w:t>Split the flat file into six dimension tables and one fact table with enforced foreign keys; the build fails on any referential-integrity violation (</w:t>
+        <w:t>Split the flat file into seven dimension tables and one fact table with enforced foreign keys; the build fails on any referential-integrity violation (</w:t>
       </w:r>
       <w:r>
         <w:rPr>
@@ -3810,19 +3810,19 @@
           <w:color w:val="333D47"/>
           <w:sz w:val="17"/>
         </w:rPr>
-        <w:t>dim_state ──&lt; dim_city ──&lt; dim_customer ──┐</w:t>
+        <w:t>states ──&lt; cities ──&lt; customers ──┐</w:t>
         <w:br/>
         <w:t xml:space="preserve">                                          │</w:t>
         <w:br/>
-        <w:t>dim_category ──&lt; dim_sub_category ────────┼──&lt; fact_sales</w:t>
+        <w:t>categories ──&lt; sub_categories ────────┼──&lt; sales</w:t>
         <w:br/>
         <w:t xml:space="preserve">                                          │</w:t>
         <w:br/>
-        <w:t>dim_payment_mode ─────────────────────────┤</w:t>
+        <w:t>payment_modes ─────────────────────────┤</w:t>
         <w:br/>
         <w:t xml:space="preserve">                                          │</w:t>
         <w:br/>
-        <w:t>dim_date ─────────────────────────────────┘</w:t>
+        <w:t>dates ─────────────────────────────────┘</w:t>
       </w:r>
     </w:p>
     <w:p>
@@ -3830,7 +3830,7 @@
         <w:rPr>
           <w:b/>
         </w:rPr>
-        <w:t>Star schema, 7 tables.</w:t>
+        <w:t>Star schema, 8 tables.</w:t>
       </w:r>
       <w:r>
         <w:t xml:space="preserve"> </w:t>
@@ -3841,10 +3841,83 @@
           <w:color w:val="2F6F9F"/>
           <w:sz w:val="18"/>
         </w:rPr>
-        <w:t>fact_sales</w:t>
-      </w:r>
-      <w:r>
-        <w:t xml:space="preserve"> sits at the centre at a grain of one transaction line, with six dimensions hanging off it.</w:t>
+        <w:t>sales</w:t>
+      </w:r>
+      <w:r>
+        <w:t xml:space="preserve"> is the </w:t>
+      </w:r>
+      <w:r>
+        <w:rPr>
+          <w:b/>
+        </w:rPr>
+        <w:t>fact table</w:t>
+      </w:r>
+      <w:r>
+        <w:t xml:space="preserve"> — it holds the additive measures (</w:t>
+      </w:r>
+      <w:r>
+        <w:rPr>
+          <w:rFonts w:ascii="Consolas" w:hAnsi="Consolas"/>
+          <w:color w:val="2F6F9F"/>
+          <w:sz w:val="18"/>
+        </w:rPr>
+        <w:t>quantity</w:t>
+      </w:r>
+      <w:r>
+        <w:t xml:space="preserve">, </w:t>
+      </w:r>
+      <w:r>
+        <w:rPr>
+          <w:rFonts w:ascii="Consolas" w:hAnsi="Consolas"/>
+          <w:color w:val="2F6F9F"/>
+          <w:sz w:val="18"/>
+        </w:rPr>
+        <w:t>amount</w:t>
+      </w:r>
+      <w:r>
+        <w:t xml:space="preserve">, </w:t>
+      </w:r>
+      <w:r>
+        <w:rPr>
+          <w:rFonts w:ascii="Consolas" w:hAnsi="Consolas"/>
+          <w:color w:val="2F6F9F"/>
+          <w:sz w:val="18"/>
+        </w:rPr>
+        <w:t>profit</w:t>
+      </w:r>
+      <w:r>
+        <w:t xml:space="preserve">) at a grain of one transaction line. The other seven are </w:t>
+      </w:r>
+      <w:r>
+        <w:rPr>
+          <w:b/>
+        </w:rPr>
+        <w:t>dimension tables</w:t>
+      </w:r>
+      <w:r>
+        <w:t xml:space="preserve">, holding the descriptive attributes those measures are sliced by. The tables are named plainly rather than with </w:t>
+      </w:r>
+      <w:r>
+        <w:rPr>
+          <w:rFonts w:ascii="Consolas" w:hAnsi="Consolas"/>
+          <w:color w:val="2F6F9F"/>
+          <w:sz w:val="18"/>
+        </w:rPr>
+        <w:t>fact_</w:t>
+      </w:r>
+      <w:r>
+        <w:t>/</w:t>
+      </w:r>
+      <w:r>
+        <w:rPr>
+          <w:rFonts w:ascii="Consolas" w:hAnsi="Consolas"/>
+          <w:color w:val="2F6F9F"/>
+          <w:sz w:val="18"/>
+        </w:rPr>
+        <w:t>dim_</w:t>
+      </w:r>
+      <w:r>
+        <w:t xml:space="preserve"> prefixes; the roles come from the design, not the names.</w:t>
       </w:r>
     </w:p>
     <w:tbl>
@@ -3936,7 +4009,7 @@
                 <w:color w:val="2F6F9F"/>
                 <w:sz w:val="18"/>
               </w:rPr>
-              <w:t>dim_state</w:t>
+              <w:t>states</w:t>
             </w:r>
           </w:p>
         </w:tc>
@@ -3959,7 +4032,7 @@
                 <w:color w:val="2F6F9F"/>
                 <w:sz w:val="18"/>
               </w:rPr>
-              <w:t>dim_city</w:t>
+              <w:t>cities</w:t>
             </w:r>
           </w:p>
         </w:tc>
@@ -4005,7 +4078,7 @@
                 <w:color w:val="2F6F9F"/>
                 <w:sz w:val="18"/>
               </w:rPr>
-              <w:t>dim_city</w:t>
+              <w:t>cities</w:t>
             </w:r>
           </w:p>
         </w:tc>
@@ -4028,7 +4101,7 @@
                 <w:color w:val="2F6F9F"/>
                 <w:sz w:val="18"/>
               </w:rPr>
-              <w:t>dim_customer</w:t>
+              <w:t>customers</w:t>
             </w:r>
           </w:p>
         </w:tc>
@@ -4074,7 +4147,7 @@
                 <w:color w:val="2F6F9F"/>
                 <w:sz w:val="18"/>
               </w:rPr>
-              <w:t>dim_category</w:t>
+              <w:t>categories</w:t>
             </w:r>
           </w:p>
         </w:tc>
@@ -4097,7 +4170,7 @@
                 <w:color w:val="2F6F9F"/>
                 <w:sz w:val="18"/>
               </w:rPr>
-              <w:t>dim_sub_category</w:t>
+              <w:t>sub_categories</w:t>
             </w:r>
           </w:p>
         </w:tc>
@@ -4143,7 +4216,7 @@
                 <w:color w:val="2F6F9F"/>
                 <w:sz w:val="18"/>
               </w:rPr>
-              <w:t>dim_customer</w:t>
+              <w:t>customers</w:t>
             </w:r>
           </w:p>
         </w:tc>
@@ -4166,7 +4239,7 @@
                 <w:color w:val="2F6F9F"/>
                 <w:sz w:val="18"/>
               </w:rPr>
-              <w:t>fact_sales</w:t>
+              <w:t>sales</w:t>
             </w:r>
           </w:p>
         </w:tc>
@@ -4212,7 +4285,7 @@
                 <w:color w:val="2F6F9F"/>
                 <w:sz w:val="18"/>
               </w:rPr>
-              <w:t>dim_sub_category</w:t>
+              <w:t>sub_categories</w:t>
             </w:r>
           </w:p>
         </w:tc>
@@ -4235,7 +4308,7 @@
                 <w:color w:val="2F6F9F"/>
                 <w:sz w:val="18"/>
               </w:rPr>
-              <w:t>fact_sales</w:t>
+              <w:t>sales</w:t>
             </w:r>
           </w:p>
         </w:tc>
@@ -4281,7 +4354,7 @@
                 <w:color w:val="2F6F9F"/>
                 <w:sz w:val="18"/>
               </w:rPr>
-              <w:t>dim_payment_mode</w:t>
+              <w:t>payment_modes</w:t>
             </w:r>
           </w:p>
         </w:tc>
@@ -4304,7 +4377,7 @@
                 <w:color w:val="2F6F9F"/>
                 <w:sz w:val="18"/>
               </w:rPr>
-              <w:t>fact_sales</w:t>
+              <w:t>sales</w:t>
             </w:r>
           </w:p>
         </w:tc>
@@ -4350,7 +4423,7 @@
                 <w:color w:val="2F6F9F"/>
                 <w:sz w:val="18"/>
               </w:rPr>
-              <w:t>dim_date</w:t>
+              <w:t>dates</w:t>
             </w:r>
           </w:p>
         </w:tc>
@@ -4373,7 +4446,7 @@
                 <w:color w:val="2F6F9F"/>
                 <w:sz w:val="18"/>
               </w:rPr>
-              <w:t>fact_sales</w:t>
+              <w:t>sales</w:t>
             </w:r>
           </w:p>
         </w:tc>
@@ -4663,7 +4736,7 @@
                 <w:color w:val="2F6F9F"/>
                 <w:sz w:val="18"/>
               </w:rPr>
-              <w:t>dim_state</w:t>
+              <w:t>states</w:t>
             </w:r>
           </w:p>
         </w:tc>
@@ -4709,7 +4782,7 @@
                 <w:color w:val="2F6F9F"/>
                 <w:sz w:val="18"/>
               </w:rPr>
-              <w:t>dim_city</w:t>
+              <w:t>cities</w:t>
             </w:r>
           </w:p>
         </w:tc>
@@ -4755,7 +4828,7 @@
                 <w:color w:val="2F6F9F"/>
                 <w:sz w:val="18"/>
               </w:rPr>
-              <w:t>dim_category</w:t>
+              <w:t>categories</w:t>
             </w:r>
           </w:p>
         </w:tc>
@@ -4801,7 +4874,7 @@
                 <w:color w:val="2F6F9F"/>
                 <w:sz w:val="18"/>
               </w:rPr>
-              <w:t>dim_sub_category</w:t>
+              <w:t>sub_categories</w:t>
             </w:r>
           </w:p>
         </w:tc>
@@ -4847,7 +4920,7 @@
                 <w:color w:val="2F6F9F"/>
                 <w:sz w:val="18"/>
               </w:rPr>
-              <w:t>dim_payment_mode</w:t>
+              <w:t>payment_modes</w:t>
             </w:r>
           </w:p>
         </w:tc>
@@ -4893,7 +4966,7 @@
                 <w:color w:val="2F6F9F"/>
                 <w:sz w:val="18"/>
               </w:rPr>
-              <w:t>dim_customer</w:t>
+              <w:t>customers</w:t>
             </w:r>
           </w:p>
         </w:tc>
@@ -4939,7 +5012,7 @@
                 <w:color w:val="2F6F9F"/>
                 <w:sz w:val="18"/>
               </w:rPr>
-              <w:t>dim_date</w:t>
+              <w:t>dates</w:t>
             </w:r>
           </w:p>
         </w:tc>
@@ -4985,7 +5058,7 @@
                 <w:color w:val="2F6F9F"/>
                 <w:sz w:val="18"/>
               </w:rPr>
-              <w:t>fact_sales</w:t>
+              <w:t>sales</w:t>
             </w:r>
           </w:p>
         </w:tc>
@@ -5047,7 +5120,7 @@
           <w:color w:val="2F6F9F"/>
           <w:sz w:val="18"/>
         </w:rPr>
-        <w:t>fact_sales</w:t>
+        <w:t>sales</w:t>
       </w:r>
       <w:r>
         <w:t xml:space="preserve"> holds exactly the 1,194 rows of the raw file — no transaction was lost or invented in normalisation. </w:t>
@@ -5058,7 +5131,7 @@
           <w:color w:val="2F6F9F"/>
           <w:sz w:val="18"/>
         </w:rPr>
-        <w:t>dim_customer</w:t>
+        <w:t>customers</w:t>
       </w:r>
       <w:r>
         <w:t xml:space="preserve"> has 807 rows against 802 distinct names, the 5 extra rows being the names that appear in more than one city.</w:t>
@@ -5085,7 +5158,7 @@
           <w:color w:val="2F6F9F"/>
           <w:sz w:val="18"/>
         </w:rPr>
-        <w:t>SELECT COUNT(*) FROM fact_sales;</w:t>
+        <w:t>SELECT COUNT(*) FROM sales;</w:t>
       </w:r>
       <w:r>
         <w:t xml:space="preserve"> here.)_</w:t>
@@ -5198,7 +5271,7 @@
           <w:color w:val="2F6F9F"/>
           <w:sz w:val="18"/>
         </w:rPr>
-        <w:t>fact_sales</w:t>
+        <w:t>sales</w:t>
       </w:r>
       <w:r>
         <w:t>.</w:t>
@@ -6741,7 +6814,7 @@
           <w:color w:val="2F6F9F"/>
           <w:sz w:val="18"/>
         </w:rPr>
-        <w:t>fact_sales → dim_date</w:t>
+        <w:t>sales → dates</w:t>
       </w:r>
       <w:r>
         <w:t xml:space="preserve">, </w:t>
@@ -6752,7 +6825,7 @@
           <w:color w:val="2F6F9F"/>
           <w:sz w:val="18"/>
         </w:rPr>
-        <w:t>dim_sub_category → dim_category</w:t>
+        <w:t>sub_categories → categories</w:t>
       </w:r>
       <w:r>
         <w:t>.</w:t>
@@ -7375,7 +7448,7 @@
           <w:color w:val="2F6F9F"/>
           <w:sz w:val="18"/>
         </w:rPr>
-        <w:t>fact_sales → dim_customer → dim_city → dim_state</w:t>
+        <w:t>sales → customers → cities → states</w:t>
       </w:r>
       <w:r>
         <w:t>.</w:t>

--- a/reports/Checkpoint_1_Report.docx
+++ b/reports/Checkpoint_1_Report.docx
@@ -507,7 +507,7 @@
         <w:rPr>
           <w:i/>
         </w:rPr>
-        <w:t>(Answered by Q3, Figure 1.)</w:t>
+        <w:t>(Answered by Q3, Figure 2.)</w:t>
       </w:r>
     </w:p>
     <w:p>
@@ -527,7 +527,7 @@
         <w:rPr>
           <w:i/>
         </w:rPr>
-        <w:t>(Answered by Q5, Q7, Figure 3.)</w:t>
+        <w:t>(Answered by Q5, Q7, Figure 4.)</w:t>
       </w:r>
     </w:p>
     <w:p>
@@ -547,7 +547,7 @@
         <w:rPr>
           <w:i/>
         </w:rPr>
-        <w:t>(Answered by Q4, Q8, Figure 2.)</w:t>
+        <w:t>(Answered by Q4, Q8, Figure 3.)</w:t>
       </w:r>
     </w:p>
     <w:p>
@@ -3784,8 +3784,83 @@
       </w:r>
     </w:p>
     <w:p>
-      <w:r>
-        <w:t xml:space="preserve">The full diagram, in Mermaid source that renders directly on GitHub, is in </w:t>
+      <w:pPr>
+        <w:jc w:val="center"/>
+      </w:pPr>
+      <w:r>
+        <w:drawing>
+          <wp:inline xmlns:a="http://schemas.openxmlformats.org/drawingml/2006/main" xmlns:pic="http://schemas.openxmlformats.org/drawingml/2006/picture">
+            <wp:extent cx="5486400" cy="2879194"/>
+            <wp:docPr id="1" name="Picture 1"/>
+            <wp:cNvGraphicFramePr>
+              <a:graphicFrameLocks noChangeAspect="1"/>
+            </wp:cNvGraphicFramePr>
+            <a:graphic>
+              <a:graphicData uri="http://schemas.openxmlformats.org/drawingml/2006/picture">
+                <pic:pic>
+                  <pic:nvPicPr>
+                    <pic:cNvPr id="0" name="erd.png"/>
+                    <pic:cNvPicPr/>
+                  </pic:nvPicPr>
+                  <pic:blipFill>
+                    <a:blip r:embed="rId9"/>
+                    <a:stretch>
+                      <a:fillRect/>
+                    </a:stretch>
+                  </pic:blipFill>
+                  <pic:spPr>
+                    <a:xfrm>
+                      <a:off x="0" y="0"/>
+                      <a:ext cx="5486400" cy="2879194"/>
+                    </a:xfrm>
+                    <a:prstGeom prst="rect"/>
+                  </pic:spPr>
+                </pic:pic>
+              </a:graphicData>
+            </a:graphic>
+          </wp:inline>
+        </w:drawing>
+      </w:r>
+    </w:p>
+    <w:p>
+      <w:pPr>
+        <w:spacing w:after="200" w:line="240" w:lineRule="auto"/>
+        <w:jc w:val="center"/>
+      </w:pPr>
+      <w:r>
+        <w:rPr>
+          <w:i/>
+          <w:color w:val="7B8994"/>
+          <w:sz w:val="20"/>
+        </w:rPr>
+        <w:t>Figure 1. Entity-Relationship Diagram of the sales_trend database. PK marks a primary key, FK a foreign key; the bar denotes the "one" side of a relationship and the crow's foot the "many" side.</w:t>
+      </w:r>
+    </w:p>
+    <w:p>
+      <w:r>
+        <w:t xml:space="preserve">The diagram is generated directly from the schema by </w:t>
+      </w:r>
+      <w:r>
+        <w:rPr>
+          <w:rFonts w:ascii="Consolas" w:hAnsi="Consolas"/>
+          <w:color w:val="2F6F9F"/>
+          <w:sz w:val="18"/>
+        </w:rPr>
+        <w:t>scripts/make_erd.py</w:t>
+      </w:r>
+      <w:r>
+        <w:t xml:space="preserve">, which cross-checks the parsed DDL against the built database before drawing, so it cannot drift out of step with the tables it documents. A vector copy for printing is at </w:t>
+      </w:r>
+      <w:r>
+        <w:rPr>
+          <w:rFonts w:ascii="Consolas" w:hAnsi="Consolas"/>
+          <w:color w:val="2F6F9F"/>
+          <w:sz w:val="18"/>
+        </w:rPr>
+        <w:t>docs/figures/erd.svg</w:t>
+      </w:r>
+      <w:r>
+        <w:t xml:space="preserve">, and Mermaid source that renders on GitHub is in </w:t>
       </w:r>
       <w:r>
         <w:rPr>
@@ -3796,33 +3871,7 @@
         <w:t>docs/erd.md</w:t>
       </w:r>
       <w:r>
-        <w:t>. Structure:</w:t>
-      </w:r>
-    </w:p>
-    <w:p>
-      <w:pPr>
-        <w:spacing w:before="80" w:after="160"/>
-        <w:ind w:left="360"/>
-      </w:pPr>
-      <w:r>
-        <w:rPr>
-          <w:rFonts w:ascii="Consolas" w:hAnsi="Consolas"/>
-          <w:color w:val="333D47"/>
-          <w:sz w:val="17"/>
-        </w:rPr>
-        <w:t>states ──&lt; cities ──&lt; customers ──┐</w:t>
-        <w:br/>
-        <w:t xml:space="preserve">                                          │</w:t>
-        <w:br/>
-        <w:t>categories ──&lt; sub_categories ────────┼──&lt; sales</w:t>
-        <w:br/>
-        <w:t xml:space="preserve">                                          │</w:t>
-        <w:br/>
-        <w:t>payment_modes ─────────────────────────┤</w:t>
-        <w:br/>
-        <w:t xml:space="preserve">                                          │</w:t>
-        <w:br/>
-        <w:t>dates ─────────────────────────────────┘</w:t>
+        <w:t>.</w:t>
       </w:r>
     </w:p>
     <w:p>
@@ -6640,7 +6689,7 @@
         <w:drawing>
           <wp:inline xmlns:a="http://schemas.openxmlformats.org/drawingml/2006/main" xmlns:pic="http://schemas.openxmlformats.org/drawingml/2006/picture">
             <wp:extent cx="5486400" cy="3430946"/>
-            <wp:docPr id="1" name="Picture 1"/>
+            <wp:docPr id="2" name="Picture 2"/>
             <wp:cNvGraphicFramePr>
               <a:graphicFrameLocks noChangeAspect="1"/>
             </wp:cNvGraphicFramePr>
@@ -6652,7 +6701,7 @@
                     <pic:cNvPicPr/>
                   </pic:nvPicPr>
                   <pic:blipFill>
-                    <a:blip r:embed="rId9"/>
+                    <a:blip r:embed="rId10"/>
                     <a:stretch>
                       <a:fillRect/>
                     </a:stretch>
@@ -6682,7 +6731,7 @@
           <w:color w:val="7B8994"/>
           <w:sz w:val="20"/>
         </w:rPr>
-        <w:t>Figure 1. Annual revenue and profit, 2020–2024. Revenue peaked in 2022.</w:t>
+        <w:t>Figure 2. Annual revenue and profit, 2020–2024. Revenue peaked in 2022.</w:t>
       </w:r>
     </w:p>
     <w:p>
@@ -6733,648 +6782,6 @@
       </w:r>
       <w:r>
         <w:t xml:space="preserve"> the 5,010–5,444 range of the annual averages in Q3. October is the same story, 120 lines at 5,271. The operational implication is that Q4 pressure is a throughput and fulfilment problem — more orders to pick, pack and ship — not a high-value-order problem, so the right response is staffing and warehouse capacity rather than premium stock.</w:t>
-      </w:r>
-    </w:p>
-    <w:p>
-      <w:pPr>
-        <w:jc w:val="center"/>
-      </w:pPr>
-      <w:r>
-        <w:drawing>
-          <wp:inline xmlns:a="http://schemas.openxmlformats.org/drawingml/2006/main" xmlns:pic="http://schemas.openxmlformats.org/drawingml/2006/picture">
-            <wp:extent cx="5486400" cy="3083180"/>
-            <wp:docPr id="2" name="Picture 2"/>
-            <wp:cNvGraphicFramePr>
-              <a:graphicFrameLocks noChangeAspect="1"/>
-            </wp:cNvGraphicFramePr>
-            <a:graphic>
-              <a:graphicData uri="http://schemas.openxmlformats.org/drawingml/2006/picture">
-                <pic:pic>
-                  <pic:nvPicPr>
-                    <pic:cNvPr id="0" name="fig2_monthly_seasonality.png"/>
-                    <pic:cNvPicPr/>
-                  </pic:nvPicPr>
-                  <pic:blipFill>
-                    <a:blip r:embed="rId10"/>
-                    <a:stretch>
-                      <a:fillRect/>
-                    </a:stretch>
-                  </pic:blipFill>
-                  <pic:spPr>
-                    <a:xfrm>
-                      <a:off x="0" y="0"/>
-                      <a:ext cx="5486400" cy="3083180"/>
-                    </a:xfrm>
-                    <a:prstGeom prst="rect"/>
-                  </pic:spPr>
-                </pic:pic>
-              </a:graphicData>
-            </a:graphic>
-          </wp:inline>
-        </w:drawing>
-      </w:r>
-    </w:p>
-    <w:p>
-      <w:pPr>
-        <w:spacing w:after="200" w:line="240" w:lineRule="auto"/>
-        <w:jc w:val="center"/>
-      </w:pPr>
-      <w:r>
-        <w:rPr>
-          <w:i/>
-          <w:color w:val="7B8994"/>
-          <w:sz w:val="20"/>
-        </w:rPr>
-        <w:t>Figure 2. Revenue by calendar month, 2020–2024 pooled. Demand concentrates in October and December.</w:t>
-      </w:r>
-    </w:p>
-    <w:p>
-      <w:pPr>
-        <w:pStyle w:val="Heading2"/>
-      </w:pPr>
-      <w:r>
-        <w:t>3. Multi-Table Joins</w:t>
-      </w:r>
-    </w:p>
-    <w:p>
-      <w:pPr>
-        <w:pStyle w:val="Heading3"/>
-      </w:pPr>
-      <w:r>
-        <w:t>Q5 — Revenue by category per year</w:t>
-      </w:r>
-    </w:p>
-    <w:p>
-      <w:r>
-        <w:t xml:space="preserve">Joins 4 tables: </w:t>
-      </w:r>
-      <w:r>
-        <w:rPr>
-          <w:rFonts w:ascii="Consolas" w:hAnsi="Consolas"/>
-          <w:color w:val="2F6F9F"/>
-          <w:sz w:val="18"/>
-        </w:rPr>
-        <w:t>sales → dates</w:t>
-      </w:r>
-      <w:r>
-        <w:t xml:space="preserve">, </w:t>
-      </w:r>
-      <w:r>
-        <w:rPr>
-          <w:rFonts w:ascii="Consolas" w:hAnsi="Consolas"/>
-          <w:color w:val="2F6F9F"/>
-          <w:sz w:val="18"/>
-        </w:rPr>
-        <w:t>sub_categories → categories</w:t>
-      </w:r>
-      <w:r>
-        <w:t>.</w:t>
-      </w:r>
-    </w:p>
-    <w:tbl>
-      <w:tblPr>
-        <w:tblStyle w:val="LightGrid-Accent1"/>
-        <w:tblW w:type="auto" w:w="0"/>
-        <w:jc w:val="center"/>
-        <w:tblLayout w:type="autofit"/>
-        <w:tblLook w:firstColumn="1" w:firstRow="1" w:lastColumn="0" w:lastRow="0" w:noHBand="0" w:noVBand="1" w:val="04A0"/>
-      </w:tblPr>
-      <w:tblGrid>
-        <w:gridCol w:w="1560"/>
-        <w:gridCol w:w="1560"/>
-        <w:gridCol w:w="1560"/>
-        <w:gridCol w:w="1560"/>
-        <w:gridCol w:w="1560"/>
-        <w:gridCol w:w="1560"/>
-      </w:tblGrid>
-      <w:tr>
-        <w:tc>
-          <w:tcPr>
-            <w:tcW w:type="dxa" w:w="1560"/>
-          </w:tcPr>
-          <w:p>
-            <w:r>
-              <w:rPr>
-                <w:b/>
-              </w:rPr>
-            </w:r>
-            <w:r>
-              <w:rPr>
-                <w:b/>
-              </w:rPr>
-              <w:t>category</w:t>
-            </w:r>
-          </w:p>
-        </w:tc>
-        <w:tc>
-          <w:tcPr>
-            <w:tcW w:type="dxa" w:w="1560"/>
-          </w:tcPr>
-          <w:p>
-            <w:r>
-              <w:rPr>
-                <w:b/>
-              </w:rPr>
-            </w:r>
-            <w:r>
-              <w:rPr>
-                <w:b/>
-              </w:rPr>
-              <w:t>2020</w:t>
-            </w:r>
-          </w:p>
-        </w:tc>
-        <w:tc>
-          <w:tcPr>
-            <w:tcW w:type="dxa" w:w="1560"/>
-          </w:tcPr>
-          <w:p>
-            <w:r>
-              <w:rPr>
-                <w:b/>
-              </w:rPr>
-            </w:r>
-            <w:r>
-              <w:rPr>
-                <w:b/>
-              </w:rPr>
-              <w:t>2021</w:t>
-            </w:r>
-          </w:p>
-        </w:tc>
-        <w:tc>
-          <w:tcPr>
-            <w:tcW w:type="dxa" w:w="1560"/>
-          </w:tcPr>
-          <w:p>
-            <w:r>
-              <w:rPr>
-                <w:b/>
-              </w:rPr>
-            </w:r>
-            <w:r>
-              <w:rPr>
-                <w:b/>
-              </w:rPr>
-              <w:t>2022</w:t>
-            </w:r>
-          </w:p>
-        </w:tc>
-        <w:tc>
-          <w:tcPr>
-            <w:tcW w:type="dxa" w:w="1560"/>
-          </w:tcPr>
-          <w:p>
-            <w:r>
-              <w:rPr>
-                <w:b/>
-              </w:rPr>
-            </w:r>
-            <w:r>
-              <w:rPr>
-                <w:b/>
-              </w:rPr>
-              <w:t>2023</w:t>
-            </w:r>
-          </w:p>
-        </w:tc>
-        <w:tc>
-          <w:tcPr>
-            <w:tcW w:type="dxa" w:w="1560"/>
-          </w:tcPr>
-          <w:p>
-            <w:r>
-              <w:rPr>
-                <w:b/>
-              </w:rPr>
-            </w:r>
-            <w:r>
-              <w:rPr>
-                <w:b/>
-              </w:rPr>
-              <w:t>2024</w:t>
-            </w:r>
-          </w:p>
-        </w:tc>
-      </w:tr>
-      <w:tr>
-        <w:tc>
-          <w:tcPr>
-            <w:tcW w:type="dxa" w:w="1560"/>
-          </w:tcPr>
-          <w:p>
-            <w:pPr>
-              <w:spacing w:line="240" w:lineRule="auto"/>
-            </w:pPr>
-            <w:r>
-              <w:rPr>
-                <w:sz w:val="18"/>
-              </w:rPr>
-            </w:r>
-            <w:r>
-              <w:rPr>
-                <w:sz w:val="18"/>
-              </w:rPr>
-              <w:t>Electronics</w:t>
-            </w:r>
-          </w:p>
-        </w:tc>
-        <w:tc>
-          <w:tcPr>
-            <w:tcW w:type="dxa" w:w="1560"/>
-          </w:tcPr>
-          <w:p>
-            <w:pPr>
-              <w:spacing w:line="240" w:lineRule="auto"/>
-            </w:pPr>
-            <w:r>
-              <w:rPr>
-                <w:sz w:val="18"/>
-              </w:rPr>
-            </w:r>
-            <w:r>
-              <w:rPr>
-                <w:sz w:val="18"/>
-              </w:rPr>
-              <w:t>233,178</w:t>
-            </w:r>
-          </w:p>
-        </w:tc>
-        <w:tc>
-          <w:tcPr>
-            <w:tcW w:type="dxa" w:w="1560"/>
-          </w:tcPr>
-          <w:p>
-            <w:pPr>
-              <w:spacing w:line="240" w:lineRule="auto"/>
-            </w:pPr>
-            <w:r>
-              <w:rPr>
-                <w:sz w:val="18"/>
-              </w:rPr>
-            </w:r>
-            <w:r>
-              <w:rPr>
-                <w:sz w:val="18"/>
-              </w:rPr>
-              <w:t>387,757</w:t>
-            </w:r>
-          </w:p>
-        </w:tc>
-        <w:tc>
-          <w:tcPr>
-            <w:tcW w:type="dxa" w:w="1560"/>
-          </w:tcPr>
-          <w:p>
-            <w:pPr>
-              <w:spacing w:line="240" w:lineRule="auto"/>
-            </w:pPr>
-            <w:r>
-              <w:rPr>
-                <w:sz w:val="18"/>
-              </w:rPr>
-            </w:r>
-            <w:r>
-              <w:rPr>
-                <w:sz w:val="18"/>
-              </w:rPr>
-              <w:t>478,451</w:t>
-            </w:r>
-          </w:p>
-        </w:tc>
-        <w:tc>
-          <w:tcPr>
-            <w:tcW w:type="dxa" w:w="1560"/>
-          </w:tcPr>
-          <w:p>
-            <w:pPr>
-              <w:spacing w:line="240" w:lineRule="auto"/>
-            </w:pPr>
-            <w:r>
-              <w:rPr>
-                <w:sz w:val="18"/>
-              </w:rPr>
-            </w:r>
-            <w:r>
-              <w:rPr>
-                <w:sz w:val="18"/>
-              </w:rPr>
-              <w:t>538,319</w:t>
-            </w:r>
-          </w:p>
-        </w:tc>
-        <w:tc>
-          <w:tcPr>
-            <w:tcW w:type="dxa" w:w="1560"/>
-          </w:tcPr>
-          <w:p>
-            <w:pPr>
-              <w:spacing w:line="240" w:lineRule="auto"/>
-            </w:pPr>
-            <w:r>
-              <w:rPr>
-                <w:sz w:val="18"/>
-              </w:rPr>
-            </w:r>
-            <w:r>
-              <w:rPr>
-                <w:b/>
-                <w:sz w:val="18"/>
-              </w:rPr>
-              <w:t>318,630</w:t>
-            </w:r>
-          </w:p>
-        </w:tc>
-      </w:tr>
-      <w:tr>
-        <w:tc>
-          <w:tcPr>
-            <w:tcW w:type="dxa" w:w="1560"/>
-          </w:tcPr>
-          <w:p>
-            <w:pPr>
-              <w:spacing w:line="240" w:lineRule="auto"/>
-            </w:pPr>
-            <w:r>
-              <w:rPr>
-                <w:sz w:val="18"/>
-              </w:rPr>
-            </w:r>
-            <w:r>
-              <w:rPr>
-                <w:sz w:val="18"/>
-              </w:rPr>
-              <w:t>Furniture</w:t>
-            </w:r>
-          </w:p>
-        </w:tc>
-        <w:tc>
-          <w:tcPr>
-            <w:tcW w:type="dxa" w:w="1560"/>
-          </w:tcPr>
-          <w:p>
-            <w:pPr>
-              <w:spacing w:line="240" w:lineRule="auto"/>
-            </w:pPr>
-            <w:r>
-              <w:rPr>
-                <w:sz w:val="18"/>
-              </w:rPr>
-            </w:r>
-            <w:r>
-              <w:rPr>
-                <w:sz w:val="18"/>
-              </w:rPr>
-              <w:t>299,708</w:t>
-            </w:r>
-          </w:p>
-        </w:tc>
-        <w:tc>
-          <w:tcPr>
-            <w:tcW w:type="dxa" w:w="1560"/>
-          </w:tcPr>
-          <w:p>
-            <w:pPr>
-              <w:spacing w:line="240" w:lineRule="auto"/>
-            </w:pPr>
-            <w:r>
-              <w:rPr>
-                <w:sz w:val="18"/>
-              </w:rPr>
-            </w:r>
-            <w:r>
-              <w:rPr>
-                <w:sz w:val="18"/>
-              </w:rPr>
-              <w:t>391,342</w:t>
-            </w:r>
-          </w:p>
-        </w:tc>
-        <w:tc>
-          <w:tcPr>
-            <w:tcW w:type="dxa" w:w="1560"/>
-          </w:tcPr>
-          <w:p>
-            <w:pPr>
-              <w:spacing w:line="240" w:lineRule="auto"/>
-            </w:pPr>
-            <w:r>
-              <w:rPr>
-                <w:sz w:val="18"/>
-              </w:rPr>
-            </w:r>
-            <w:r>
-              <w:rPr>
-                <w:sz w:val="18"/>
-              </w:rPr>
-              <w:t>496,353</w:t>
-            </w:r>
-          </w:p>
-        </w:tc>
-        <w:tc>
-          <w:tcPr>
-            <w:tcW w:type="dxa" w:w="1560"/>
-          </w:tcPr>
-          <w:p>
-            <w:pPr>
-              <w:spacing w:line="240" w:lineRule="auto"/>
-            </w:pPr>
-            <w:r>
-              <w:rPr>
-                <w:sz w:val="18"/>
-              </w:rPr>
-            </w:r>
-            <w:r>
-              <w:rPr>
-                <w:sz w:val="18"/>
-              </w:rPr>
-              <w:t>385,893</w:t>
-            </w:r>
-          </w:p>
-        </w:tc>
-        <w:tc>
-          <w:tcPr>
-            <w:tcW w:type="dxa" w:w="1560"/>
-          </w:tcPr>
-          <w:p>
-            <w:pPr>
-              <w:spacing w:line="240" w:lineRule="auto"/>
-            </w:pPr>
-            <w:r>
-              <w:rPr>
-                <w:sz w:val="18"/>
-              </w:rPr>
-            </w:r>
-            <w:r>
-              <w:rPr>
-                <w:sz w:val="18"/>
-              </w:rPr>
-              <w:t>415,878</w:t>
-            </w:r>
-          </w:p>
-        </w:tc>
-      </w:tr>
-      <w:tr>
-        <w:tc>
-          <w:tcPr>
-            <w:tcW w:type="dxa" w:w="1560"/>
-          </w:tcPr>
-          <w:p>
-            <w:pPr>
-              <w:spacing w:line="240" w:lineRule="auto"/>
-            </w:pPr>
-            <w:r>
-              <w:rPr>
-                <w:sz w:val="18"/>
-              </w:rPr>
-            </w:r>
-            <w:r>
-              <w:rPr>
-                <w:sz w:val="18"/>
-              </w:rPr>
-              <w:t>Office Supplies</w:t>
-            </w:r>
-          </w:p>
-        </w:tc>
-        <w:tc>
-          <w:tcPr>
-            <w:tcW w:type="dxa" w:w="1560"/>
-          </w:tcPr>
-          <w:p>
-            <w:pPr>
-              <w:spacing w:line="240" w:lineRule="auto"/>
-            </w:pPr>
-            <w:r>
-              <w:rPr>
-                <w:sz w:val="18"/>
-              </w:rPr>
-            </w:r>
-            <w:r>
-              <w:rPr>
-                <w:sz w:val="18"/>
-              </w:rPr>
-              <w:t>326,515</w:t>
-            </w:r>
-          </w:p>
-        </w:tc>
-        <w:tc>
-          <w:tcPr>
-            <w:tcW w:type="dxa" w:w="1560"/>
-          </w:tcPr>
-          <w:p>
-            <w:pPr>
-              <w:spacing w:line="240" w:lineRule="auto"/>
-            </w:pPr>
-            <w:r>
-              <w:rPr>
-                <w:sz w:val="18"/>
-              </w:rPr>
-            </w:r>
-            <w:r>
-              <w:rPr>
-                <w:sz w:val="18"/>
-              </w:rPr>
-              <w:t>402,347</w:t>
-            </w:r>
-          </w:p>
-        </w:tc>
-        <w:tc>
-          <w:tcPr>
-            <w:tcW w:type="dxa" w:w="1560"/>
-          </w:tcPr>
-          <w:p>
-            <w:pPr>
-              <w:spacing w:line="240" w:lineRule="auto"/>
-            </w:pPr>
-            <w:r>
-              <w:rPr>
-                <w:sz w:val="18"/>
-              </w:rPr>
-            </w:r>
-            <w:r>
-              <w:rPr>
-                <w:sz w:val="18"/>
-              </w:rPr>
-              <w:t>484,971</w:t>
-            </w:r>
-          </w:p>
-        </w:tc>
-        <w:tc>
-          <w:tcPr>
-            <w:tcW w:type="dxa" w:w="1560"/>
-          </w:tcPr>
-          <w:p>
-            <w:pPr>
-              <w:spacing w:line="240" w:lineRule="auto"/>
-            </w:pPr>
-            <w:r>
-              <w:rPr>
-                <w:sz w:val="18"/>
-              </w:rPr>
-            </w:r>
-            <w:r>
-              <w:rPr>
-                <w:sz w:val="18"/>
-              </w:rPr>
-              <w:t>305,511</w:t>
-            </w:r>
-          </w:p>
-        </w:tc>
-        <w:tc>
-          <w:tcPr>
-            <w:tcW w:type="dxa" w:w="1560"/>
-          </w:tcPr>
-          <w:p>
-            <w:pPr>
-              <w:spacing w:line="240" w:lineRule="auto"/>
-            </w:pPr>
-            <w:r>
-              <w:rPr>
-                <w:sz w:val="18"/>
-              </w:rPr>
-            </w:r>
-            <w:r>
-              <w:rPr>
-                <w:sz w:val="18"/>
-              </w:rPr>
-              <w:t>467,970</w:t>
-            </w:r>
-          </w:p>
-        </w:tc>
-      </w:tr>
-    </w:tbl>
-    <w:p>
-      <w:pPr>
-        <w:spacing w:after="200" w:line="240" w:lineRule="auto"/>
-        <w:jc w:val="center"/>
-      </w:pPr>
-      <w:r>
-        <w:rPr>
-          <w:i/>
-          <w:color w:val="7B8994"/>
-          <w:sz w:val="20"/>
-        </w:rPr>
-        <w:t>Table 8. Q5 — revenue by product category per year.</w:t>
-      </w:r>
-    </w:p>
-    <w:p>
-      <w:r>
-        <w:rPr>
-          <w:b/>
-        </w:rPr>
-        <w:t>Business Interpretation — answers Business Question 2 (part 1).</w:t>
-      </w:r>
-      <w:r>
-        <w:t xml:space="preserve"> The flat company-level total hides three different stories. Electronics kept growing a year longer than the others, peaking in 2023 at 538,319, then fell 40.8% to 318,630 in 2024 — the single largest movement anywhere in the dataset. Office Supplies did the opposite: it dropped to 305,511 in 2023 and rebounded 53% to 467,970 in 2024. Furniture is the stable one, recovering modestly after 2023. So the 2024 "plateau" is really </w:t>
-      </w:r>
-      <w:r>
-        <w:rPr>
-          <w:b/>
-        </w:rPr>
-        <w:t>an Electronics collapse very nearly offset by an Office Supplies recovery</w:t>
-      </w:r>
-      <w:r>
-        <w:t>. Managing to the aggregate number would have missed both.</w:t>
       </w:r>
     </w:p>
     <w:p>
@@ -7393,7 +6800,7 @@
               <a:graphicData uri="http://schemas.openxmlformats.org/drawingml/2006/picture">
                 <pic:pic>
                   <pic:nvPicPr>
-                    <pic:cNvPr id="0" name="fig3_category_trend.png"/>
+                    <pic:cNvPr id="0" name="fig2_monthly_seasonality.png"/>
                     <pic:cNvPicPr/>
                   </pic:nvPicPr>
                   <pic:blipFill>
@@ -7427,7 +6834,649 @@
           <w:color w:val="7B8994"/>
           <w:sz w:val="20"/>
         </w:rPr>
-        <w:t>Figure 3. Revenue by product category per year. Electronics reversed in 2024 while Office Supplies rebounded.</w:t>
+        <w:t>Figure 3. Revenue by calendar month, 2020–2024 pooled. Demand concentrates in October and December.</w:t>
+      </w:r>
+    </w:p>
+    <w:p>
+      <w:pPr>
+        <w:pStyle w:val="Heading2"/>
+      </w:pPr>
+      <w:r>
+        <w:t>3. Multi-Table Joins</w:t>
+      </w:r>
+    </w:p>
+    <w:p>
+      <w:pPr>
+        <w:pStyle w:val="Heading3"/>
+      </w:pPr>
+      <w:r>
+        <w:t>Q5 — Revenue by category per year</w:t>
+      </w:r>
+    </w:p>
+    <w:p>
+      <w:r>
+        <w:t xml:space="preserve">Joins 4 tables: </w:t>
+      </w:r>
+      <w:r>
+        <w:rPr>
+          <w:rFonts w:ascii="Consolas" w:hAnsi="Consolas"/>
+          <w:color w:val="2F6F9F"/>
+          <w:sz w:val="18"/>
+        </w:rPr>
+        <w:t>sales → dates</w:t>
+      </w:r>
+      <w:r>
+        <w:t xml:space="preserve">, </w:t>
+      </w:r>
+      <w:r>
+        <w:rPr>
+          <w:rFonts w:ascii="Consolas" w:hAnsi="Consolas"/>
+          <w:color w:val="2F6F9F"/>
+          <w:sz w:val="18"/>
+        </w:rPr>
+        <w:t>sub_categories → categories</w:t>
+      </w:r>
+      <w:r>
+        <w:t>.</w:t>
+      </w:r>
+    </w:p>
+    <w:tbl>
+      <w:tblPr>
+        <w:tblStyle w:val="LightGrid-Accent1"/>
+        <w:tblW w:type="auto" w:w="0"/>
+        <w:jc w:val="center"/>
+        <w:tblLayout w:type="autofit"/>
+        <w:tblLook w:firstColumn="1" w:firstRow="1" w:lastColumn="0" w:lastRow="0" w:noHBand="0" w:noVBand="1" w:val="04A0"/>
+      </w:tblPr>
+      <w:tblGrid>
+        <w:gridCol w:w="1560"/>
+        <w:gridCol w:w="1560"/>
+        <w:gridCol w:w="1560"/>
+        <w:gridCol w:w="1560"/>
+        <w:gridCol w:w="1560"/>
+        <w:gridCol w:w="1560"/>
+      </w:tblGrid>
+      <w:tr>
+        <w:tc>
+          <w:tcPr>
+            <w:tcW w:type="dxa" w:w="1560"/>
+          </w:tcPr>
+          <w:p>
+            <w:r>
+              <w:rPr>
+                <w:b/>
+              </w:rPr>
+            </w:r>
+            <w:r>
+              <w:rPr>
+                <w:b/>
+              </w:rPr>
+              <w:t>category</w:t>
+            </w:r>
+          </w:p>
+        </w:tc>
+        <w:tc>
+          <w:tcPr>
+            <w:tcW w:type="dxa" w:w="1560"/>
+          </w:tcPr>
+          <w:p>
+            <w:r>
+              <w:rPr>
+                <w:b/>
+              </w:rPr>
+            </w:r>
+            <w:r>
+              <w:rPr>
+                <w:b/>
+              </w:rPr>
+              <w:t>2020</w:t>
+            </w:r>
+          </w:p>
+        </w:tc>
+        <w:tc>
+          <w:tcPr>
+            <w:tcW w:type="dxa" w:w="1560"/>
+          </w:tcPr>
+          <w:p>
+            <w:r>
+              <w:rPr>
+                <w:b/>
+              </w:rPr>
+            </w:r>
+            <w:r>
+              <w:rPr>
+                <w:b/>
+              </w:rPr>
+              <w:t>2021</w:t>
+            </w:r>
+          </w:p>
+        </w:tc>
+        <w:tc>
+          <w:tcPr>
+            <w:tcW w:type="dxa" w:w="1560"/>
+          </w:tcPr>
+          <w:p>
+            <w:r>
+              <w:rPr>
+                <w:b/>
+              </w:rPr>
+            </w:r>
+            <w:r>
+              <w:rPr>
+                <w:b/>
+              </w:rPr>
+              <w:t>2022</w:t>
+            </w:r>
+          </w:p>
+        </w:tc>
+        <w:tc>
+          <w:tcPr>
+            <w:tcW w:type="dxa" w:w="1560"/>
+          </w:tcPr>
+          <w:p>
+            <w:r>
+              <w:rPr>
+                <w:b/>
+              </w:rPr>
+            </w:r>
+            <w:r>
+              <w:rPr>
+                <w:b/>
+              </w:rPr>
+              <w:t>2023</w:t>
+            </w:r>
+          </w:p>
+        </w:tc>
+        <w:tc>
+          <w:tcPr>
+            <w:tcW w:type="dxa" w:w="1560"/>
+          </w:tcPr>
+          <w:p>
+            <w:r>
+              <w:rPr>
+                <w:b/>
+              </w:rPr>
+            </w:r>
+            <w:r>
+              <w:rPr>
+                <w:b/>
+              </w:rPr>
+              <w:t>2024</w:t>
+            </w:r>
+          </w:p>
+        </w:tc>
+      </w:tr>
+      <w:tr>
+        <w:tc>
+          <w:tcPr>
+            <w:tcW w:type="dxa" w:w="1560"/>
+          </w:tcPr>
+          <w:p>
+            <w:pPr>
+              <w:spacing w:line="240" w:lineRule="auto"/>
+            </w:pPr>
+            <w:r>
+              <w:rPr>
+                <w:sz w:val="18"/>
+              </w:rPr>
+            </w:r>
+            <w:r>
+              <w:rPr>
+                <w:sz w:val="18"/>
+              </w:rPr>
+              <w:t>Electronics</w:t>
+            </w:r>
+          </w:p>
+        </w:tc>
+        <w:tc>
+          <w:tcPr>
+            <w:tcW w:type="dxa" w:w="1560"/>
+          </w:tcPr>
+          <w:p>
+            <w:pPr>
+              <w:spacing w:line="240" w:lineRule="auto"/>
+            </w:pPr>
+            <w:r>
+              <w:rPr>
+                <w:sz w:val="18"/>
+              </w:rPr>
+            </w:r>
+            <w:r>
+              <w:rPr>
+                <w:sz w:val="18"/>
+              </w:rPr>
+              <w:t>233,178</w:t>
+            </w:r>
+          </w:p>
+        </w:tc>
+        <w:tc>
+          <w:tcPr>
+            <w:tcW w:type="dxa" w:w="1560"/>
+          </w:tcPr>
+          <w:p>
+            <w:pPr>
+              <w:spacing w:line="240" w:lineRule="auto"/>
+            </w:pPr>
+            <w:r>
+              <w:rPr>
+                <w:sz w:val="18"/>
+              </w:rPr>
+            </w:r>
+            <w:r>
+              <w:rPr>
+                <w:sz w:val="18"/>
+              </w:rPr>
+              <w:t>387,757</w:t>
+            </w:r>
+          </w:p>
+        </w:tc>
+        <w:tc>
+          <w:tcPr>
+            <w:tcW w:type="dxa" w:w="1560"/>
+          </w:tcPr>
+          <w:p>
+            <w:pPr>
+              <w:spacing w:line="240" w:lineRule="auto"/>
+            </w:pPr>
+            <w:r>
+              <w:rPr>
+                <w:sz w:val="18"/>
+              </w:rPr>
+            </w:r>
+            <w:r>
+              <w:rPr>
+                <w:sz w:val="18"/>
+              </w:rPr>
+              <w:t>478,451</w:t>
+            </w:r>
+          </w:p>
+        </w:tc>
+        <w:tc>
+          <w:tcPr>
+            <w:tcW w:type="dxa" w:w="1560"/>
+          </w:tcPr>
+          <w:p>
+            <w:pPr>
+              <w:spacing w:line="240" w:lineRule="auto"/>
+            </w:pPr>
+            <w:r>
+              <w:rPr>
+                <w:sz w:val="18"/>
+              </w:rPr>
+            </w:r>
+            <w:r>
+              <w:rPr>
+                <w:sz w:val="18"/>
+              </w:rPr>
+              <w:t>538,319</w:t>
+            </w:r>
+          </w:p>
+        </w:tc>
+        <w:tc>
+          <w:tcPr>
+            <w:tcW w:type="dxa" w:w="1560"/>
+          </w:tcPr>
+          <w:p>
+            <w:pPr>
+              <w:spacing w:line="240" w:lineRule="auto"/>
+            </w:pPr>
+            <w:r>
+              <w:rPr>
+                <w:sz w:val="18"/>
+              </w:rPr>
+            </w:r>
+            <w:r>
+              <w:rPr>
+                <w:b/>
+                <w:sz w:val="18"/>
+              </w:rPr>
+              <w:t>318,630</w:t>
+            </w:r>
+          </w:p>
+        </w:tc>
+      </w:tr>
+      <w:tr>
+        <w:tc>
+          <w:tcPr>
+            <w:tcW w:type="dxa" w:w="1560"/>
+          </w:tcPr>
+          <w:p>
+            <w:pPr>
+              <w:spacing w:line="240" w:lineRule="auto"/>
+            </w:pPr>
+            <w:r>
+              <w:rPr>
+                <w:sz w:val="18"/>
+              </w:rPr>
+            </w:r>
+            <w:r>
+              <w:rPr>
+                <w:sz w:val="18"/>
+              </w:rPr>
+              <w:t>Furniture</w:t>
+            </w:r>
+          </w:p>
+        </w:tc>
+        <w:tc>
+          <w:tcPr>
+            <w:tcW w:type="dxa" w:w="1560"/>
+          </w:tcPr>
+          <w:p>
+            <w:pPr>
+              <w:spacing w:line="240" w:lineRule="auto"/>
+            </w:pPr>
+            <w:r>
+              <w:rPr>
+                <w:sz w:val="18"/>
+              </w:rPr>
+            </w:r>
+            <w:r>
+              <w:rPr>
+                <w:sz w:val="18"/>
+              </w:rPr>
+              <w:t>299,708</w:t>
+            </w:r>
+          </w:p>
+        </w:tc>
+        <w:tc>
+          <w:tcPr>
+            <w:tcW w:type="dxa" w:w="1560"/>
+          </w:tcPr>
+          <w:p>
+            <w:pPr>
+              <w:spacing w:line="240" w:lineRule="auto"/>
+            </w:pPr>
+            <w:r>
+              <w:rPr>
+                <w:sz w:val="18"/>
+              </w:rPr>
+            </w:r>
+            <w:r>
+              <w:rPr>
+                <w:sz w:val="18"/>
+              </w:rPr>
+              <w:t>391,342</w:t>
+            </w:r>
+          </w:p>
+        </w:tc>
+        <w:tc>
+          <w:tcPr>
+            <w:tcW w:type="dxa" w:w="1560"/>
+          </w:tcPr>
+          <w:p>
+            <w:pPr>
+              <w:spacing w:line="240" w:lineRule="auto"/>
+            </w:pPr>
+            <w:r>
+              <w:rPr>
+                <w:sz w:val="18"/>
+              </w:rPr>
+            </w:r>
+            <w:r>
+              <w:rPr>
+                <w:sz w:val="18"/>
+              </w:rPr>
+              <w:t>496,353</w:t>
+            </w:r>
+          </w:p>
+        </w:tc>
+        <w:tc>
+          <w:tcPr>
+            <w:tcW w:type="dxa" w:w="1560"/>
+          </w:tcPr>
+          <w:p>
+            <w:pPr>
+              <w:spacing w:line="240" w:lineRule="auto"/>
+            </w:pPr>
+            <w:r>
+              <w:rPr>
+                <w:sz w:val="18"/>
+              </w:rPr>
+            </w:r>
+            <w:r>
+              <w:rPr>
+                <w:sz w:val="18"/>
+              </w:rPr>
+              <w:t>385,893</w:t>
+            </w:r>
+          </w:p>
+        </w:tc>
+        <w:tc>
+          <w:tcPr>
+            <w:tcW w:type="dxa" w:w="1560"/>
+          </w:tcPr>
+          <w:p>
+            <w:pPr>
+              <w:spacing w:line="240" w:lineRule="auto"/>
+            </w:pPr>
+            <w:r>
+              <w:rPr>
+                <w:sz w:val="18"/>
+              </w:rPr>
+            </w:r>
+            <w:r>
+              <w:rPr>
+                <w:sz w:val="18"/>
+              </w:rPr>
+              <w:t>415,878</w:t>
+            </w:r>
+          </w:p>
+        </w:tc>
+      </w:tr>
+      <w:tr>
+        <w:tc>
+          <w:tcPr>
+            <w:tcW w:type="dxa" w:w="1560"/>
+          </w:tcPr>
+          <w:p>
+            <w:pPr>
+              <w:spacing w:line="240" w:lineRule="auto"/>
+            </w:pPr>
+            <w:r>
+              <w:rPr>
+                <w:sz w:val="18"/>
+              </w:rPr>
+            </w:r>
+            <w:r>
+              <w:rPr>
+                <w:sz w:val="18"/>
+              </w:rPr>
+              <w:t>Office Supplies</w:t>
+            </w:r>
+          </w:p>
+        </w:tc>
+        <w:tc>
+          <w:tcPr>
+            <w:tcW w:type="dxa" w:w="1560"/>
+          </w:tcPr>
+          <w:p>
+            <w:pPr>
+              <w:spacing w:line="240" w:lineRule="auto"/>
+            </w:pPr>
+            <w:r>
+              <w:rPr>
+                <w:sz w:val="18"/>
+              </w:rPr>
+            </w:r>
+            <w:r>
+              <w:rPr>
+                <w:sz w:val="18"/>
+              </w:rPr>
+              <w:t>326,515</w:t>
+            </w:r>
+          </w:p>
+        </w:tc>
+        <w:tc>
+          <w:tcPr>
+            <w:tcW w:type="dxa" w:w="1560"/>
+          </w:tcPr>
+          <w:p>
+            <w:pPr>
+              <w:spacing w:line="240" w:lineRule="auto"/>
+            </w:pPr>
+            <w:r>
+              <w:rPr>
+                <w:sz w:val="18"/>
+              </w:rPr>
+            </w:r>
+            <w:r>
+              <w:rPr>
+                <w:sz w:val="18"/>
+              </w:rPr>
+              <w:t>402,347</w:t>
+            </w:r>
+          </w:p>
+        </w:tc>
+        <w:tc>
+          <w:tcPr>
+            <w:tcW w:type="dxa" w:w="1560"/>
+          </w:tcPr>
+          <w:p>
+            <w:pPr>
+              <w:spacing w:line="240" w:lineRule="auto"/>
+            </w:pPr>
+            <w:r>
+              <w:rPr>
+                <w:sz w:val="18"/>
+              </w:rPr>
+            </w:r>
+            <w:r>
+              <w:rPr>
+                <w:sz w:val="18"/>
+              </w:rPr>
+              <w:t>484,971</w:t>
+            </w:r>
+          </w:p>
+        </w:tc>
+        <w:tc>
+          <w:tcPr>
+            <w:tcW w:type="dxa" w:w="1560"/>
+          </w:tcPr>
+          <w:p>
+            <w:pPr>
+              <w:spacing w:line="240" w:lineRule="auto"/>
+            </w:pPr>
+            <w:r>
+              <w:rPr>
+                <w:sz w:val="18"/>
+              </w:rPr>
+            </w:r>
+            <w:r>
+              <w:rPr>
+                <w:sz w:val="18"/>
+              </w:rPr>
+              <w:t>305,511</w:t>
+            </w:r>
+          </w:p>
+        </w:tc>
+        <w:tc>
+          <w:tcPr>
+            <w:tcW w:type="dxa" w:w="1560"/>
+          </w:tcPr>
+          <w:p>
+            <w:pPr>
+              <w:spacing w:line="240" w:lineRule="auto"/>
+            </w:pPr>
+            <w:r>
+              <w:rPr>
+                <w:sz w:val="18"/>
+              </w:rPr>
+            </w:r>
+            <w:r>
+              <w:rPr>
+                <w:sz w:val="18"/>
+              </w:rPr>
+              <w:t>467,970</w:t>
+            </w:r>
+          </w:p>
+        </w:tc>
+      </w:tr>
+    </w:tbl>
+    <w:p>
+      <w:pPr>
+        <w:spacing w:after="200" w:line="240" w:lineRule="auto"/>
+        <w:jc w:val="center"/>
+      </w:pPr>
+      <w:r>
+        <w:rPr>
+          <w:i/>
+          <w:color w:val="7B8994"/>
+          <w:sz w:val="20"/>
+        </w:rPr>
+        <w:t>Table 8. Q5 — revenue by product category per year.</w:t>
+      </w:r>
+    </w:p>
+    <w:p>
+      <w:r>
+        <w:rPr>
+          <w:b/>
+        </w:rPr>
+        <w:t>Business Interpretation — answers Business Question 2 (part 1).</w:t>
+      </w:r>
+      <w:r>
+        <w:t xml:space="preserve"> The flat company-level total hides three different stories. Electronics kept growing a year longer than the others, peaking in 2023 at 538,319, then fell 40.8% to 318,630 in 2024 — the single largest movement anywhere in the dataset. Office Supplies did the opposite: it dropped to 305,511 in 2023 and rebounded 53% to 467,970 in 2024. Furniture is the stable one, recovering modestly after 2023. So the 2024 "plateau" is really </w:t>
+      </w:r>
+      <w:r>
+        <w:rPr>
+          <w:b/>
+        </w:rPr>
+        <w:t>an Electronics collapse very nearly offset by an Office Supplies recovery</w:t>
+      </w:r>
+      <w:r>
+        <w:t>. Managing to the aggregate number would have missed both.</w:t>
+      </w:r>
+    </w:p>
+    <w:p>
+      <w:pPr>
+        <w:jc w:val="center"/>
+      </w:pPr>
+      <w:r>
+        <w:drawing>
+          <wp:inline xmlns:a="http://schemas.openxmlformats.org/drawingml/2006/main" xmlns:pic="http://schemas.openxmlformats.org/drawingml/2006/picture">
+            <wp:extent cx="5486400" cy="3083180"/>
+            <wp:docPr id="4" name="Picture 4"/>
+            <wp:cNvGraphicFramePr>
+              <a:graphicFrameLocks noChangeAspect="1"/>
+            </wp:cNvGraphicFramePr>
+            <a:graphic>
+              <a:graphicData uri="http://schemas.openxmlformats.org/drawingml/2006/picture">
+                <pic:pic>
+                  <pic:nvPicPr>
+                    <pic:cNvPr id="0" name="fig3_category_trend.png"/>
+                    <pic:cNvPicPr/>
+                  </pic:nvPicPr>
+                  <pic:blipFill>
+                    <a:blip r:embed="rId12"/>
+                    <a:stretch>
+                      <a:fillRect/>
+                    </a:stretch>
+                  </pic:blipFill>
+                  <pic:spPr>
+                    <a:xfrm>
+                      <a:off x="0" y="0"/>
+                      <a:ext cx="5486400" cy="3083180"/>
+                    </a:xfrm>
+                    <a:prstGeom prst="rect"/>
+                  </pic:spPr>
+                </pic:pic>
+              </a:graphicData>
+            </a:graphic>
+          </wp:inline>
+        </w:drawing>
+      </w:r>
+    </w:p>
+    <w:p>
+      <w:pPr>
+        <w:spacing w:after="200" w:line="240" w:lineRule="auto"/>
+        <w:jc w:val="center"/>
+      </w:pPr>
+      <w:r>
+        <w:rPr>
+          <w:i/>
+          <w:color w:val="7B8994"/>
+          <w:sz w:val="20"/>
+        </w:rPr>
+        <w:t>Figure 4. Revenue by product category per year. Electronics reversed in 2024 while Office Supplies rebounded.</w:t>
       </w:r>
     </w:p>
     <w:p>

--- a/reports/Checkpoint_1_Report.docx
+++ b/reports/Checkpoint_1_Report.docx
@@ -6688,7 +6688,7 @@
       <w:r>
         <w:drawing>
           <wp:inline xmlns:a="http://schemas.openxmlformats.org/drawingml/2006/main" xmlns:pic="http://schemas.openxmlformats.org/drawingml/2006/picture">
-            <wp:extent cx="5486400" cy="3430946"/>
+            <wp:extent cx="5486400" cy="3612614"/>
             <wp:docPr id="2" name="Picture 2"/>
             <wp:cNvGraphicFramePr>
               <a:graphicFrameLocks noChangeAspect="1"/>
@@ -6709,7 +6709,7 @@
                   <pic:spPr>
                     <a:xfrm>
                       <a:off x="0" y="0"/>
-                      <a:ext cx="5486400" cy="3430946"/>
+                      <a:ext cx="5486400" cy="3612614"/>
                     </a:xfrm>
                     <a:prstGeom prst="rect"/>
                   </pic:spPr>
@@ -6731,7 +6731,7 @@
           <w:color w:val="7B8994"/>
           <w:sz w:val="20"/>
         </w:rPr>
-        <w:t>Figure 2. Annual revenue and profit, 2020–2024. Revenue peaked in 2022.</w:t>
+        <w:t>Figure 2. The sales trend in two regimes, measured per month so the nine-month 2020 compares fairly: growth of 30.9% to the 2022 peak, then a 17.6% fall to a plateau.</w:t>
       </w:r>
     </w:p>
     <w:p>

--- a/reports/Checkpoint_1_Report.docx
+++ b/reports/Checkpoint_1_Report.docx
@@ -5326,6 +5326,2072 @@
         <w:t>.</w:t>
       </w:r>
     </w:p>
+    <w:tbl>
+      <w:tblPr>
+        <w:tblStyle w:val="LightGrid-Accent1"/>
+        <w:tblW w:type="auto" w:w="0"/>
+        <w:jc w:val="center"/>
+        <w:tblLayout w:type="autofit"/>
+        <w:tblLook w:firstColumn="1" w:firstRow="1" w:lastColumn="0" w:lastRow="0" w:noHBand="0" w:noVBand="1" w:val="04A0"/>
+      </w:tblPr>
+      <w:tblGrid>
+        <w:gridCol w:w="1560"/>
+        <w:gridCol w:w="1560"/>
+        <w:gridCol w:w="1560"/>
+        <w:gridCol w:w="1560"/>
+        <w:gridCol w:w="1560"/>
+        <w:gridCol w:w="1560"/>
+      </w:tblGrid>
+      <w:tr>
+        <w:tc>
+          <w:tcPr>
+            <w:tcW w:type="dxa" w:w="1560"/>
+          </w:tcPr>
+          <w:p>
+            <w:r>
+              <w:rPr>
+                <w:b/>
+              </w:rPr>
+            </w:r>
+            <w:r>
+              <w:rPr>
+                <w:b/>
+              </w:rPr>
+              <w:t>sale_id</w:t>
+            </w:r>
+          </w:p>
+        </w:tc>
+        <w:tc>
+          <w:tcPr>
+            <w:tcW w:type="dxa" w:w="1560"/>
+          </w:tcPr>
+          <w:p>
+            <w:r>
+              <w:rPr>
+                <w:b/>
+              </w:rPr>
+            </w:r>
+            <w:r>
+              <w:rPr>
+                <w:b/>
+              </w:rPr>
+              <w:t>order_ref</w:t>
+            </w:r>
+          </w:p>
+        </w:tc>
+        <w:tc>
+          <w:tcPr>
+            <w:tcW w:type="dxa" w:w="1560"/>
+          </w:tcPr>
+          <w:p>
+            <w:r>
+              <w:rPr>
+                <w:b/>
+              </w:rPr>
+            </w:r>
+            <w:r>
+              <w:rPr>
+                <w:b/>
+              </w:rPr>
+              <w:t>order_date</w:t>
+            </w:r>
+          </w:p>
+        </w:tc>
+        <w:tc>
+          <w:tcPr>
+            <w:tcW w:type="dxa" w:w="1560"/>
+          </w:tcPr>
+          <w:p>
+            <w:r>
+              <w:rPr>
+                <w:b/>
+              </w:rPr>
+            </w:r>
+            <w:r>
+              <w:rPr>
+                <w:b/>
+              </w:rPr>
+              <w:t>quantity</w:t>
+            </w:r>
+          </w:p>
+        </w:tc>
+        <w:tc>
+          <w:tcPr>
+            <w:tcW w:type="dxa" w:w="1560"/>
+          </w:tcPr>
+          <w:p>
+            <w:r>
+              <w:rPr>
+                <w:b/>
+              </w:rPr>
+            </w:r>
+            <w:r>
+              <w:rPr>
+                <w:b/>
+              </w:rPr>
+              <w:t>amount</w:t>
+            </w:r>
+          </w:p>
+        </w:tc>
+        <w:tc>
+          <w:tcPr>
+            <w:tcW w:type="dxa" w:w="1560"/>
+          </w:tcPr>
+          <w:p>
+            <w:r>
+              <w:rPr>
+                <w:b/>
+              </w:rPr>
+            </w:r>
+            <w:r>
+              <w:rPr>
+                <w:b/>
+              </w:rPr>
+              <w:t>profit</w:t>
+            </w:r>
+          </w:p>
+        </w:tc>
+      </w:tr>
+      <w:tr>
+        <w:tc>
+          <w:tcPr>
+            <w:tcW w:type="dxa" w:w="1560"/>
+          </w:tcPr>
+          <w:p>
+            <w:pPr>
+              <w:spacing w:line="240" w:lineRule="auto"/>
+            </w:pPr>
+            <w:r>
+              <w:rPr>
+                <w:sz w:val="18"/>
+              </w:rPr>
+            </w:r>
+            <w:r>
+              <w:rPr>
+                <w:sz w:val="18"/>
+              </w:rPr>
+              <w:t>1016</w:t>
+            </w:r>
+          </w:p>
+        </w:tc>
+        <w:tc>
+          <w:tcPr>
+            <w:tcW w:type="dxa" w:w="1560"/>
+          </w:tcPr>
+          <w:p>
+            <w:pPr>
+              <w:spacing w:line="240" w:lineRule="auto"/>
+            </w:pPr>
+            <w:r>
+              <w:rPr>
+                <w:sz w:val="18"/>
+              </w:rPr>
+            </w:r>
+            <w:r>
+              <w:rPr>
+                <w:sz w:val="18"/>
+              </w:rPr>
+              <w:t>B-25441</w:t>
+            </w:r>
+          </w:p>
+        </w:tc>
+        <w:tc>
+          <w:tcPr>
+            <w:tcW w:type="dxa" w:w="1560"/>
+          </w:tcPr>
+          <w:p>
+            <w:pPr>
+              <w:spacing w:line="240" w:lineRule="auto"/>
+            </w:pPr>
+            <w:r>
+              <w:rPr>
+                <w:sz w:val="18"/>
+              </w:rPr>
+            </w:r>
+            <w:r>
+              <w:rPr>
+                <w:sz w:val="18"/>
+              </w:rPr>
+              <w:t>2024-06-08</w:t>
+            </w:r>
+          </w:p>
+        </w:tc>
+        <w:tc>
+          <w:tcPr>
+            <w:tcW w:type="dxa" w:w="1560"/>
+          </w:tcPr>
+          <w:p>
+            <w:pPr>
+              <w:spacing w:line="240" w:lineRule="auto"/>
+            </w:pPr>
+            <w:r>
+              <w:rPr>
+                <w:sz w:val="18"/>
+              </w:rPr>
+            </w:r>
+            <w:r>
+              <w:rPr>
+                <w:sz w:val="18"/>
+              </w:rPr>
+              <w:t>16</w:t>
+            </w:r>
+          </w:p>
+        </w:tc>
+        <w:tc>
+          <w:tcPr>
+            <w:tcW w:type="dxa" w:w="1560"/>
+          </w:tcPr>
+          <w:p>
+            <w:pPr>
+              <w:spacing w:line="240" w:lineRule="auto"/>
+            </w:pPr>
+            <w:r>
+              <w:rPr>
+                <w:sz w:val="18"/>
+              </w:rPr>
+            </w:r>
+            <w:r>
+              <w:rPr>
+                <w:sz w:val="18"/>
+              </w:rPr>
+              <w:t>9,914</w:t>
+            </w:r>
+          </w:p>
+        </w:tc>
+        <w:tc>
+          <w:tcPr>
+            <w:tcW w:type="dxa" w:w="1560"/>
+          </w:tcPr>
+          <w:p>
+            <w:pPr>
+              <w:spacing w:line="240" w:lineRule="auto"/>
+            </w:pPr>
+            <w:r>
+              <w:rPr>
+                <w:sz w:val="18"/>
+              </w:rPr>
+            </w:r>
+            <w:r>
+              <w:rPr>
+                <w:sz w:val="18"/>
+              </w:rPr>
+              <w:t>3,858</w:t>
+            </w:r>
+          </w:p>
+        </w:tc>
+      </w:tr>
+      <w:tr>
+        <w:tc>
+          <w:tcPr>
+            <w:tcW w:type="dxa" w:w="1560"/>
+          </w:tcPr>
+          <w:p>
+            <w:pPr>
+              <w:spacing w:line="240" w:lineRule="auto"/>
+            </w:pPr>
+            <w:r>
+              <w:rPr>
+                <w:sz w:val="18"/>
+              </w:rPr>
+            </w:r>
+            <w:r>
+              <w:rPr>
+                <w:sz w:val="18"/>
+              </w:rPr>
+              <w:t>942</w:t>
+            </w:r>
+          </w:p>
+        </w:tc>
+        <w:tc>
+          <w:tcPr>
+            <w:tcW w:type="dxa" w:w="1560"/>
+          </w:tcPr>
+          <w:p>
+            <w:pPr>
+              <w:spacing w:line="240" w:lineRule="auto"/>
+            </w:pPr>
+            <w:r>
+              <w:rPr>
+                <w:sz w:val="18"/>
+              </w:rPr>
+            </w:r>
+            <w:r>
+              <w:rPr>
+                <w:sz w:val="18"/>
+              </w:rPr>
+              <w:t>B-26508</w:t>
+            </w:r>
+          </w:p>
+        </w:tc>
+        <w:tc>
+          <w:tcPr>
+            <w:tcW w:type="dxa" w:w="1560"/>
+          </w:tcPr>
+          <w:p>
+            <w:pPr>
+              <w:spacing w:line="240" w:lineRule="auto"/>
+            </w:pPr>
+            <w:r>
+              <w:rPr>
+                <w:sz w:val="18"/>
+              </w:rPr>
+            </w:r>
+            <w:r>
+              <w:rPr>
+                <w:sz w:val="18"/>
+              </w:rPr>
+              <w:t>2024-02-25</w:t>
+            </w:r>
+          </w:p>
+        </w:tc>
+        <w:tc>
+          <w:tcPr>
+            <w:tcW w:type="dxa" w:w="1560"/>
+          </w:tcPr>
+          <w:p>
+            <w:pPr>
+              <w:spacing w:line="240" w:lineRule="auto"/>
+            </w:pPr>
+            <w:r>
+              <w:rPr>
+                <w:sz w:val="18"/>
+              </w:rPr>
+            </w:r>
+            <w:r>
+              <w:rPr>
+                <w:sz w:val="18"/>
+              </w:rPr>
+              <w:t>20</w:t>
+            </w:r>
+          </w:p>
+        </w:tc>
+        <w:tc>
+          <w:tcPr>
+            <w:tcW w:type="dxa" w:w="1560"/>
+          </w:tcPr>
+          <w:p>
+            <w:pPr>
+              <w:spacing w:line="240" w:lineRule="auto"/>
+            </w:pPr>
+            <w:r>
+              <w:rPr>
+                <w:sz w:val="18"/>
+              </w:rPr>
+            </w:r>
+            <w:r>
+              <w:rPr>
+                <w:sz w:val="18"/>
+              </w:rPr>
+              <w:t>9,894</w:t>
+            </w:r>
+          </w:p>
+        </w:tc>
+        <w:tc>
+          <w:tcPr>
+            <w:tcW w:type="dxa" w:w="1560"/>
+          </w:tcPr>
+          <w:p>
+            <w:pPr>
+              <w:spacing w:line="240" w:lineRule="auto"/>
+            </w:pPr>
+            <w:r>
+              <w:rPr>
+                <w:sz w:val="18"/>
+              </w:rPr>
+            </w:r>
+            <w:r>
+              <w:rPr>
+                <w:sz w:val="18"/>
+              </w:rPr>
+              <w:t>3,698</w:t>
+            </w:r>
+          </w:p>
+        </w:tc>
+      </w:tr>
+      <w:tr>
+        <w:tc>
+          <w:tcPr>
+            <w:tcW w:type="dxa" w:w="1560"/>
+          </w:tcPr>
+          <w:p>
+            <w:pPr>
+              <w:spacing w:line="240" w:lineRule="auto"/>
+            </w:pPr>
+            <w:r>
+              <w:rPr>
+                <w:sz w:val="18"/>
+              </w:rPr>
+            </w:r>
+            <w:r>
+              <w:rPr>
+                <w:sz w:val="18"/>
+              </w:rPr>
+              <w:t>972</w:t>
+            </w:r>
+          </w:p>
+        </w:tc>
+        <w:tc>
+          <w:tcPr>
+            <w:tcW w:type="dxa" w:w="1560"/>
+          </w:tcPr>
+          <w:p>
+            <w:pPr>
+              <w:spacing w:line="240" w:lineRule="auto"/>
+            </w:pPr>
+            <w:r>
+              <w:rPr>
+                <w:sz w:val="18"/>
+              </w:rPr>
+            </w:r>
+            <w:r>
+              <w:rPr>
+                <w:sz w:val="18"/>
+              </w:rPr>
+              <w:t>B-25044</w:t>
+            </w:r>
+          </w:p>
+        </w:tc>
+        <w:tc>
+          <w:tcPr>
+            <w:tcW w:type="dxa" w:w="1560"/>
+          </w:tcPr>
+          <w:p>
+            <w:pPr>
+              <w:spacing w:line="240" w:lineRule="auto"/>
+            </w:pPr>
+            <w:r>
+              <w:rPr>
+                <w:sz w:val="18"/>
+              </w:rPr>
+            </w:r>
+            <w:r>
+              <w:rPr>
+                <w:sz w:val="18"/>
+              </w:rPr>
+              <w:t>2024-04-16</w:t>
+            </w:r>
+          </w:p>
+        </w:tc>
+        <w:tc>
+          <w:tcPr>
+            <w:tcW w:type="dxa" w:w="1560"/>
+          </w:tcPr>
+          <w:p>
+            <w:pPr>
+              <w:spacing w:line="240" w:lineRule="auto"/>
+            </w:pPr>
+            <w:r>
+              <w:rPr>
+                <w:sz w:val="18"/>
+              </w:rPr>
+            </w:r>
+            <w:r>
+              <w:rPr>
+                <w:sz w:val="18"/>
+              </w:rPr>
+              <w:t>1</w:t>
+            </w:r>
+          </w:p>
+        </w:tc>
+        <w:tc>
+          <w:tcPr>
+            <w:tcW w:type="dxa" w:w="1560"/>
+          </w:tcPr>
+          <w:p>
+            <w:pPr>
+              <w:spacing w:line="240" w:lineRule="auto"/>
+            </w:pPr>
+            <w:r>
+              <w:rPr>
+                <w:sz w:val="18"/>
+              </w:rPr>
+            </w:r>
+            <w:r>
+              <w:rPr>
+                <w:sz w:val="18"/>
+              </w:rPr>
+              <w:t>9,849</w:t>
+            </w:r>
+          </w:p>
+        </w:tc>
+        <w:tc>
+          <w:tcPr>
+            <w:tcW w:type="dxa" w:w="1560"/>
+          </w:tcPr>
+          <w:p>
+            <w:pPr>
+              <w:spacing w:line="240" w:lineRule="auto"/>
+            </w:pPr>
+            <w:r>
+              <w:rPr>
+                <w:sz w:val="18"/>
+              </w:rPr>
+            </w:r>
+            <w:r>
+              <w:rPr>
+                <w:sz w:val="18"/>
+              </w:rPr>
+              <w:t>963</w:t>
+            </w:r>
+          </w:p>
+        </w:tc>
+      </w:tr>
+      <w:tr>
+        <w:tc>
+          <w:tcPr>
+            <w:tcW w:type="dxa" w:w="1560"/>
+          </w:tcPr>
+          <w:p>
+            <w:pPr>
+              <w:spacing w:line="240" w:lineRule="auto"/>
+            </w:pPr>
+            <w:r>
+              <w:rPr>
+                <w:sz w:val="18"/>
+              </w:rPr>
+            </w:r>
+            <w:r>
+              <w:rPr>
+                <w:sz w:val="18"/>
+              </w:rPr>
+              <w:t>977</w:t>
+            </w:r>
+          </w:p>
+        </w:tc>
+        <w:tc>
+          <w:tcPr>
+            <w:tcW w:type="dxa" w:w="1560"/>
+          </w:tcPr>
+          <w:p>
+            <w:pPr>
+              <w:spacing w:line="240" w:lineRule="auto"/>
+            </w:pPr>
+            <w:r>
+              <w:rPr>
+                <w:sz w:val="18"/>
+              </w:rPr>
+            </w:r>
+            <w:r>
+              <w:rPr>
+                <w:sz w:val="18"/>
+              </w:rPr>
+              <w:t>B-25226</w:t>
+            </w:r>
+          </w:p>
+        </w:tc>
+        <w:tc>
+          <w:tcPr>
+            <w:tcW w:type="dxa" w:w="1560"/>
+          </w:tcPr>
+          <w:p>
+            <w:pPr>
+              <w:spacing w:line="240" w:lineRule="auto"/>
+            </w:pPr>
+            <w:r>
+              <w:rPr>
+                <w:sz w:val="18"/>
+              </w:rPr>
+            </w:r>
+            <w:r>
+              <w:rPr>
+                <w:sz w:val="18"/>
+              </w:rPr>
+              <w:t>2024-04-23</w:t>
+            </w:r>
+          </w:p>
+        </w:tc>
+        <w:tc>
+          <w:tcPr>
+            <w:tcW w:type="dxa" w:w="1560"/>
+          </w:tcPr>
+          <w:p>
+            <w:pPr>
+              <w:spacing w:line="240" w:lineRule="auto"/>
+            </w:pPr>
+            <w:r>
+              <w:rPr>
+                <w:sz w:val="18"/>
+              </w:rPr>
+            </w:r>
+            <w:r>
+              <w:rPr>
+                <w:sz w:val="18"/>
+              </w:rPr>
+              <w:t>2</w:t>
+            </w:r>
+          </w:p>
+        </w:tc>
+        <w:tc>
+          <w:tcPr>
+            <w:tcW w:type="dxa" w:w="1560"/>
+          </w:tcPr>
+          <w:p>
+            <w:pPr>
+              <w:spacing w:line="240" w:lineRule="auto"/>
+            </w:pPr>
+            <w:r>
+              <w:rPr>
+                <w:sz w:val="18"/>
+              </w:rPr>
+            </w:r>
+            <w:r>
+              <w:rPr>
+                <w:sz w:val="18"/>
+              </w:rPr>
+              <w:t>9,808</w:t>
+            </w:r>
+          </w:p>
+        </w:tc>
+        <w:tc>
+          <w:tcPr>
+            <w:tcW w:type="dxa" w:w="1560"/>
+          </w:tcPr>
+          <w:p>
+            <w:pPr>
+              <w:spacing w:line="240" w:lineRule="auto"/>
+            </w:pPr>
+            <w:r>
+              <w:rPr>
+                <w:sz w:val="18"/>
+              </w:rPr>
+            </w:r>
+            <w:r>
+              <w:rPr>
+                <w:sz w:val="18"/>
+              </w:rPr>
+              <w:t>2,117</w:t>
+            </w:r>
+          </w:p>
+        </w:tc>
+      </w:tr>
+      <w:tr>
+        <w:tc>
+          <w:tcPr>
+            <w:tcW w:type="dxa" w:w="1560"/>
+          </w:tcPr>
+          <w:p>
+            <w:pPr>
+              <w:spacing w:line="240" w:lineRule="auto"/>
+            </w:pPr>
+            <w:r>
+              <w:rPr>
+                <w:sz w:val="18"/>
+              </w:rPr>
+            </w:r>
+            <w:r>
+              <w:rPr>
+                <w:sz w:val="18"/>
+              </w:rPr>
+              <w:t>940</w:t>
+            </w:r>
+          </w:p>
+        </w:tc>
+        <w:tc>
+          <w:tcPr>
+            <w:tcW w:type="dxa" w:w="1560"/>
+          </w:tcPr>
+          <w:p>
+            <w:pPr>
+              <w:spacing w:line="240" w:lineRule="auto"/>
+            </w:pPr>
+            <w:r>
+              <w:rPr>
+                <w:sz w:val="18"/>
+              </w:rPr>
+            </w:r>
+            <w:r>
+              <w:rPr>
+                <w:sz w:val="18"/>
+              </w:rPr>
+              <w:t>B-26980</w:t>
+            </w:r>
+          </w:p>
+        </w:tc>
+        <w:tc>
+          <w:tcPr>
+            <w:tcW w:type="dxa" w:w="1560"/>
+          </w:tcPr>
+          <w:p>
+            <w:pPr>
+              <w:spacing w:line="240" w:lineRule="auto"/>
+            </w:pPr>
+            <w:r>
+              <w:rPr>
+                <w:sz w:val="18"/>
+              </w:rPr>
+            </w:r>
+            <w:r>
+              <w:rPr>
+                <w:sz w:val="18"/>
+              </w:rPr>
+              <w:t>2024-02-21</w:t>
+            </w:r>
+          </w:p>
+        </w:tc>
+        <w:tc>
+          <w:tcPr>
+            <w:tcW w:type="dxa" w:w="1560"/>
+          </w:tcPr>
+          <w:p>
+            <w:pPr>
+              <w:spacing w:line="240" w:lineRule="auto"/>
+            </w:pPr>
+            <w:r>
+              <w:rPr>
+                <w:sz w:val="18"/>
+              </w:rPr>
+            </w:r>
+            <w:r>
+              <w:rPr>
+                <w:sz w:val="18"/>
+              </w:rPr>
+              <w:t>5</w:t>
+            </w:r>
+          </w:p>
+        </w:tc>
+        <w:tc>
+          <w:tcPr>
+            <w:tcW w:type="dxa" w:w="1560"/>
+          </w:tcPr>
+          <w:p>
+            <w:pPr>
+              <w:spacing w:line="240" w:lineRule="auto"/>
+            </w:pPr>
+            <w:r>
+              <w:rPr>
+                <w:sz w:val="18"/>
+              </w:rPr>
+            </w:r>
+            <w:r>
+              <w:rPr>
+                <w:sz w:val="18"/>
+              </w:rPr>
+              <w:t>9,752</w:t>
+            </w:r>
+          </w:p>
+        </w:tc>
+        <w:tc>
+          <w:tcPr>
+            <w:tcW w:type="dxa" w:w="1560"/>
+          </w:tcPr>
+          <w:p>
+            <w:pPr>
+              <w:spacing w:line="240" w:lineRule="auto"/>
+            </w:pPr>
+            <w:r>
+              <w:rPr>
+                <w:sz w:val="18"/>
+              </w:rPr>
+            </w:r>
+            <w:r>
+              <w:rPr>
+                <w:sz w:val="18"/>
+              </w:rPr>
+              <w:t>3,618</w:t>
+            </w:r>
+          </w:p>
+        </w:tc>
+      </w:tr>
+      <w:tr>
+        <w:tc>
+          <w:tcPr>
+            <w:tcW w:type="dxa" w:w="1560"/>
+          </w:tcPr>
+          <w:p>
+            <w:pPr>
+              <w:spacing w:line="240" w:lineRule="auto"/>
+            </w:pPr>
+            <w:r>
+              <w:rPr>
+                <w:sz w:val="18"/>
+              </w:rPr>
+            </w:r>
+            <w:r>
+              <w:rPr>
+                <w:sz w:val="18"/>
+              </w:rPr>
+              <w:t>1046</w:t>
+            </w:r>
+          </w:p>
+        </w:tc>
+        <w:tc>
+          <w:tcPr>
+            <w:tcW w:type="dxa" w:w="1560"/>
+          </w:tcPr>
+          <w:p>
+            <w:pPr>
+              <w:spacing w:line="240" w:lineRule="auto"/>
+            </w:pPr>
+            <w:r>
+              <w:rPr>
+                <w:sz w:val="18"/>
+              </w:rPr>
+            </w:r>
+            <w:r>
+              <w:rPr>
+                <w:sz w:val="18"/>
+              </w:rPr>
+              <w:t>B-26287</w:t>
+            </w:r>
+          </w:p>
+        </w:tc>
+        <w:tc>
+          <w:tcPr>
+            <w:tcW w:type="dxa" w:w="1560"/>
+          </w:tcPr>
+          <w:p>
+            <w:pPr>
+              <w:spacing w:line="240" w:lineRule="auto"/>
+            </w:pPr>
+            <w:r>
+              <w:rPr>
+                <w:sz w:val="18"/>
+              </w:rPr>
+            </w:r>
+            <w:r>
+              <w:rPr>
+                <w:sz w:val="18"/>
+              </w:rPr>
+              <w:t>2024-07-02</w:t>
+            </w:r>
+          </w:p>
+        </w:tc>
+        <w:tc>
+          <w:tcPr>
+            <w:tcW w:type="dxa" w:w="1560"/>
+          </w:tcPr>
+          <w:p>
+            <w:pPr>
+              <w:spacing w:line="240" w:lineRule="auto"/>
+            </w:pPr>
+            <w:r>
+              <w:rPr>
+                <w:sz w:val="18"/>
+              </w:rPr>
+            </w:r>
+            <w:r>
+              <w:rPr>
+                <w:sz w:val="18"/>
+              </w:rPr>
+              <w:t>2</w:t>
+            </w:r>
+          </w:p>
+        </w:tc>
+        <w:tc>
+          <w:tcPr>
+            <w:tcW w:type="dxa" w:w="1560"/>
+          </w:tcPr>
+          <w:p>
+            <w:pPr>
+              <w:spacing w:line="240" w:lineRule="auto"/>
+            </w:pPr>
+            <w:r>
+              <w:rPr>
+                <w:sz w:val="18"/>
+              </w:rPr>
+            </w:r>
+            <w:r>
+              <w:rPr>
+                <w:sz w:val="18"/>
+              </w:rPr>
+              <w:t>9,730</w:t>
+            </w:r>
+          </w:p>
+        </w:tc>
+        <w:tc>
+          <w:tcPr>
+            <w:tcW w:type="dxa" w:w="1560"/>
+          </w:tcPr>
+          <w:p>
+            <w:pPr>
+              <w:spacing w:line="240" w:lineRule="auto"/>
+            </w:pPr>
+            <w:r>
+              <w:rPr>
+                <w:sz w:val="18"/>
+              </w:rPr>
+            </w:r>
+            <w:r>
+              <w:rPr>
+                <w:sz w:val="18"/>
+              </w:rPr>
+              <w:t>2,341</w:t>
+            </w:r>
+          </w:p>
+        </w:tc>
+      </w:tr>
+      <w:tr>
+        <w:tc>
+          <w:tcPr>
+            <w:tcW w:type="dxa" w:w="1560"/>
+          </w:tcPr>
+          <w:p>
+            <w:pPr>
+              <w:spacing w:line="240" w:lineRule="auto"/>
+            </w:pPr>
+            <w:r>
+              <w:rPr>
+                <w:sz w:val="18"/>
+              </w:rPr>
+            </w:r>
+            <w:r>
+              <w:rPr>
+                <w:sz w:val="18"/>
+              </w:rPr>
+              <w:t>1144</w:t>
+            </w:r>
+          </w:p>
+        </w:tc>
+        <w:tc>
+          <w:tcPr>
+            <w:tcW w:type="dxa" w:w="1560"/>
+          </w:tcPr>
+          <w:p>
+            <w:pPr>
+              <w:spacing w:line="240" w:lineRule="auto"/>
+            </w:pPr>
+            <w:r>
+              <w:rPr>
+                <w:sz w:val="18"/>
+              </w:rPr>
+            </w:r>
+            <w:r>
+              <w:rPr>
+                <w:sz w:val="18"/>
+              </w:rPr>
+              <w:t>B-26776</w:t>
+            </w:r>
+          </w:p>
+        </w:tc>
+        <w:tc>
+          <w:tcPr>
+            <w:tcW w:type="dxa" w:w="1560"/>
+          </w:tcPr>
+          <w:p>
+            <w:pPr>
+              <w:spacing w:line="240" w:lineRule="auto"/>
+            </w:pPr>
+            <w:r>
+              <w:rPr>
+                <w:sz w:val="18"/>
+              </w:rPr>
+            </w:r>
+            <w:r>
+              <w:rPr>
+                <w:sz w:val="18"/>
+              </w:rPr>
+              <w:t>2024-12-27</w:t>
+            </w:r>
+          </w:p>
+        </w:tc>
+        <w:tc>
+          <w:tcPr>
+            <w:tcW w:type="dxa" w:w="1560"/>
+          </w:tcPr>
+          <w:p>
+            <w:pPr>
+              <w:spacing w:line="240" w:lineRule="auto"/>
+            </w:pPr>
+            <w:r>
+              <w:rPr>
+                <w:sz w:val="18"/>
+              </w:rPr>
+            </w:r>
+            <w:r>
+              <w:rPr>
+                <w:sz w:val="18"/>
+              </w:rPr>
+              <w:t>5</w:t>
+            </w:r>
+          </w:p>
+        </w:tc>
+        <w:tc>
+          <w:tcPr>
+            <w:tcW w:type="dxa" w:w="1560"/>
+          </w:tcPr>
+          <w:p>
+            <w:pPr>
+              <w:spacing w:line="240" w:lineRule="auto"/>
+            </w:pPr>
+            <w:r>
+              <w:rPr>
+                <w:sz w:val="18"/>
+              </w:rPr>
+            </w:r>
+            <w:r>
+              <w:rPr>
+                <w:sz w:val="18"/>
+              </w:rPr>
+              <w:t>9,726</w:t>
+            </w:r>
+          </w:p>
+        </w:tc>
+        <w:tc>
+          <w:tcPr>
+            <w:tcW w:type="dxa" w:w="1560"/>
+          </w:tcPr>
+          <w:p>
+            <w:pPr>
+              <w:spacing w:line="240" w:lineRule="auto"/>
+            </w:pPr>
+            <w:r>
+              <w:rPr>
+                <w:sz w:val="18"/>
+              </w:rPr>
+            </w:r>
+            <w:r>
+              <w:rPr>
+                <w:sz w:val="18"/>
+              </w:rPr>
+              <w:t>1,275</w:t>
+            </w:r>
+          </w:p>
+        </w:tc>
+      </w:tr>
+      <w:tr>
+        <w:tc>
+          <w:tcPr>
+            <w:tcW w:type="dxa" w:w="1560"/>
+          </w:tcPr>
+          <w:p>
+            <w:pPr>
+              <w:spacing w:line="240" w:lineRule="auto"/>
+            </w:pPr>
+            <w:r>
+              <w:rPr>
+                <w:sz w:val="18"/>
+              </w:rPr>
+            </w:r>
+            <w:r>
+              <w:rPr>
+                <w:sz w:val="18"/>
+              </w:rPr>
+              <w:t>1143</w:t>
+            </w:r>
+          </w:p>
+        </w:tc>
+        <w:tc>
+          <w:tcPr>
+            <w:tcW w:type="dxa" w:w="1560"/>
+          </w:tcPr>
+          <w:p>
+            <w:pPr>
+              <w:spacing w:line="240" w:lineRule="auto"/>
+            </w:pPr>
+            <w:r>
+              <w:rPr>
+                <w:sz w:val="18"/>
+              </w:rPr>
+            </w:r>
+            <w:r>
+              <w:rPr>
+                <w:sz w:val="18"/>
+              </w:rPr>
+              <w:t>B-26470</w:t>
+            </w:r>
+          </w:p>
+        </w:tc>
+        <w:tc>
+          <w:tcPr>
+            <w:tcW w:type="dxa" w:w="1560"/>
+          </w:tcPr>
+          <w:p>
+            <w:pPr>
+              <w:spacing w:line="240" w:lineRule="auto"/>
+            </w:pPr>
+            <w:r>
+              <w:rPr>
+                <w:sz w:val="18"/>
+              </w:rPr>
+            </w:r>
+            <w:r>
+              <w:rPr>
+                <w:sz w:val="18"/>
+              </w:rPr>
+              <w:t>2024-12-27</w:t>
+            </w:r>
+          </w:p>
+        </w:tc>
+        <w:tc>
+          <w:tcPr>
+            <w:tcW w:type="dxa" w:w="1560"/>
+          </w:tcPr>
+          <w:p>
+            <w:pPr>
+              <w:spacing w:line="240" w:lineRule="auto"/>
+            </w:pPr>
+            <w:r>
+              <w:rPr>
+                <w:sz w:val="18"/>
+              </w:rPr>
+            </w:r>
+            <w:r>
+              <w:rPr>
+                <w:sz w:val="18"/>
+              </w:rPr>
+              <w:t>5</w:t>
+            </w:r>
+          </w:p>
+        </w:tc>
+        <w:tc>
+          <w:tcPr>
+            <w:tcW w:type="dxa" w:w="1560"/>
+          </w:tcPr>
+          <w:p>
+            <w:pPr>
+              <w:spacing w:line="240" w:lineRule="auto"/>
+            </w:pPr>
+            <w:r>
+              <w:rPr>
+                <w:sz w:val="18"/>
+              </w:rPr>
+            </w:r>
+            <w:r>
+              <w:rPr>
+                <w:sz w:val="18"/>
+              </w:rPr>
+              <w:t>9,683</w:t>
+            </w:r>
+          </w:p>
+        </w:tc>
+        <w:tc>
+          <w:tcPr>
+            <w:tcW w:type="dxa" w:w="1560"/>
+          </w:tcPr>
+          <w:p>
+            <w:pPr>
+              <w:spacing w:line="240" w:lineRule="auto"/>
+            </w:pPr>
+            <w:r>
+              <w:rPr>
+                <w:sz w:val="18"/>
+              </w:rPr>
+            </w:r>
+            <w:r>
+              <w:rPr>
+                <w:sz w:val="18"/>
+              </w:rPr>
+              <w:t>1,014</w:t>
+            </w:r>
+          </w:p>
+        </w:tc>
+      </w:tr>
+      <w:tr>
+        <w:tc>
+          <w:tcPr>
+            <w:tcW w:type="dxa" w:w="1560"/>
+          </w:tcPr>
+          <w:p>
+            <w:pPr>
+              <w:spacing w:line="240" w:lineRule="auto"/>
+            </w:pPr>
+            <w:r>
+              <w:rPr>
+                <w:sz w:val="18"/>
+              </w:rPr>
+            </w:r>
+            <w:r>
+              <w:rPr>
+                <w:sz w:val="18"/>
+              </w:rPr>
+              <w:t>985</w:t>
+            </w:r>
+          </w:p>
+        </w:tc>
+        <w:tc>
+          <w:tcPr>
+            <w:tcW w:type="dxa" w:w="1560"/>
+          </w:tcPr>
+          <w:p>
+            <w:pPr>
+              <w:spacing w:line="240" w:lineRule="auto"/>
+            </w:pPr>
+            <w:r>
+              <w:rPr>
+                <w:sz w:val="18"/>
+              </w:rPr>
+            </w:r>
+            <w:r>
+              <w:rPr>
+                <w:sz w:val="18"/>
+              </w:rPr>
+              <w:t>B-26910</w:t>
+            </w:r>
+          </w:p>
+        </w:tc>
+        <w:tc>
+          <w:tcPr>
+            <w:tcW w:type="dxa" w:w="1560"/>
+          </w:tcPr>
+          <w:p>
+            <w:pPr>
+              <w:spacing w:line="240" w:lineRule="auto"/>
+            </w:pPr>
+            <w:r>
+              <w:rPr>
+                <w:sz w:val="18"/>
+              </w:rPr>
+            </w:r>
+            <w:r>
+              <w:rPr>
+                <w:sz w:val="18"/>
+              </w:rPr>
+              <w:t>2024-04-29</w:t>
+            </w:r>
+          </w:p>
+        </w:tc>
+        <w:tc>
+          <w:tcPr>
+            <w:tcW w:type="dxa" w:w="1560"/>
+          </w:tcPr>
+          <w:p>
+            <w:pPr>
+              <w:spacing w:line="240" w:lineRule="auto"/>
+            </w:pPr>
+            <w:r>
+              <w:rPr>
+                <w:sz w:val="18"/>
+              </w:rPr>
+            </w:r>
+            <w:r>
+              <w:rPr>
+                <w:sz w:val="18"/>
+              </w:rPr>
+              <w:t>9</w:t>
+            </w:r>
+          </w:p>
+        </w:tc>
+        <w:tc>
+          <w:tcPr>
+            <w:tcW w:type="dxa" w:w="1560"/>
+          </w:tcPr>
+          <w:p>
+            <w:pPr>
+              <w:spacing w:line="240" w:lineRule="auto"/>
+            </w:pPr>
+            <w:r>
+              <w:rPr>
+                <w:sz w:val="18"/>
+              </w:rPr>
+            </w:r>
+            <w:r>
+              <w:rPr>
+                <w:sz w:val="18"/>
+              </w:rPr>
+              <w:t>9,680</w:t>
+            </w:r>
+          </w:p>
+        </w:tc>
+        <w:tc>
+          <w:tcPr>
+            <w:tcW w:type="dxa" w:w="1560"/>
+          </w:tcPr>
+          <w:p>
+            <w:pPr>
+              <w:spacing w:line="240" w:lineRule="auto"/>
+            </w:pPr>
+            <w:r>
+              <w:rPr>
+                <w:sz w:val="18"/>
+              </w:rPr>
+            </w:r>
+            <w:r>
+              <w:rPr>
+                <w:sz w:val="18"/>
+              </w:rPr>
+              <w:t>3,295</w:t>
+            </w:r>
+          </w:p>
+        </w:tc>
+      </w:tr>
+      <w:tr>
+        <w:tc>
+          <w:tcPr>
+            <w:tcW w:type="dxa" w:w="1560"/>
+          </w:tcPr>
+          <w:p>
+            <w:pPr>
+              <w:spacing w:line="240" w:lineRule="auto"/>
+            </w:pPr>
+            <w:r>
+              <w:rPr>
+                <w:sz w:val="18"/>
+              </w:rPr>
+            </w:r>
+            <w:r>
+              <w:rPr>
+                <w:sz w:val="18"/>
+              </w:rPr>
+              <w:t>1052</w:t>
+            </w:r>
+          </w:p>
+        </w:tc>
+        <w:tc>
+          <w:tcPr>
+            <w:tcW w:type="dxa" w:w="1560"/>
+          </w:tcPr>
+          <w:p>
+            <w:pPr>
+              <w:spacing w:line="240" w:lineRule="auto"/>
+            </w:pPr>
+            <w:r>
+              <w:rPr>
+                <w:sz w:val="18"/>
+              </w:rPr>
+            </w:r>
+            <w:r>
+              <w:rPr>
+                <w:sz w:val="18"/>
+              </w:rPr>
+              <w:t>B-25200</w:t>
+            </w:r>
+          </w:p>
+        </w:tc>
+        <w:tc>
+          <w:tcPr>
+            <w:tcW w:type="dxa" w:w="1560"/>
+          </w:tcPr>
+          <w:p>
+            <w:pPr>
+              <w:spacing w:line="240" w:lineRule="auto"/>
+            </w:pPr>
+            <w:r>
+              <w:rPr>
+                <w:sz w:val="18"/>
+              </w:rPr>
+            </w:r>
+            <w:r>
+              <w:rPr>
+                <w:sz w:val="18"/>
+              </w:rPr>
+              <w:t>2024-07-08</w:t>
+            </w:r>
+          </w:p>
+        </w:tc>
+        <w:tc>
+          <w:tcPr>
+            <w:tcW w:type="dxa" w:w="1560"/>
+          </w:tcPr>
+          <w:p>
+            <w:pPr>
+              <w:spacing w:line="240" w:lineRule="auto"/>
+            </w:pPr>
+            <w:r>
+              <w:rPr>
+                <w:sz w:val="18"/>
+              </w:rPr>
+            </w:r>
+            <w:r>
+              <w:rPr>
+                <w:sz w:val="18"/>
+              </w:rPr>
+              <w:t>6</w:t>
+            </w:r>
+          </w:p>
+        </w:tc>
+        <w:tc>
+          <w:tcPr>
+            <w:tcW w:type="dxa" w:w="1560"/>
+          </w:tcPr>
+          <w:p>
+            <w:pPr>
+              <w:spacing w:line="240" w:lineRule="auto"/>
+            </w:pPr>
+            <w:r>
+              <w:rPr>
+                <w:sz w:val="18"/>
+              </w:rPr>
+            </w:r>
+            <w:r>
+              <w:rPr>
+                <w:sz w:val="18"/>
+              </w:rPr>
+              <w:t>9,653</w:t>
+            </w:r>
+          </w:p>
+        </w:tc>
+        <w:tc>
+          <w:tcPr>
+            <w:tcW w:type="dxa" w:w="1560"/>
+          </w:tcPr>
+          <w:p>
+            <w:pPr>
+              <w:spacing w:line="240" w:lineRule="auto"/>
+            </w:pPr>
+            <w:r>
+              <w:rPr>
+                <w:sz w:val="18"/>
+              </w:rPr>
+            </w:r>
+            <w:r>
+              <w:rPr>
+                <w:sz w:val="18"/>
+              </w:rPr>
+              <w:t>2,471</w:t>
+            </w:r>
+          </w:p>
+        </w:tc>
+      </w:tr>
+      <w:tr>
+        <w:tc>
+          <w:tcPr>
+            <w:tcW w:type="dxa" w:w="1560"/>
+          </w:tcPr>
+          <w:p>
+            <w:pPr>
+              <w:spacing w:line="240" w:lineRule="auto"/>
+            </w:pPr>
+            <w:r>
+              <w:rPr>
+                <w:sz w:val="18"/>
+              </w:rPr>
+            </w:r>
+            <w:r>
+              <w:rPr>
+                <w:sz w:val="18"/>
+              </w:rPr>
+              <w:t>1092</w:t>
+            </w:r>
+          </w:p>
+        </w:tc>
+        <w:tc>
+          <w:tcPr>
+            <w:tcW w:type="dxa" w:w="1560"/>
+          </w:tcPr>
+          <w:p>
+            <w:pPr>
+              <w:spacing w:line="240" w:lineRule="auto"/>
+            </w:pPr>
+            <w:r>
+              <w:rPr>
+                <w:sz w:val="18"/>
+              </w:rPr>
+            </w:r>
+            <w:r>
+              <w:rPr>
+                <w:sz w:val="18"/>
+              </w:rPr>
+              <w:t>B-26628</w:t>
+            </w:r>
+          </w:p>
+        </w:tc>
+        <w:tc>
+          <w:tcPr>
+            <w:tcW w:type="dxa" w:w="1560"/>
+          </w:tcPr>
+          <w:p>
+            <w:pPr>
+              <w:spacing w:line="240" w:lineRule="auto"/>
+            </w:pPr>
+            <w:r>
+              <w:rPr>
+                <w:sz w:val="18"/>
+              </w:rPr>
+            </w:r>
+            <w:r>
+              <w:rPr>
+                <w:sz w:val="18"/>
+              </w:rPr>
+              <w:t>2024-09-19</w:t>
+            </w:r>
+          </w:p>
+        </w:tc>
+        <w:tc>
+          <w:tcPr>
+            <w:tcW w:type="dxa" w:w="1560"/>
+          </w:tcPr>
+          <w:p>
+            <w:pPr>
+              <w:spacing w:line="240" w:lineRule="auto"/>
+            </w:pPr>
+            <w:r>
+              <w:rPr>
+                <w:sz w:val="18"/>
+              </w:rPr>
+            </w:r>
+            <w:r>
+              <w:rPr>
+                <w:sz w:val="18"/>
+              </w:rPr>
+              <w:t>3</w:t>
+            </w:r>
+          </w:p>
+        </w:tc>
+        <w:tc>
+          <w:tcPr>
+            <w:tcW w:type="dxa" w:w="1560"/>
+          </w:tcPr>
+          <w:p>
+            <w:pPr>
+              <w:spacing w:line="240" w:lineRule="auto"/>
+            </w:pPr>
+            <w:r>
+              <w:rPr>
+                <w:sz w:val="18"/>
+              </w:rPr>
+            </w:r>
+            <w:r>
+              <w:rPr>
+                <w:sz w:val="18"/>
+              </w:rPr>
+              <w:t>9,609</w:t>
+            </w:r>
+          </w:p>
+        </w:tc>
+        <w:tc>
+          <w:tcPr>
+            <w:tcW w:type="dxa" w:w="1560"/>
+          </w:tcPr>
+          <w:p>
+            <w:pPr>
+              <w:spacing w:line="240" w:lineRule="auto"/>
+            </w:pPr>
+            <w:r>
+              <w:rPr>
+                <w:sz w:val="18"/>
+              </w:rPr>
+            </w:r>
+            <w:r>
+              <w:rPr>
+                <w:sz w:val="18"/>
+              </w:rPr>
+              <w:t>4,339</w:t>
+            </w:r>
+          </w:p>
+        </w:tc>
+      </w:tr>
+      <w:tr>
+        <w:tc>
+          <w:tcPr>
+            <w:tcW w:type="dxa" w:w="1560"/>
+          </w:tcPr>
+          <w:p>
+            <w:pPr>
+              <w:spacing w:line="240" w:lineRule="auto"/>
+            </w:pPr>
+            <w:r>
+              <w:rPr>
+                <w:sz w:val="18"/>
+              </w:rPr>
+            </w:r>
+            <w:r>
+              <w:rPr>
+                <w:sz w:val="18"/>
+              </w:rPr>
+              <w:t>951</w:t>
+            </w:r>
+          </w:p>
+        </w:tc>
+        <w:tc>
+          <w:tcPr>
+            <w:tcW w:type="dxa" w:w="1560"/>
+          </w:tcPr>
+          <w:p>
+            <w:pPr>
+              <w:spacing w:line="240" w:lineRule="auto"/>
+            </w:pPr>
+            <w:r>
+              <w:rPr>
+                <w:sz w:val="18"/>
+              </w:rPr>
+            </w:r>
+            <w:r>
+              <w:rPr>
+                <w:sz w:val="18"/>
+              </w:rPr>
+              <w:t>B-26601</w:t>
+            </w:r>
+          </w:p>
+        </w:tc>
+        <w:tc>
+          <w:tcPr>
+            <w:tcW w:type="dxa" w:w="1560"/>
+          </w:tcPr>
+          <w:p>
+            <w:pPr>
+              <w:spacing w:line="240" w:lineRule="auto"/>
+            </w:pPr>
+            <w:r>
+              <w:rPr>
+                <w:sz w:val="18"/>
+              </w:rPr>
+            </w:r>
+            <w:r>
+              <w:rPr>
+                <w:sz w:val="18"/>
+              </w:rPr>
+              <w:t>2024-03-13</w:t>
+            </w:r>
+          </w:p>
+        </w:tc>
+        <w:tc>
+          <w:tcPr>
+            <w:tcW w:type="dxa" w:w="1560"/>
+          </w:tcPr>
+          <w:p>
+            <w:pPr>
+              <w:spacing w:line="240" w:lineRule="auto"/>
+            </w:pPr>
+            <w:r>
+              <w:rPr>
+                <w:sz w:val="18"/>
+              </w:rPr>
+            </w:r>
+            <w:r>
+              <w:rPr>
+                <w:sz w:val="18"/>
+              </w:rPr>
+              <w:t>19</w:t>
+            </w:r>
+          </w:p>
+        </w:tc>
+        <w:tc>
+          <w:tcPr>
+            <w:tcW w:type="dxa" w:w="1560"/>
+          </w:tcPr>
+          <w:p>
+            <w:pPr>
+              <w:spacing w:line="240" w:lineRule="auto"/>
+            </w:pPr>
+            <w:r>
+              <w:rPr>
+                <w:sz w:val="18"/>
+              </w:rPr>
+            </w:r>
+            <w:r>
+              <w:rPr>
+                <w:sz w:val="18"/>
+              </w:rPr>
+              <w:t>9,574</w:t>
+            </w:r>
+          </w:p>
+        </w:tc>
+        <w:tc>
+          <w:tcPr>
+            <w:tcW w:type="dxa" w:w="1560"/>
+          </w:tcPr>
+          <w:p>
+            <w:pPr>
+              <w:spacing w:line="240" w:lineRule="auto"/>
+            </w:pPr>
+            <w:r>
+              <w:rPr>
+                <w:sz w:val="18"/>
+              </w:rPr>
+            </w:r>
+            <w:r>
+              <w:rPr>
+                <w:sz w:val="18"/>
+              </w:rPr>
+              <w:t>4,045</w:t>
+            </w:r>
+          </w:p>
+        </w:tc>
+      </w:tr>
+      <w:tr>
+        <w:tc>
+          <w:tcPr>
+            <w:tcW w:type="dxa" w:w="1560"/>
+          </w:tcPr>
+          <w:p>
+            <w:pPr>
+              <w:spacing w:line="240" w:lineRule="auto"/>
+            </w:pPr>
+            <w:r>
+              <w:rPr>
+                <w:sz w:val="18"/>
+              </w:rPr>
+            </w:r>
+            <w:r>
+              <w:rPr>
+                <w:sz w:val="18"/>
+              </w:rPr>
+              <w:t>1042</w:t>
+            </w:r>
+          </w:p>
+        </w:tc>
+        <w:tc>
+          <w:tcPr>
+            <w:tcW w:type="dxa" w:w="1560"/>
+          </w:tcPr>
+          <w:p>
+            <w:pPr>
+              <w:spacing w:line="240" w:lineRule="auto"/>
+            </w:pPr>
+            <w:r>
+              <w:rPr>
+                <w:sz w:val="18"/>
+              </w:rPr>
+            </w:r>
+            <w:r>
+              <w:rPr>
+                <w:sz w:val="18"/>
+              </w:rPr>
+              <w:t>B-25742</w:t>
+            </w:r>
+          </w:p>
+        </w:tc>
+        <w:tc>
+          <w:tcPr>
+            <w:tcW w:type="dxa" w:w="1560"/>
+          </w:tcPr>
+          <w:p>
+            <w:pPr>
+              <w:spacing w:line="240" w:lineRule="auto"/>
+            </w:pPr>
+            <w:r>
+              <w:rPr>
+                <w:sz w:val="18"/>
+              </w:rPr>
+            </w:r>
+            <w:r>
+              <w:rPr>
+                <w:sz w:val="18"/>
+              </w:rPr>
+              <w:t>2024-07-02</w:t>
+            </w:r>
+          </w:p>
+        </w:tc>
+        <w:tc>
+          <w:tcPr>
+            <w:tcW w:type="dxa" w:w="1560"/>
+          </w:tcPr>
+          <w:p>
+            <w:pPr>
+              <w:spacing w:line="240" w:lineRule="auto"/>
+            </w:pPr>
+            <w:r>
+              <w:rPr>
+                <w:sz w:val="18"/>
+              </w:rPr>
+            </w:r>
+            <w:r>
+              <w:rPr>
+                <w:sz w:val="18"/>
+              </w:rPr>
+              <w:t>3</w:t>
+            </w:r>
+          </w:p>
+        </w:tc>
+        <w:tc>
+          <w:tcPr>
+            <w:tcW w:type="dxa" w:w="1560"/>
+          </w:tcPr>
+          <w:p>
+            <w:pPr>
+              <w:spacing w:line="240" w:lineRule="auto"/>
+            </w:pPr>
+            <w:r>
+              <w:rPr>
+                <w:sz w:val="18"/>
+              </w:rPr>
+            </w:r>
+            <w:r>
+              <w:rPr>
+                <w:sz w:val="18"/>
+              </w:rPr>
+              <w:t>9,565</w:t>
+            </w:r>
+          </w:p>
+        </w:tc>
+        <w:tc>
+          <w:tcPr>
+            <w:tcW w:type="dxa" w:w="1560"/>
+          </w:tcPr>
+          <w:p>
+            <w:pPr>
+              <w:spacing w:line="240" w:lineRule="auto"/>
+            </w:pPr>
+            <w:r>
+              <w:rPr>
+                <w:sz w:val="18"/>
+              </w:rPr>
+            </w:r>
+            <w:r>
+              <w:rPr>
+                <w:sz w:val="18"/>
+              </w:rPr>
+              <w:t>1,691</w:t>
+            </w:r>
+          </w:p>
+        </w:tc>
+      </w:tr>
+      <w:tr>
+        <w:tc>
+          <w:tcPr>
+            <w:tcW w:type="dxa" w:w="1560"/>
+          </w:tcPr>
+          <w:p>
+            <w:pPr>
+              <w:spacing w:line="240" w:lineRule="auto"/>
+            </w:pPr>
+            <w:r>
+              <w:rPr>
+                <w:sz w:val="18"/>
+              </w:rPr>
+            </w:r>
+            <w:r>
+              <w:rPr>
+                <w:sz w:val="18"/>
+              </w:rPr>
+              <w:t>1082</w:t>
+            </w:r>
+          </w:p>
+        </w:tc>
+        <w:tc>
+          <w:tcPr>
+            <w:tcW w:type="dxa" w:w="1560"/>
+          </w:tcPr>
+          <w:p>
+            <w:pPr>
+              <w:spacing w:line="240" w:lineRule="auto"/>
+            </w:pPr>
+            <w:r>
+              <w:rPr>
+                <w:sz w:val="18"/>
+              </w:rPr>
+            </w:r>
+            <w:r>
+              <w:rPr>
+                <w:sz w:val="18"/>
+              </w:rPr>
+              <w:t>B-25884</w:t>
+            </w:r>
+          </w:p>
+        </w:tc>
+        <w:tc>
+          <w:tcPr>
+            <w:tcW w:type="dxa" w:w="1560"/>
+          </w:tcPr>
+          <w:p>
+            <w:pPr>
+              <w:spacing w:line="240" w:lineRule="auto"/>
+            </w:pPr>
+            <w:r>
+              <w:rPr>
+                <w:sz w:val="18"/>
+              </w:rPr>
+            </w:r>
+            <w:r>
+              <w:rPr>
+                <w:sz w:val="18"/>
+              </w:rPr>
+              <w:t>2024-09-04</w:t>
+            </w:r>
+          </w:p>
+        </w:tc>
+        <w:tc>
+          <w:tcPr>
+            <w:tcW w:type="dxa" w:w="1560"/>
+          </w:tcPr>
+          <w:p>
+            <w:pPr>
+              <w:spacing w:line="240" w:lineRule="auto"/>
+            </w:pPr>
+            <w:r>
+              <w:rPr>
+                <w:sz w:val="18"/>
+              </w:rPr>
+            </w:r>
+            <w:r>
+              <w:rPr>
+                <w:sz w:val="18"/>
+              </w:rPr>
+              <w:t>20</w:t>
+            </w:r>
+          </w:p>
+        </w:tc>
+        <w:tc>
+          <w:tcPr>
+            <w:tcW w:type="dxa" w:w="1560"/>
+          </w:tcPr>
+          <w:p>
+            <w:pPr>
+              <w:spacing w:line="240" w:lineRule="auto"/>
+            </w:pPr>
+            <w:r>
+              <w:rPr>
+                <w:sz w:val="18"/>
+              </w:rPr>
+            </w:r>
+            <w:r>
+              <w:rPr>
+                <w:sz w:val="18"/>
+              </w:rPr>
+              <w:t>9,538</w:t>
+            </w:r>
+          </w:p>
+        </w:tc>
+        <w:tc>
+          <w:tcPr>
+            <w:tcW w:type="dxa" w:w="1560"/>
+          </w:tcPr>
+          <w:p>
+            <w:pPr>
+              <w:spacing w:line="240" w:lineRule="auto"/>
+            </w:pPr>
+            <w:r>
+              <w:rPr>
+                <w:sz w:val="18"/>
+              </w:rPr>
+            </w:r>
+            <w:r>
+              <w:rPr>
+                <w:sz w:val="18"/>
+              </w:rPr>
+              <w:t>3,158</w:t>
+            </w:r>
+          </w:p>
+        </w:tc>
+      </w:tr>
+      <w:tr>
+        <w:tc>
+          <w:tcPr>
+            <w:tcW w:type="dxa" w:w="1560"/>
+          </w:tcPr>
+          <w:p>
+            <w:pPr>
+              <w:spacing w:line="240" w:lineRule="auto"/>
+            </w:pPr>
+            <w:r>
+              <w:rPr>
+                <w:sz w:val="18"/>
+              </w:rPr>
+            </w:r>
+            <w:r>
+              <w:rPr>
+                <w:sz w:val="18"/>
+              </w:rPr>
+              <w:t>1008</w:t>
+            </w:r>
+          </w:p>
+        </w:tc>
+        <w:tc>
+          <w:tcPr>
+            <w:tcW w:type="dxa" w:w="1560"/>
+          </w:tcPr>
+          <w:p>
+            <w:pPr>
+              <w:spacing w:line="240" w:lineRule="auto"/>
+            </w:pPr>
+            <w:r>
+              <w:rPr>
+                <w:sz w:val="18"/>
+              </w:rPr>
+            </w:r>
+            <w:r>
+              <w:rPr>
+                <w:sz w:val="18"/>
+              </w:rPr>
+              <w:t>B-25553</w:t>
+            </w:r>
+          </w:p>
+        </w:tc>
+        <w:tc>
+          <w:tcPr>
+            <w:tcW w:type="dxa" w:w="1560"/>
+          </w:tcPr>
+          <w:p>
+            <w:pPr>
+              <w:spacing w:line="240" w:lineRule="auto"/>
+            </w:pPr>
+            <w:r>
+              <w:rPr>
+                <w:sz w:val="18"/>
+              </w:rPr>
+            </w:r>
+            <w:r>
+              <w:rPr>
+                <w:sz w:val="18"/>
+              </w:rPr>
+              <w:t>2024-05-30</w:t>
+            </w:r>
+          </w:p>
+        </w:tc>
+        <w:tc>
+          <w:tcPr>
+            <w:tcW w:type="dxa" w:w="1560"/>
+          </w:tcPr>
+          <w:p>
+            <w:pPr>
+              <w:spacing w:line="240" w:lineRule="auto"/>
+            </w:pPr>
+            <w:r>
+              <w:rPr>
+                <w:sz w:val="18"/>
+              </w:rPr>
+            </w:r>
+            <w:r>
+              <w:rPr>
+                <w:sz w:val="18"/>
+              </w:rPr>
+              <w:t>11</w:t>
+            </w:r>
+          </w:p>
+        </w:tc>
+        <w:tc>
+          <w:tcPr>
+            <w:tcW w:type="dxa" w:w="1560"/>
+          </w:tcPr>
+          <w:p>
+            <w:pPr>
+              <w:spacing w:line="240" w:lineRule="auto"/>
+            </w:pPr>
+            <w:r>
+              <w:rPr>
+                <w:sz w:val="18"/>
+              </w:rPr>
+            </w:r>
+            <w:r>
+              <w:rPr>
+                <w:sz w:val="18"/>
+              </w:rPr>
+              <w:t>9,380</w:t>
+            </w:r>
+          </w:p>
+        </w:tc>
+        <w:tc>
+          <w:tcPr>
+            <w:tcW w:type="dxa" w:w="1560"/>
+          </w:tcPr>
+          <w:p>
+            <w:pPr>
+              <w:spacing w:line="240" w:lineRule="auto"/>
+            </w:pPr>
+            <w:r>
+              <w:rPr>
+                <w:sz w:val="18"/>
+              </w:rPr>
+            </w:r>
+            <w:r>
+              <w:rPr>
+                <w:sz w:val="18"/>
+              </w:rPr>
+              <w:t>414</w:t>
+            </w:r>
+          </w:p>
+        </w:tc>
+      </w:tr>
+    </w:tbl>
+    <w:p>
+      <w:pPr>
+        <w:spacing w:after="200" w:line="240" w:lineRule="auto"/>
+        <w:jc w:val="center"/>
+      </w:pPr>
+      <w:r>
+        <w:rPr>
+          <w:i/>
+          <w:color w:val="7B8994"/>
+          <w:sz w:val="20"/>
+        </w:rPr>
+        <w:t>Table 7. Q1 — the 15 largest transaction lines of 2024, the most recent complete year.</w:t>
+      </w:r>
+    </w:p>
+    <w:p>
+      <w:r>
+        <w:t>_(Insert your own screenshot of this query's output here.)_</w:t>
+      </w:r>
+    </w:p>
     <w:p>
       <w:r>
         <w:rPr>
@@ -5383,6 +7449,2072 @@
       </w:r>
       <w:r>
         <w:t xml:space="preserve"> with a computed margin column.</w:t>
+      </w:r>
+    </w:p>
+    <w:tbl>
+      <w:tblPr>
+        <w:tblStyle w:val="LightGrid-Accent1"/>
+        <w:tblW w:type="auto" w:w="0"/>
+        <w:jc w:val="center"/>
+        <w:tblLayout w:type="autofit"/>
+        <w:tblLook w:firstColumn="1" w:firstRow="1" w:lastColumn="0" w:lastRow="0" w:noHBand="0" w:noVBand="1" w:val="04A0"/>
+      </w:tblPr>
+      <w:tblGrid>
+        <w:gridCol w:w="1560"/>
+        <w:gridCol w:w="1560"/>
+        <w:gridCol w:w="1560"/>
+        <w:gridCol w:w="1560"/>
+        <w:gridCol w:w="1560"/>
+        <w:gridCol w:w="1560"/>
+      </w:tblGrid>
+      <w:tr>
+        <w:tc>
+          <w:tcPr>
+            <w:tcW w:type="dxa" w:w="1560"/>
+          </w:tcPr>
+          <w:p>
+            <w:r>
+              <w:rPr>
+                <w:b/>
+              </w:rPr>
+            </w:r>
+            <w:r>
+              <w:rPr>
+                <w:b/>
+              </w:rPr>
+              <w:t>sale_id</w:t>
+            </w:r>
+          </w:p>
+        </w:tc>
+        <w:tc>
+          <w:tcPr>
+            <w:tcW w:type="dxa" w:w="1560"/>
+          </w:tcPr>
+          <w:p>
+            <w:r>
+              <w:rPr>
+                <w:b/>
+              </w:rPr>
+            </w:r>
+            <w:r>
+              <w:rPr>
+                <w:b/>
+              </w:rPr>
+              <w:t>order_date</w:t>
+            </w:r>
+          </w:p>
+        </w:tc>
+        <w:tc>
+          <w:tcPr>
+            <w:tcW w:type="dxa" w:w="1560"/>
+          </w:tcPr>
+          <w:p>
+            <w:r>
+              <w:rPr>
+                <w:b/>
+              </w:rPr>
+            </w:r>
+            <w:r>
+              <w:rPr>
+                <w:b/>
+              </w:rPr>
+              <w:t>quantity</w:t>
+            </w:r>
+          </w:p>
+        </w:tc>
+        <w:tc>
+          <w:tcPr>
+            <w:tcW w:type="dxa" w:w="1560"/>
+          </w:tcPr>
+          <w:p>
+            <w:r>
+              <w:rPr>
+                <w:b/>
+              </w:rPr>
+            </w:r>
+            <w:r>
+              <w:rPr>
+                <w:b/>
+              </w:rPr>
+              <w:t>amount</w:t>
+            </w:r>
+          </w:p>
+        </w:tc>
+        <w:tc>
+          <w:tcPr>
+            <w:tcW w:type="dxa" w:w="1560"/>
+          </w:tcPr>
+          <w:p>
+            <w:r>
+              <w:rPr>
+                <w:b/>
+              </w:rPr>
+            </w:r>
+            <w:r>
+              <w:rPr>
+                <w:b/>
+              </w:rPr>
+              <w:t>profit</w:t>
+            </w:r>
+          </w:p>
+        </w:tc>
+        <w:tc>
+          <w:tcPr>
+            <w:tcW w:type="dxa" w:w="1560"/>
+          </w:tcPr>
+          <w:p>
+            <w:r>
+              <w:rPr>
+                <w:b/>
+              </w:rPr>
+            </w:r>
+            <w:r>
+              <w:rPr>
+                <w:b/>
+              </w:rPr>
+              <w:t>margin_pct</w:t>
+            </w:r>
+          </w:p>
+        </w:tc>
+      </w:tr>
+      <w:tr>
+        <w:tc>
+          <w:tcPr>
+            <w:tcW w:type="dxa" w:w="1560"/>
+          </w:tcPr>
+          <w:p>
+            <w:pPr>
+              <w:spacing w:line="240" w:lineRule="auto"/>
+            </w:pPr>
+            <w:r>
+              <w:rPr>
+                <w:sz w:val="18"/>
+              </w:rPr>
+            </w:r>
+            <w:r>
+              <w:rPr>
+                <w:sz w:val="18"/>
+              </w:rPr>
+              <w:t>8</w:t>
+            </w:r>
+          </w:p>
+        </w:tc>
+        <w:tc>
+          <w:tcPr>
+            <w:tcW w:type="dxa" w:w="1560"/>
+          </w:tcPr>
+          <w:p>
+            <w:pPr>
+              <w:spacing w:line="240" w:lineRule="auto"/>
+            </w:pPr>
+            <w:r>
+              <w:rPr>
+                <w:sz w:val="18"/>
+              </w:rPr>
+            </w:r>
+            <w:r>
+              <w:rPr>
+                <w:sz w:val="18"/>
+              </w:rPr>
+              <w:t>2020-04-04</w:t>
+            </w:r>
+          </w:p>
+        </w:tc>
+        <w:tc>
+          <w:tcPr>
+            <w:tcW w:type="dxa" w:w="1560"/>
+          </w:tcPr>
+          <w:p>
+            <w:pPr>
+              <w:spacing w:line="240" w:lineRule="auto"/>
+            </w:pPr>
+            <w:r>
+              <w:rPr>
+                <w:sz w:val="18"/>
+              </w:rPr>
+            </w:r>
+            <w:r>
+              <w:rPr>
+                <w:sz w:val="18"/>
+              </w:rPr>
+              <w:t>19</w:t>
+            </w:r>
+          </w:p>
+        </w:tc>
+        <w:tc>
+          <w:tcPr>
+            <w:tcW w:type="dxa" w:w="1560"/>
+          </w:tcPr>
+          <w:p>
+            <w:pPr>
+              <w:spacing w:line="240" w:lineRule="auto"/>
+            </w:pPr>
+            <w:r>
+              <w:rPr>
+                <w:sz w:val="18"/>
+              </w:rPr>
+            </w:r>
+            <w:r>
+              <w:rPr>
+                <w:sz w:val="18"/>
+              </w:rPr>
+              <w:t>7,702</w:t>
+            </w:r>
+          </w:p>
+        </w:tc>
+        <w:tc>
+          <w:tcPr>
+            <w:tcW w:type="dxa" w:w="1560"/>
+          </w:tcPr>
+          <w:p>
+            <w:pPr>
+              <w:spacing w:line="240" w:lineRule="auto"/>
+            </w:pPr>
+            <w:r>
+              <w:rPr>
+                <w:sz w:val="18"/>
+              </w:rPr>
+            </w:r>
+            <w:r>
+              <w:rPr>
+                <w:sz w:val="18"/>
+              </w:rPr>
+              <w:t>60</w:t>
+            </w:r>
+          </w:p>
+        </w:tc>
+        <w:tc>
+          <w:tcPr>
+            <w:tcW w:type="dxa" w:w="1560"/>
+          </w:tcPr>
+          <w:p>
+            <w:pPr>
+              <w:spacing w:line="240" w:lineRule="auto"/>
+            </w:pPr>
+            <w:r>
+              <w:rPr>
+                <w:sz w:val="18"/>
+              </w:rPr>
+            </w:r>
+            <w:r>
+              <w:rPr>
+                <w:sz w:val="18"/>
+              </w:rPr>
+              <w:t>0.78</w:t>
+            </w:r>
+          </w:p>
+        </w:tc>
+      </w:tr>
+      <w:tr>
+        <w:tc>
+          <w:tcPr>
+            <w:tcW w:type="dxa" w:w="1560"/>
+          </w:tcPr>
+          <w:p>
+            <w:pPr>
+              <w:spacing w:line="240" w:lineRule="auto"/>
+            </w:pPr>
+            <w:r>
+              <w:rPr>
+                <w:sz w:val="18"/>
+              </w:rPr>
+            </w:r>
+            <w:r>
+              <w:rPr>
+                <w:sz w:val="18"/>
+              </w:rPr>
+              <w:t>461</w:t>
+            </w:r>
+          </w:p>
+        </w:tc>
+        <w:tc>
+          <w:tcPr>
+            <w:tcW w:type="dxa" w:w="1560"/>
+          </w:tcPr>
+          <w:p>
+            <w:pPr>
+              <w:spacing w:line="240" w:lineRule="auto"/>
+            </w:pPr>
+            <w:r>
+              <w:rPr>
+                <w:sz w:val="18"/>
+              </w:rPr>
+            </w:r>
+            <w:r>
+              <w:rPr>
+                <w:sz w:val="18"/>
+              </w:rPr>
+              <w:t>2022-03-28</w:t>
+            </w:r>
+          </w:p>
+        </w:tc>
+        <w:tc>
+          <w:tcPr>
+            <w:tcW w:type="dxa" w:w="1560"/>
+          </w:tcPr>
+          <w:p>
+            <w:pPr>
+              <w:spacing w:line="240" w:lineRule="auto"/>
+            </w:pPr>
+            <w:r>
+              <w:rPr>
+                <w:sz w:val="18"/>
+              </w:rPr>
+            </w:r>
+            <w:r>
+              <w:rPr>
+                <w:sz w:val="18"/>
+              </w:rPr>
+              <w:t>18</w:t>
+            </w:r>
+          </w:p>
+        </w:tc>
+        <w:tc>
+          <w:tcPr>
+            <w:tcW w:type="dxa" w:w="1560"/>
+          </w:tcPr>
+          <w:p>
+            <w:pPr>
+              <w:spacing w:line="240" w:lineRule="auto"/>
+            </w:pPr>
+            <w:r>
+              <w:rPr>
+                <w:sz w:val="18"/>
+              </w:rPr>
+            </w:r>
+            <w:r>
+              <w:rPr>
+                <w:sz w:val="18"/>
+              </w:rPr>
+              <w:t>4,099</w:t>
+            </w:r>
+          </w:p>
+        </w:tc>
+        <w:tc>
+          <w:tcPr>
+            <w:tcW w:type="dxa" w:w="1560"/>
+          </w:tcPr>
+          <w:p>
+            <w:pPr>
+              <w:spacing w:line="240" w:lineRule="auto"/>
+            </w:pPr>
+            <w:r>
+              <w:rPr>
+                <w:sz w:val="18"/>
+              </w:rPr>
+            </w:r>
+            <w:r>
+              <w:rPr>
+                <w:sz w:val="18"/>
+              </w:rPr>
+              <w:t>52</w:t>
+            </w:r>
+          </w:p>
+        </w:tc>
+        <w:tc>
+          <w:tcPr>
+            <w:tcW w:type="dxa" w:w="1560"/>
+          </w:tcPr>
+          <w:p>
+            <w:pPr>
+              <w:spacing w:line="240" w:lineRule="auto"/>
+            </w:pPr>
+            <w:r>
+              <w:rPr>
+                <w:sz w:val="18"/>
+              </w:rPr>
+            </w:r>
+            <w:r>
+              <w:rPr>
+                <w:sz w:val="18"/>
+              </w:rPr>
+              <w:t>1.27</w:t>
+            </w:r>
+          </w:p>
+        </w:tc>
+      </w:tr>
+      <w:tr>
+        <w:tc>
+          <w:tcPr>
+            <w:tcW w:type="dxa" w:w="1560"/>
+          </w:tcPr>
+          <w:p>
+            <w:pPr>
+              <w:spacing w:line="240" w:lineRule="auto"/>
+            </w:pPr>
+            <w:r>
+              <w:rPr>
+                <w:sz w:val="18"/>
+              </w:rPr>
+            </w:r>
+            <w:r>
+              <w:rPr>
+                <w:sz w:val="18"/>
+              </w:rPr>
+              <w:t>1010</w:t>
+            </w:r>
+          </w:p>
+        </w:tc>
+        <w:tc>
+          <w:tcPr>
+            <w:tcW w:type="dxa" w:w="1560"/>
+          </w:tcPr>
+          <w:p>
+            <w:pPr>
+              <w:spacing w:line="240" w:lineRule="auto"/>
+            </w:pPr>
+            <w:r>
+              <w:rPr>
+                <w:sz w:val="18"/>
+              </w:rPr>
+            </w:r>
+            <w:r>
+              <w:rPr>
+                <w:sz w:val="18"/>
+              </w:rPr>
+              <w:t>2024-05-30</w:t>
+            </w:r>
+          </w:p>
+        </w:tc>
+        <w:tc>
+          <w:tcPr>
+            <w:tcW w:type="dxa" w:w="1560"/>
+          </w:tcPr>
+          <w:p>
+            <w:pPr>
+              <w:spacing w:line="240" w:lineRule="auto"/>
+            </w:pPr>
+            <w:r>
+              <w:rPr>
+                <w:sz w:val="18"/>
+              </w:rPr>
+            </w:r>
+            <w:r>
+              <w:rPr>
+                <w:sz w:val="18"/>
+              </w:rPr>
+              <w:t>17</w:t>
+            </w:r>
+          </w:p>
+        </w:tc>
+        <w:tc>
+          <w:tcPr>
+            <w:tcW w:type="dxa" w:w="1560"/>
+          </w:tcPr>
+          <w:p>
+            <w:pPr>
+              <w:spacing w:line="240" w:lineRule="auto"/>
+            </w:pPr>
+            <w:r>
+              <w:rPr>
+                <w:sz w:val="18"/>
+              </w:rPr>
+            </w:r>
+            <w:r>
+              <w:rPr>
+                <w:sz w:val="18"/>
+              </w:rPr>
+              <w:t>4,080</w:t>
+            </w:r>
+          </w:p>
+        </w:tc>
+        <w:tc>
+          <w:tcPr>
+            <w:tcW w:type="dxa" w:w="1560"/>
+          </w:tcPr>
+          <w:p>
+            <w:pPr>
+              <w:spacing w:line="240" w:lineRule="auto"/>
+            </w:pPr>
+            <w:r>
+              <w:rPr>
+                <w:sz w:val="18"/>
+              </w:rPr>
+            </w:r>
+            <w:r>
+              <w:rPr>
+                <w:sz w:val="18"/>
+              </w:rPr>
+              <w:t>72</w:t>
+            </w:r>
+          </w:p>
+        </w:tc>
+        <w:tc>
+          <w:tcPr>
+            <w:tcW w:type="dxa" w:w="1560"/>
+          </w:tcPr>
+          <w:p>
+            <w:pPr>
+              <w:spacing w:line="240" w:lineRule="auto"/>
+            </w:pPr>
+            <w:r>
+              <w:rPr>
+                <w:sz w:val="18"/>
+              </w:rPr>
+            </w:r>
+            <w:r>
+              <w:rPr>
+                <w:sz w:val="18"/>
+              </w:rPr>
+              <w:t>1.76</w:t>
+            </w:r>
+          </w:p>
+        </w:tc>
+      </w:tr>
+      <w:tr>
+        <w:tc>
+          <w:tcPr>
+            <w:tcW w:type="dxa" w:w="1560"/>
+          </w:tcPr>
+          <w:p>
+            <w:pPr>
+              <w:spacing w:line="240" w:lineRule="auto"/>
+            </w:pPr>
+            <w:r>
+              <w:rPr>
+                <w:sz w:val="18"/>
+              </w:rPr>
+            </w:r>
+            <w:r>
+              <w:rPr>
+                <w:sz w:val="18"/>
+              </w:rPr>
+              <w:t>169</w:t>
+            </w:r>
+          </w:p>
+        </w:tc>
+        <w:tc>
+          <w:tcPr>
+            <w:tcW w:type="dxa" w:w="1560"/>
+          </w:tcPr>
+          <w:p>
+            <w:pPr>
+              <w:spacing w:line="240" w:lineRule="auto"/>
+            </w:pPr>
+            <w:r>
+              <w:rPr>
+                <w:sz w:val="18"/>
+              </w:rPr>
+            </w:r>
+            <w:r>
+              <w:rPr>
+                <w:sz w:val="18"/>
+              </w:rPr>
+              <w:t>2020-12-31</w:t>
+            </w:r>
+          </w:p>
+        </w:tc>
+        <w:tc>
+          <w:tcPr>
+            <w:tcW w:type="dxa" w:w="1560"/>
+          </w:tcPr>
+          <w:p>
+            <w:pPr>
+              <w:spacing w:line="240" w:lineRule="auto"/>
+            </w:pPr>
+            <w:r>
+              <w:rPr>
+                <w:sz w:val="18"/>
+              </w:rPr>
+            </w:r>
+            <w:r>
+              <w:rPr>
+                <w:sz w:val="18"/>
+              </w:rPr>
+              <w:t>19</w:t>
+            </w:r>
+          </w:p>
+        </w:tc>
+        <w:tc>
+          <w:tcPr>
+            <w:tcW w:type="dxa" w:w="1560"/>
+          </w:tcPr>
+          <w:p>
+            <w:pPr>
+              <w:spacing w:line="240" w:lineRule="auto"/>
+            </w:pPr>
+            <w:r>
+              <w:rPr>
+                <w:sz w:val="18"/>
+              </w:rPr>
+            </w:r>
+            <w:r>
+              <w:rPr>
+                <w:sz w:val="18"/>
+              </w:rPr>
+              <w:t>6,089</w:t>
+            </w:r>
+          </w:p>
+        </w:tc>
+        <w:tc>
+          <w:tcPr>
+            <w:tcW w:type="dxa" w:w="1560"/>
+          </w:tcPr>
+          <w:p>
+            <w:pPr>
+              <w:spacing w:line="240" w:lineRule="auto"/>
+            </w:pPr>
+            <w:r>
+              <w:rPr>
+                <w:sz w:val="18"/>
+              </w:rPr>
+            </w:r>
+            <w:r>
+              <w:rPr>
+                <w:sz w:val="18"/>
+              </w:rPr>
+              <w:t>139</w:t>
+            </w:r>
+          </w:p>
+        </w:tc>
+        <w:tc>
+          <w:tcPr>
+            <w:tcW w:type="dxa" w:w="1560"/>
+          </w:tcPr>
+          <w:p>
+            <w:pPr>
+              <w:spacing w:line="240" w:lineRule="auto"/>
+            </w:pPr>
+            <w:r>
+              <w:rPr>
+                <w:sz w:val="18"/>
+              </w:rPr>
+            </w:r>
+            <w:r>
+              <w:rPr>
+                <w:sz w:val="18"/>
+              </w:rPr>
+              <w:t>2.28</w:t>
+            </w:r>
+          </w:p>
+        </w:tc>
+      </w:tr>
+      <w:tr>
+        <w:tc>
+          <w:tcPr>
+            <w:tcW w:type="dxa" w:w="1560"/>
+          </w:tcPr>
+          <w:p>
+            <w:pPr>
+              <w:spacing w:line="240" w:lineRule="auto"/>
+            </w:pPr>
+            <w:r>
+              <w:rPr>
+                <w:sz w:val="18"/>
+              </w:rPr>
+            </w:r>
+            <w:r>
+              <w:rPr>
+                <w:sz w:val="18"/>
+              </w:rPr>
+              <w:t>471</w:t>
+            </w:r>
+          </w:p>
+        </w:tc>
+        <w:tc>
+          <w:tcPr>
+            <w:tcW w:type="dxa" w:w="1560"/>
+          </w:tcPr>
+          <w:p>
+            <w:pPr>
+              <w:spacing w:line="240" w:lineRule="auto"/>
+            </w:pPr>
+            <w:r>
+              <w:rPr>
+                <w:sz w:val="18"/>
+              </w:rPr>
+            </w:r>
+            <w:r>
+              <w:rPr>
+                <w:sz w:val="18"/>
+              </w:rPr>
+              <w:t>2022-04-15</w:t>
+            </w:r>
+          </w:p>
+        </w:tc>
+        <w:tc>
+          <w:tcPr>
+            <w:tcW w:type="dxa" w:w="1560"/>
+          </w:tcPr>
+          <w:p>
+            <w:pPr>
+              <w:spacing w:line="240" w:lineRule="auto"/>
+            </w:pPr>
+            <w:r>
+              <w:rPr>
+                <w:sz w:val="18"/>
+              </w:rPr>
+            </w:r>
+            <w:r>
+              <w:rPr>
+                <w:sz w:val="18"/>
+              </w:rPr>
+              <w:t>19</w:t>
+            </w:r>
+          </w:p>
+        </w:tc>
+        <w:tc>
+          <w:tcPr>
+            <w:tcW w:type="dxa" w:w="1560"/>
+          </w:tcPr>
+          <w:p>
+            <w:pPr>
+              <w:spacing w:line="240" w:lineRule="auto"/>
+            </w:pPr>
+            <w:r>
+              <w:rPr>
+                <w:sz w:val="18"/>
+              </w:rPr>
+            </w:r>
+            <w:r>
+              <w:rPr>
+                <w:sz w:val="18"/>
+              </w:rPr>
+              <w:t>6,089</w:t>
+            </w:r>
+          </w:p>
+        </w:tc>
+        <w:tc>
+          <w:tcPr>
+            <w:tcW w:type="dxa" w:w="1560"/>
+          </w:tcPr>
+          <w:p>
+            <w:pPr>
+              <w:spacing w:line="240" w:lineRule="auto"/>
+            </w:pPr>
+            <w:r>
+              <w:rPr>
+                <w:sz w:val="18"/>
+              </w:rPr>
+            </w:r>
+            <w:r>
+              <w:rPr>
+                <w:sz w:val="18"/>
+              </w:rPr>
+              <w:t>139</w:t>
+            </w:r>
+          </w:p>
+        </w:tc>
+        <w:tc>
+          <w:tcPr>
+            <w:tcW w:type="dxa" w:w="1560"/>
+          </w:tcPr>
+          <w:p>
+            <w:pPr>
+              <w:spacing w:line="240" w:lineRule="auto"/>
+            </w:pPr>
+            <w:r>
+              <w:rPr>
+                <w:sz w:val="18"/>
+              </w:rPr>
+            </w:r>
+            <w:r>
+              <w:rPr>
+                <w:sz w:val="18"/>
+              </w:rPr>
+              <w:t>2.28</w:t>
+            </w:r>
+          </w:p>
+        </w:tc>
+      </w:tr>
+      <w:tr>
+        <w:tc>
+          <w:tcPr>
+            <w:tcW w:type="dxa" w:w="1560"/>
+          </w:tcPr>
+          <w:p>
+            <w:pPr>
+              <w:spacing w:line="240" w:lineRule="auto"/>
+            </w:pPr>
+            <w:r>
+              <w:rPr>
+                <w:sz w:val="18"/>
+              </w:rPr>
+            </w:r>
+            <w:r>
+              <w:rPr>
+                <w:sz w:val="18"/>
+              </w:rPr>
+              <w:t>725</w:t>
+            </w:r>
+          </w:p>
+        </w:tc>
+        <w:tc>
+          <w:tcPr>
+            <w:tcW w:type="dxa" w:w="1560"/>
+          </w:tcPr>
+          <w:p>
+            <w:pPr>
+              <w:spacing w:line="240" w:lineRule="auto"/>
+            </w:pPr>
+            <w:r>
+              <w:rPr>
+                <w:sz w:val="18"/>
+              </w:rPr>
+            </w:r>
+            <w:r>
+              <w:rPr>
+                <w:sz w:val="18"/>
+              </w:rPr>
+              <w:t>2023-04-05</w:t>
+            </w:r>
+          </w:p>
+        </w:tc>
+        <w:tc>
+          <w:tcPr>
+            <w:tcW w:type="dxa" w:w="1560"/>
+          </w:tcPr>
+          <w:p>
+            <w:pPr>
+              <w:spacing w:line="240" w:lineRule="auto"/>
+            </w:pPr>
+            <w:r>
+              <w:rPr>
+                <w:sz w:val="18"/>
+              </w:rPr>
+            </w:r>
+            <w:r>
+              <w:rPr>
+                <w:sz w:val="18"/>
+              </w:rPr>
+              <w:t>19</w:t>
+            </w:r>
+          </w:p>
+        </w:tc>
+        <w:tc>
+          <w:tcPr>
+            <w:tcW w:type="dxa" w:w="1560"/>
+          </w:tcPr>
+          <w:p>
+            <w:pPr>
+              <w:spacing w:line="240" w:lineRule="auto"/>
+            </w:pPr>
+            <w:r>
+              <w:rPr>
+                <w:sz w:val="18"/>
+              </w:rPr>
+            </w:r>
+            <w:r>
+              <w:rPr>
+                <w:sz w:val="18"/>
+              </w:rPr>
+              <w:t>6,089</w:t>
+            </w:r>
+          </w:p>
+        </w:tc>
+        <w:tc>
+          <w:tcPr>
+            <w:tcW w:type="dxa" w:w="1560"/>
+          </w:tcPr>
+          <w:p>
+            <w:pPr>
+              <w:spacing w:line="240" w:lineRule="auto"/>
+            </w:pPr>
+            <w:r>
+              <w:rPr>
+                <w:sz w:val="18"/>
+              </w:rPr>
+            </w:r>
+            <w:r>
+              <w:rPr>
+                <w:sz w:val="18"/>
+              </w:rPr>
+              <w:t>139</w:t>
+            </w:r>
+          </w:p>
+        </w:tc>
+        <w:tc>
+          <w:tcPr>
+            <w:tcW w:type="dxa" w:w="1560"/>
+          </w:tcPr>
+          <w:p>
+            <w:pPr>
+              <w:spacing w:line="240" w:lineRule="auto"/>
+            </w:pPr>
+            <w:r>
+              <w:rPr>
+                <w:sz w:val="18"/>
+              </w:rPr>
+            </w:r>
+            <w:r>
+              <w:rPr>
+                <w:sz w:val="18"/>
+              </w:rPr>
+              <w:t>2.28</w:t>
+            </w:r>
+          </w:p>
+        </w:tc>
+      </w:tr>
+      <w:tr>
+        <w:tc>
+          <w:tcPr>
+            <w:tcW w:type="dxa" w:w="1560"/>
+          </w:tcPr>
+          <w:p>
+            <w:pPr>
+              <w:spacing w:line="240" w:lineRule="auto"/>
+            </w:pPr>
+            <w:r>
+              <w:rPr>
+                <w:sz w:val="18"/>
+              </w:rPr>
+            </w:r>
+            <w:r>
+              <w:rPr>
+                <w:sz w:val="18"/>
+              </w:rPr>
+              <w:t>327</w:t>
+            </w:r>
+          </w:p>
+        </w:tc>
+        <w:tc>
+          <w:tcPr>
+            <w:tcW w:type="dxa" w:w="1560"/>
+          </w:tcPr>
+          <w:p>
+            <w:pPr>
+              <w:spacing w:line="240" w:lineRule="auto"/>
+            </w:pPr>
+            <w:r>
+              <w:rPr>
+                <w:sz w:val="18"/>
+              </w:rPr>
+            </w:r>
+            <w:r>
+              <w:rPr>
+                <w:sz w:val="18"/>
+              </w:rPr>
+              <w:t>2021-10-23</w:t>
+            </w:r>
+          </w:p>
+        </w:tc>
+        <w:tc>
+          <w:tcPr>
+            <w:tcW w:type="dxa" w:w="1560"/>
+          </w:tcPr>
+          <w:p>
+            <w:pPr>
+              <w:spacing w:line="240" w:lineRule="auto"/>
+            </w:pPr>
+            <w:r>
+              <w:rPr>
+                <w:sz w:val="18"/>
+              </w:rPr>
+            </w:r>
+            <w:r>
+              <w:rPr>
+                <w:sz w:val="18"/>
+              </w:rPr>
+              <w:t>19</w:t>
+            </w:r>
+          </w:p>
+        </w:tc>
+        <w:tc>
+          <w:tcPr>
+            <w:tcW w:type="dxa" w:w="1560"/>
+          </w:tcPr>
+          <w:p>
+            <w:pPr>
+              <w:spacing w:line="240" w:lineRule="auto"/>
+            </w:pPr>
+            <w:r>
+              <w:rPr>
+                <w:sz w:val="18"/>
+              </w:rPr>
+            </w:r>
+            <w:r>
+              <w:rPr>
+                <w:sz w:val="18"/>
+              </w:rPr>
+              <w:t>2,663</w:t>
+            </w:r>
+          </w:p>
+        </w:tc>
+        <w:tc>
+          <w:tcPr>
+            <w:tcW w:type="dxa" w:w="1560"/>
+          </w:tcPr>
+          <w:p>
+            <w:pPr>
+              <w:spacing w:line="240" w:lineRule="auto"/>
+            </w:pPr>
+            <w:r>
+              <w:rPr>
+                <w:sz w:val="18"/>
+              </w:rPr>
+            </w:r>
+            <w:r>
+              <w:rPr>
+                <w:sz w:val="18"/>
+              </w:rPr>
+              <w:t>64</w:t>
+            </w:r>
+          </w:p>
+        </w:tc>
+        <w:tc>
+          <w:tcPr>
+            <w:tcW w:type="dxa" w:w="1560"/>
+          </w:tcPr>
+          <w:p>
+            <w:pPr>
+              <w:spacing w:line="240" w:lineRule="auto"/>
+            </w:pPr>
+            <w:r>
+              <w:rPr>
+                <w:sz w:val="18"/>
+              </w:rPr>
+            </w:r>
+            <w:r>
+              <w:rPr>
+                <w:sz w:val="18"/>
+              </w:rPr>
+              <w:t>2.40</w:t>
+            </w:r>
+          </w:p>
+        </w:tc>
+      </w:tr>
+      <w:tr>
+        <w:tc>
+          <w:tcPr>
+            <w:tcW w:type="dxa" w:w="1560"/>
+          </w:tcPr>
+          <w:p>
+            <w:pPr>
+              <w:spacing w:line="240" w:lineRule="auto"/>
+            </w:pPr>
+            <w:r>
+              <w:rPr>
+                <w:sz w:val="18"/>
+              </w:rPr>
+            </w:r>
+            <w:r>
+              <w:rPr>
+                <w:sz w:val="18"/>
+              </w:rPr>
+              <w:t>1030</w:t>
+            </w:r>
+          </w:p>
+        </w:tc>
+        <w:tc>
+          <w:tcPr>
+            <w:tcW w:type="dxa" w:w="1560"/>
+          </w:tcPr>
+          <w:p>
+            <w:pPr>
+              <w:spacing w:line="240" w:lineRule="auto"/>
+            </w:pPr>
+            <w:r>
+              <w:rPr>
+                <w:sz w:val="18"/>
+              </w:rPr>
+            </w:r>
+            <w:r>
+              <w:rPr>
+                <w:sz w:val="18"/>
+              </w:rPr>
+              <w:t>2024-06-16</w:t>
+            </w:r>
+          </w:p>
+        </w:tc>
+        <w:tc>
+          <w:tcPr>
+            <w:tcW w:type="dxa" w:w="1560"/>
+          </w:tcPr>
+          <w:p>
+            <w:pPr>
+              <w:spacing w:line="240" w:lineRule="auto"/>
+            </w:pPr>
+            <w:r>
+              <w:rPr>
+                <w:sz w:val="18"/>
+              </w:rPr>
+            </w:r>
+            <w:r>
+              <w:rPr>
+                <w:sz w:val="18"/>
+              </w:rPr>
+              <w:t>19</w:t>
+            </w:r>
+          </w:p>
+        </w:tc>
+        <w:tc>
+          <w:tcPr>
+            <w:tcW w:type="dxa" w:w="1560"/>
+          </w:tcPr>
+          <w:p>
+            <w:pPr>
+              <w:spacing w:line="240" w:lineRule="auto"/>
+            </w:pPr>
+            <w:r>
+              <w:rPr>
+                <w:sz w:val="18"/>
+              </w:rPr>
+            </w:r>
+            <w:r>
+              <w:rPr>
+                <w:sz w:val="18"/>
+              </w:rPr>
+              <w:t>2,663</w:t>
+            </w:r>
+          </w:p>
+        </w:tc>
+        <w:tc>
+          <w:tcPr>
+            <w:tcW w:type="dxa" w:w="1560"/>
+          </w:tcPr>
+          <w:p>
+            <w:pPr>
+              <w:spacing w:line="240" w:lineRule="auto"/>
+            </w:pPr>
+            <w:r>
+              <w:rPr>
+                <w:sz w:val="18"/>
+              </w:rPr>
+            </w:r>
+            <w:r>
+              <w:rPr>
+                <w:sz w:val="18"/>
+              </w:rPr>
+              <w:t>64</w:t>
+            </w:r>
+          </w:p>
+        </w:tc>
+        <w:tc>
+          <w:tcPr>
+            <w:tcW w:type="dxa" w:w="1560"/>
+          </w:tcPr>
+          <w:p>
+            <w:pPr>
+              <w:spacing w:line="240" w:lineRule="auto"/>
+            </w:pPr>
+            <w:r>
+              <w:rPr>
+                <w:sz w:val="18"/>
+              </w:rPr>
+            </w:r>
+            <w:r>
+              <w:rPr>
+                <w:sz w:val="18"/>
+              </w:rPr>
+              <w:t>2.40</w:t>
+            </w:r>
+          </w:p>
+        </w:tc>
+      </w:tr>
+      <w:tr>
+        <w:tc>
+          <w:tcPr>
+            <w:tcW w:type="dxa" w:w="1560"/>
+          </w:tcPr>
+          <w:p>
+            <w:pPr>
+              <w:spacing w:line="240" w:lineRule="auto"/>
+            </w:pPr>
+            <w:r>
+              <w:rPr>
+                <w:sz w:val="18"/>
+              </w:rPr>
+            </w:r>
+            <w:r>
+              <w:rPr>
+                <w:sz w:val="18"/>
+              </w:rPr>
+              <w:t>924</w:t>
+            </w:r>
+          </w:p>
+        </w:tc>
+        <w:tc>
+          <w:tcPr>
+            <w:tcW w:type="dxa" w:w="1560"/>
+          </w:tcPr>
+          <w:p>
+            <w:pPr>
+              <w:spacing w:line="240" w:lineRule="auto"/>
+            </w:pPr>
+            <w:r>
+              <w:rPr>
+                <w:sz w:val="18"/>
+              </w:rPr>
+            </w:r>
+            <w:r>
+              <w:rPr>
+                <w:sz w:val="18"/>
+              </w:rPr>
+              <w:t>2024-01-28</w:t>
+            </w:r>
+          </w:p>
+        </w:tc>
+        <w:tc>
+          <w:tcPr>
+            <w:tcW w:type="dxa" w:w="1560"/>
+          </w:tcPr>
+          <w:p>
+            <w:pPr>
+              <w:spacing w:line="240" w:lineRule="auto"/>
+            </w:pPr>
+            <w:r>
+              <w:rPr>
+                <w:sz w:val="18"/>
+              </w:rPr>
+            </w:r>
+            <w:r>
+              <w:rPr>
+                <w:sz w:val="18"/>
+              </w:rPr>
+              <w:t>16</w:t>
+            </w:r>
+          </w:p>
+        </w:tc>
+        <w:tc>
+          <w:tcPr>
+            <w:tcW w:type="dxa" w:w="1560"/>
+          </w:tcPr>
+          <w:p>
+            <w:pPr>
+              <w:spacing w:line="240" w:lineRule="auto"/>
+            </w:pPr>
+            <w:r>
+              <w:rPr>
+                <w:sz w:val="18"/>
+              </w:rPr>
+            </w:r>
+            <w:r>
+              <w:rPr>
+                <w:sz w:val="18"/>
+              </w:rPr>
+              <w:t>6,800</w:t>
+            </w:r>
+          </w:p>
+        </w:tc>
+        <w:tc>
+          <w:tcPr>
+            <w:tcW w:type="dxa" w:w="1560"/>
+          </w:tcPr>
+          <w:p>
+            <w:pPr>
+              <w:spacing w:line="240" w:lineRule="auto"/>
+            </w:pPr>
+            <w:r>
+              <w:rPr>
+                <w:sz w:val="18"/>
+              </w:rPr>
+            </w:r>
+            <w:r>
+              <w:rPr>
+                <w:sz w:val="18"/>
+              </w:rPr>
+              <w:t>167</w:t>
+            </w:r>
+          </w:p>
+        </w:tc>
+        <w:tc>
+          <w:tcPr>
+            <w:tcW w:type="dxa" w:w="1560"/>
+          </w:tcPr>
+          <w:p>
+            <w:pPr>
+              <w:spacing w:line="240" w:lineRule="auto"/>
+            </w:pPr>
+            <w:r>
+              <w:rPr>
+                <w:sz w:val="18"/>
+              </w:rPr>
+            </w:r>
+            <w:r>
+              <w:rPr>
+                <w:sz w:val="18"/>
+              </w:rPr>
+              <w:t>2.46</w:t>
+            </w:r>
+          </w:p>
+        </w:tc>
+      </w:tr>
+      <w:tr>
+        <w:tc>
+          <w:tcPr>
+            <w:tcW w:type="dxa" w:w="1560"/>
+          </w:tcPr>
+          <w:p>
+            <w:pPr>
+              <w:spacing w:line="240" w:lineRule="auto"/>
+            </w:pPr>
+            <w:r>
+              <w:rPr>
+                <w:sz w:val="18"/>
+              </w:rPr>
+            </w:r>
+            <w:r>
+              <w:rPr>
+                <w:sz w:val="18"/>
+              </w:rPr>
+              <w:t>965</w:t>
+            </w:r>
+          </w:p>
+        </w:tc>
+        <w:tc>
+          <w:tcPr>
+            <w:tcW w:type="dxa" w:w="1560"/>
+          </w:tcPr>
+          <w:p>
+            <w:pPr>
+              <w:spacing w:line="240" w:lineRule="auto"/>
+            </w:pPr>
+            <w:r>
+              <w:rPr>
+                <w:sz w:val="18"/>
+              </w:rPr>
+            </w:r>
+            <w:r>
+              <w:rPr>
+                <w:sz w:val="18"/>
+              </w:rPr>
+              <w:t>2024-03-30</w:t>
+            </w:r>
+          </w:p>
+        </w:tc>
+        <w:tc>
+          <w:tcPr>
+            <w:tcW w:type="dxa" w:w="1560"/>
+          </w:tcPr>
+          <w:p>
+            <w:pPr>
+              <w:spacing w:line="240" w:lineRule="auto"/>
+            </w:pPr>
+            <w:r>
+              <w:rPr>
+                <w:sz w:val="18"/>
+              </w:rPr>
+            </w:r>
+            <w:r>
+              <w:rPr>
+                <w:sz w:val="18"/>
+              </w:rPr>
+              <w:t>16</w:t>
+            </w:r>
+          </w:p>
+        </w:tc>
+        <w:tc>
+          <w:tcPr>
+            <w:tcW w:type="dxa" w:w="1560"/>
+          </w:tcPr>
+          <w:p>
+            <w:pPr>
+              <w:spacing w:line="240" w:lineRule="auto"/>
+            </w:pPr>
+            <w:r>
+              <w:rPr>
+                <w:sz w:val="18"/>
+              </w:rPr>
+            </w:r>
+            <w:r>
+              <w:rPr>
+                <w:sz w:val="18"/>
+              </w:rPr>
+              <w:t>3,273</w:t>
+            </w:r>
+          </w:p>
+        </w:tc>
+        <w:tc>
+          <w:tcPr>
+            <w:tcW w:type="dxa" w:w="1560"/>
+          </w:tcPr>
+          <w:p>
+            <w:pPr>
+              <w:spacing w:line="240" w:lineRule="auto"/>
+            </w:pPr>
+            <w:r>
+              <w:rPr>
+                <w:sz w:val="18"/>
+              </w:rPr>
+            </w:r>
+            <w:r>
+              <w:rPr>
+                <w:sz w:val="18"/>
+              </w:rPr>
+              <w:t>85</w:t>
+            </w:r>
+          </w:p>
+        </w:tc>
+        <w:tc>
+          <w:tcPr>
+            <w:tcW w:type="dxa" w:w="1560"/>
+          </w:tcPr>
+          <w:p>
+            <w:pPr>
+              <w:spacing w:line="240" w:lineRule="auto"/>
+            </w:pPr>
+            <w:r>
+              <w:rPr>
+                <w:sz w:val="18"/>
+              </w:rPr>
+            </w:r>
+            <w:r>
+              <w:rPr>
+                <w:sz w:val="18"/>
+              </w:rPr>
+              <w:t>2.60</w:t>
+            </w:r>
+          </w:p>
+        </w:tc>
+      </w:tr>
+      <w:tr>
+        <w:tc>
+          <w:tcPr>
+            <w:tcW w:type="dxa" w:w="1560"/>
+          </w:tcPr>
+          <w:p>
+            <w:pPr>
+              <w:spacing w:line="240" w:lineRule="auto"/>
+            </w:pPr>
+            <w:r>
+              <w:rPr>
+                <w:sz w:val="18"/>
+              </w:rPr>
+            </w:r>
+            <w:r>
+              <w:rPr>
+                <w:sz w:val="18"/>
+              </w:rPr>
+              <w:t>97</w:t>
+            </w:r>
+          </w:p>
+        </w:tc>
+        <w:tc>
+          <w:tcPr>
+            <w:tcW w:type="dxa" w:w="1560"/>
+          </w:tcPr>
+          <w:p>
+            <w:pPr>
+              <w:spacing w:line="240" w:lineRule="auto"/>
+            </w:pPr>
+            <w:r>
+              <w:rPr>
+                <w:sz w:val="18"/>
+              </w:rPr>
+            </w:r>
+            <w:r>
+              <w:rPr>
+                <w:sz w:val="18"/>
+              </w:rPr>
+              <w:t>2020-09-12</w:t>
+            </w:r>
+          </w:p>
+        </w:tc>
+        <w:tc>
+          <w:tcPr>
+            <w:tcW w:type="dxa" w:w="1560"/>
+          </w:tcPr>
+          <w:p>
+            <w:pPr>
+              <w:spacing w:line="240" w:lineRule="auto"/>
+            </w:pPr>
+            <w:r>
+              <w:rPr>
+                <w:sz w:val="18"/>
+              </w:rPr>
+            </w:r>
+            <w:r>
+              <w:rPr>
+                <w:sz w:val="18"/>
+              </w:rPr>
+              <w:t>15</w:t>
+            </w:r>
+          </w:p>
+        </w:tc>
+        <w:tc>
+          <w:tcPr>
+            <w:tcW w:type="dxa" w:w="1560"/>
+          </w:tcPr>
+          <w:p>
+            <w:pPr>
+              <w:spacing w:line="240" w:lineRule="auto"/>
+            </w:pPr>
+            <w:r>
+              <w:rPr>
+                <w:sz w:val="18"/>
+              </w:rPr>
+            </w:r>
+            <w:r>
+              <w:rPr>
+                <w:sz w:val="18"/>
+              </w:rPr>
+              <w:t>8,077</w:t>
+            </w:r>
+          </w:p>
+        </w:tc>
+        <w:tc>
+          <w:tcPr>
+            <w:tcW w:type="dxa" w:w="1560"/>
+          </w:tcPr>
+          <w:p>
+            <w:pPr>
+              <w:spacing w:line="240" w:lineRule="auto"/>
+            </w:pPr>
+            <w:r>
+              <w:rPr>
+                <w:sz w:val="18"/>
+              </w:rPr>
+            </w:r>
+            <w:r>
+              <w:rPr>
+                <w:sz w:val="18"/>
+              </w:rPr>
+              <w:t>240</w:t>
+            </w:r>
+          </w:p>
+        </w:tc>
+        <w:tc>
+          <w:tcPr>
+            <w:tcW w:type="dxa" w:w="1560"/>
+          </w:tcPr>
+          <w:p>
+            <w:pPr>
+              <w:spacing w:line="240" w:lineRule="auto"/>
+            </w:pPr>
+            <w:r>
+              <w:rPr>
+                <w:sz w:val="18"/>
+              </w:rPr>
+            </w:r>
+            <w:r>
+              <w:rPr>
+                <w:sz w:val="18"/>
+              </w:rPr>
+              <w:t>2.97</w:t>
+            </w:r>
+          </w:p>
+        </w:tc>
+      </w:tr>
+      <w:tr>
+        <w:tc>
+          <w:tcPr>
+            <w:tcW w:type="dxa" w:w="1560"/>
+          </w:tcPr>
+          <w:p>
+            <w:pPr>
+              <w:spacing w:line="240" w:lineRule="auto"/>
+            </w:pPr>
+            <w:r>
+              <w:rPr>
+                <w:sz w:val="18"/>
+              </w:rPr>
+            </w:r>
+            <w:r>
+              <w:rPr>
+                <w:sz w:val="18"/>
+              </w:rPr>
+              <w:t>718</w:t>
+            </w:r>
+          </w:p>
+        </w:tc>
+        <w:tc>
+          <w:tcPr>
+            <w:tcW w:type="dxa" w:w="1560"/>
+          </w:tcPr>
+          <w:p>
+            <w:pPr>
+              <w:spacing w:line="240" w:lineRule="auto"/>
+            </w:pPr>
+            <w:r>
+              <w:rPr>
+                <w:sz w:val="18"/>
+              </w:rPr>
+            </w:r>
+            <w:r>
+              <w:rPr>
+                <w:sz w:val="18"/>
+              </w:rPr>
+              <w:t>2023-03-21</w:t>
+            </w:r>
+          </w:p>
+        </w:tc>
+        <w:tc>
+          <w:tcPr>
+            <w:tcW w:type="dxa" w:w="1560"/>
+          </w:tcPr>
+          <w:p>
+            <w:pPr>
+              <w:spacing w:line="240" w:lineRule="auto"/>
+            </w:pPr>
+            <w:r>
+              <w:rPr>
+                <w:sz w:val="18"/>
+              </w:rPr>
+            </w:r>
+            <w:r>
+              <w:rPr>
+                <w:sz w:val="18"/>
+              </w:rPr>
+              <w:t>19</w:t>
+            </w:r>
+          </w:p>
+        </w:tc>
+        <w:tc>
+          <w:tcPr>
+            <w:tcW w:type="dxa" w:w="1560"/>
+          </w:tcPr>
+          <w:p>
+            <w:pPr>
+              <w:spacing w:line="240" w:lineRule="auto"/>
+            </w:pPr>
+            <w:r>
+              <w:rPr>
+                <w:sz w:val="18"/>
+              </w:rPr>
+            </w:r>
+            <w:r>
+              <w:rPr>
+                <w:sz w:val="18"/>
+              </w:rPr>
+              <w:t>8,200</w:t>
+            </w:r>
+          </w:p>
+        </w:tc>
+        <w:tc>
+          <w:tcPr>
+            <w:tcW w:type="dxa" w:w="1560"/>
+          </w:tcPr>
+          <w:p>
+            <w:pPr>
+              <w:spacing w:line="240" w:lineRule="auto"/>
+            </w:pPr>
+            <w:r>
+              <w:rPr>
+                <w:sz w:val="18"/>
+              </w:rPr>
+            </w:r>
+            <w:r>
+              <w:rPr>
+                <w:sz w:val="18"/>
+              </w:rPr>
+              <w:t>257</w:t>
+            </w:r>
+          </w:p>
+        </w:tc>
+        <w:tc>
+          <w:tcPr>
+            <w:tcW w:type="dxa" w:w="1560"/>
+          </w:tcPr>
+          <w:p>
+            <w:pPr>
+              <w:spacing w:line="240" w:lineRule="auto"/>
+            </w:pPr>
+            <w:r>
+              <w:rPr>
+                <w:sz w:val="18"/>
+              </w:rPr>
+            </w:r>
+            <w:r>
+              <w:rPr>
+                <w:sz w:val="18"/>
+              </w:rPr>
+              <w:t>3.13</w:t>
+            </w:r>
+          </w:p>
+        </w:tc>
+      </w:tr>
+      <w:tr>
+        <w:tc>
+          <w:tcPr>
+            <w:tcW w:type="dxa" w:w="1560"/>
+          </w:tcPr>
+          <w:p>
+            <w:pPr>
+              <w:spacing w:line="240" w:lineRule="auto"/>
+            </w:pPr>
+            <w:r>
+              <w:rPr>
+                <w:sz w:val="18"/>
+              </w:rPr>
+            </w:r>
+            <w:r>
+              <w:rPr>
+                <w:sz w:val="18"/>
+              </w:rPr>
+              <w:t>540</w:t>
+            </w:r>
+          </w:p>
+        </w:tc>
+        <w:tc>
+          <w:tcPr>
+            <w:tcW w:type="dxa" w:w="1560"/>
+          </w:tcPr>
+          <w:p>
+            <w:pPr>
+              <w:spacing w:line="240" w:lineRule="auto"/>
+            </w:pPr>
+            <w:r>
+              <w:rPr>
+                <w:sz w:val="18"/>
+              </w:rPr>
+            </w:r>
+            <w:r>
+              <w:rPr>
+                <w:sz w:val="18"/>
+              </w:rPr>
+              <w:t>2022-07-15</w:t>
+            </w:r>
+          </w:p>
+        </w:tc>
+        <w:tc>
+          <w:tcPr>
+            <w:tcW w:type="dxa" w:w="1560"/>
+          </w:tcPr>
+          <w:p>
+            <w:pPr>
+              <w:spacing w:line="240" w:lineRule="auto"/>
+            </w:pPr>
+            <w:r>
+              <w:rPr>
+                <w:sz w:val="18"/>
+              </w:rPr>
+            </w:r>
+            <w:r>
+              <w:rPr>
+                <w:sz w:val="18"/>
+              </w:rPr>
+              <w:t>18</w:t>
+            </w:r>
+          </w:p>
+        </w:tc>
+        <w:tc>
+          <w:tcPr>
+            <w:tcW w:type="dxa" w:w="1560"/>
+          </w:tcPr>
+          <w:p>
+            <w:pPr>
+              <w:spacing w:line="240" w:lineRule="auto"/>
+            </w:pPr>
+            <w:r>
+              <w:rPr>
+                <w:sz w:val="18"/>
+              </w:rPr>
+            </w:r>
+            <w:r>
+              <w:rPr>
+                <w:sz w:val="18"/>
+              </w:rPr>
+              <w:t>4,364</w:t>
+            </w:r>
+          </w:p>
+        </w:tc>
+        <w:tc>
+          <w:tcPr>
+            <w:tcW w:type="dxa" w:w="1560"/>
+          </w:tcPr>
+          <w:p>
+            <w:pPr>
+              <w:spacing w:line="240" w:lineRule="auto"/>
+            </w:pPr>
+            <w:r>
+              <w:rPr>
+                <w:sz w:val="18"/>
+              </w:rPr>
+            </w:r>
+            <w:r>
+              <w:rPr>
+                <w:sz w:val="18"/>
+              </w:rPr>
+              <w:t>148</w:t>
+            </w:r>
+          </w:p>
+        </w:tc>
+        <w:tc>
+          <w:tcPr>
+            <w:tcW w:type="dxa" w:w="1560"/>
+          </w:tcPr>
+          <w:p>
+            <w:pPr>
+              <w:spacing w:line="240" w:lineRule="auto"/>
+            </w:pPr>
+            <w:r>
+              <w:rPr>
+                <w:sz w:val="18"/>
+              </w:rPr>
+            </w:r>
+            <w:r>
+              <w:rPr>
+                <w:sz w:val="18"/>
+              </w:rPr>
+              <w:t>3.39</w:t>
+            </w:r>
+          </w:p>
+        </w:tc>
+      </w:tr>
+      <w:tr>
+        <w:tc>
+          <w:tcPr>
+            <w:tcW w:type="dxa" w:w="1560"/>
+          </w:tcPr>
+          <w:p>
+            <w:pPr>
+              <w:spacing w:line="240" w:lineRule="auto"/>
+            </w:pPr>
+            <w:r>
+              <w:rPr>
+                <w:sz w:val="18"/>
+              </w:rPr>
+            </w:r>
+            <w:r>
+              <w:rPr>
+                <w:sz w:val="18"/>
+              </w:rPr>
+              <w:t>880</w:t>
+            </w:r>
+          </w:p>
+        </w:tc>
+        <w:tc>
+          <w:tcPr>
+            <w:tcW w:type="dxa" w:w="1560"/>
+          </w:tcPr>
+          <w:p>
+            <w:pPr>
+              <w:spacing w:line="240" w:lineRule="auto"/>
+            </w:pPr>
+            <w:r>
+              <w:rPr>
+                <w:sz w:val="18"/>
+              </w:rPr>
+            </w:r>
+            <w:r>
+              <w:rPr>
+                <w:sz w:val="18"/>
+              </w:rPr>
+              <w:t>2023-11-09</w:t>
+            </w:r>
+          </w:p>
+        </w:tc>
+        <w:tc>
+          <w:tcPr>
+            <w:tcW w:type="dxa" w:w="1560"/>
+          </w:tcPr>
+          <w:p>
+            <w:pPr>
+              <w:spacing w:line="240" w:lineRule="auto"/>
+            </w:pPr>
+            <w:r>
+              <w:rPr>
+                <w:sz w:val="18"/>
+              </w:rPr>
+            </w:r>
+            <w:r>
+              <w:rPr>
+                <w:sz w:val="18"/>
+              </w:rPr>
+              <w:t>18</w:t>
+            </w:r>
+          </w:p>
+        </w:tc>
+        <w:tc>
+          <w:tcPr>
+            <w:tcW w:type="dxa" w:w="1560"/>
+          </w:tcPr>
+          <w:p>
+            <w:pPr>
+              <w:spacing w:line="240" w:lineRule="auto"/>
+            </w:pPr>
+            <w:r>
+              <w:rPr>
+                <w:sz w:val="18"/>
+              </w:rPr>
+            </w:r>
+            <w:r>
+              <w:rPr>
+                <w:sz w:val="18"/>
+              </w:rPr>
+              <w:t>7,501</w:t>
+            </w:r>
+          </w:p>
+        </w:tc>
+        <w:tc>
+          <w:tcPr>
+            <w:tcW w:type="dxa" w:w="1560"/>
+          </w:tcPr>
+          <w:p>
+            <w:pPr>
+              <w:spacing w:line="240" w:lineRule="auto"/>
+            </w:pPr>
+            <w:r>
+              <w:rPr>
+                <w:sz w:val="18"/>
+              </w:rPr>
+            </w:r>
+            <w:r>
+              <w:rPr>
+                <w:sz w:val="18"/>
+              </w:rPr>
+              <w:t>262</w:t>
+            </w:r>
+          </w:p>
+        </w:tc>
+        <w:tc>
+          <w:tcPr>
+            <w:tcW w:type="dxa" w:w="1560"/>
+          </w:tcPr>
+          <w:p>
+            <w:pPr>
+              <w:spacing w:line="240" w:lineRule="auto"/>
+            </w:pPr>
+            <w:r>
+              <w:rPr>
+                <w:sz w:val="18"/>
+              </w:rPr>
+            </w:r>
+            <w:r>
+              <w:rPr>
+                <w:sz w:val="18"/>
+              </w:rPr>
+              <w:t>3.49</w:t>
+            </w:r>
+          </w:p>
+        </w:tc>
+      </w:tr>
+      <w:tr>
+        <w:tc>
+          <w:tcPr>
+            <w:tcW w:type="dxa" w:w="1560"/>
+          </w:tcPr>
+          <w:p>
+            <w:pPr>
+              <w:spacing w:line="240" w:lineRule="auto"/>
+            </w:pPr>
+            <w:r>
+              <w:rPr>
+                <w:sz w:val="18"/>
+              </w:rPr>
+            </w:r>
+            <w:r>
+              <w:rPr>
+                <w:sz w:val="18"/>
+              </w:rPr>
+              <w:t>339</w:t>
+            </w:r>
+          </w:p>
+        </w:tc>
+        <w:tc>
+          <w:tcPr>
+            <w:tcW w:type="dxa" w:w="1560"/>
+          </w:tcPr>
+          <w:p>
+            <w:pPr>
+              <w:spacing w:line="240" w:lineRule="auto"/>
+            </w:pPr>
+            <w:r>
+              <w:rPr>
+                <w:sz w:val="18"/>
+              </w:rPr>
+            </w:r>
+            <w:r>
+              <w:rPr>
+                <w:sz w:val="18"/>
+              </w:rPr>
+              <w:t>2021-11-12</w:t>
+            </w:r>
+          </w:p>
+        </w:tc>
+        <w:tc>
+          <w:tcPr>
+            <w:tcW w:type="dxa" w:w="1560"/>
+          </w:tcPr>
+          <w:p>
+            <w:pPr>
+              <w:spacing w:line="240" w:lineRule="auto"/>
+            </w:pPr>
+            <w:r>
+              <w:rPr>
+                <w:sz w:val="18"/>
+              </w:rPr>
+            </w:r>
+            <w:r>
+              <w:rPr>
+                <w:sz w:val="18"/>
+              </w:rPr>
+              <w:t>15</w:t>
+            </w:r>
+          </w:p>
+        </w:tc>
+        <w:tc>
+          <w:tcPr>
+            <w:tcW w:type="dxa" w:w="1560"/>
+          </w:tcPr>
+          <w:p>
+            <w:pPr>
+              <w:spacing w:line="240" w:lineRule="auto"/>
+            </w:pPr>
+            <w:r>
+              <w:rPr>
+                <w:sz w:val="18"/>
+              </w:rPr>
+            </w:r>
+            <w:r>
+              <w:rPr>
+                <w:sz w:val="18"/>
+              </w:rPr>
+              <w:t>6,940</w:t>
+            </w:r>
+          </w:p>
+        </w:tc>
+        <w:tc>
+          <w:tcPr>
+            <w:tcW w:type="dxa" w:w="1560"/>
+          </w:tcPr>
+          <w:p>
+            <w:pPr>
+              <w:spacing w:line="240" w:lineRule="auto"/>
+            </w:pPr>
+            <w:r>
+              <w:rPr>
+                <w:sz w:val="18"/>
+              </w:rPr>
+            </w:r>
+            <w:r>
+              <w:rPr>
+                <w:sz w:val="18"/>
+              </w:rPr>
+              <w:t>253</w:t>
+            </w:r>
+          </w:p>
+        </w:tc>
+        <w:tc>
+          <w:tcPr>
+            <w:tcW w:type="dxa" w:w="1560"/>
+          </w:tcPr>
+          <w:p>
+            <w:pPr>
+              <w:spacing w:line="240" w:lineRule="auto"/>
+            </w:pPr>
+            <w:r>
+              <w:rPr>
+                <w:sz w:val="18"/>
+              </w:rPr>
+            </w:r>
+            <w:r>
+              <w:rPr>
+                <w:sz w:val="18"/>
+              </w:rPr>
+              <w:t>3.65</w:t>
+            </w:r>
+          </w:p>
+        </w:tc>
+      </w:tr>
+    </w:tbl>
+    <w:p>
+      <w:pPr>
+        <w:spacing w:after="200" w:line="240" w:lineRule="auto"/>
+        <w:jc w:val="center"/>
+      </w:pPr>
+      <w:r>
+        <w:rPr>
+          <w:i/>
+          <w:color w:val="7B8994"/>
+          <w:sz w:val="20"/>
+        </w:rPr>
+        <w:t>Table 8. Q2 — bulk orders of 15 or more units that returned a thin margin.</w:t>
+      </w:r>
+    </w:p>
+    <w:p>
+      <w:r>
+        <w:t>_(Insert your own screenshot of this query's output here.)_</w:t>
       </w:r>
     </w:p>
     <w:p>
@@ -6613,12 +10745,12 @@
           <w:color w:val="7B8994"/>
           <w:sz w:val="20"/>
         </w:rPr>
-        <w:t>Table 7. Q3 — annual sales trend, 2020–2024.</w:t>
+        <w:t>Table 9. Q3 — annual sales trend, 2020–2024.</w:t>
       </w:r>
     </w:p>
     <w:p>
       <w:r>
-        <w:t>_The 2024 average line value is exactly 5,010.325. MySQL rounds half away from zero and reports 5,010.33; tools that round half to even report 5,010.32._</w:t>
+        <w:t>_The 2024 average line value is exactly 5,010.325. MySQL rounds half away from zero and reports 5,010.33; tools that round half to even report 5,010.32._ _(Insert your own screenshot of this query's output here.)_</w:t>
       </w:r>
     </w:p>
     <w:p>
@@ -6753,6 +10885,1688 @@
       </w:r>
       <w:r>
         <w:t xml:space="preserve"> month with a share-of-total subquery.</w:t>
+      </w:r>
+    </w:p>
+    <w:tbl>
+      <w:tblPr>
+        <w:tblStyle w:val="LightGrid-Accent1"/>
+        <w:tblW w:type="auto" w:w="0"/>
+        <w:jc w:val="center"/>
+        <w:tblLayout w:type="autofit"/>
+        <w:tblLook w:firstColumn="1" w:firstRow="1" w:lastColumn="0" w:lastRow="0" w:noHBand="0" w:noVBand="1" w:val="04A0"/>
+      </w:tblPr>
+      <w:tblGrid>
+        <w:gridCol w:w="1560"/>
+        <w:gridCol w:w="1560"/>
+        <w:gridCol w:w="1560"/>
+        <w:gridCol w:w="1560"/>
+        <w:gridCol w:w="1560"/>
+        <w:gridCol w:w="1560"/>
+      </w:tblGrid>
+      <w:tr>
+        <w:tc>
+          <w:tcPr>
+            <w:tcW w:type="dxa" w:w="1560"/>
+          </w:tcPr>
+          <w:p>
+            <w:r>
+              <w:rPr>
+                <w:b/>
+              </w:rPr>
+            </w:r>
+            <w:r>
+              <w:rPr>
+                <w:b/>
+              </w:rPr>
+              <w:t>month_no</w:t>
+            </w:r>
+          </w:p>
+        </w:tc>
+        <w:tc>
+          <w:tcPr>
+            <w:tcW w:type="dxa" w:w="1560"/>
+          </w:tcPr>
+          <w:p>
+            <w:r>
+              <w:rPr>
+                <w:b/>
+              </w:rPr>
+            </w:r>
+            <w:r>
+              <w:rPr>
+                <w:b/>
+              </w:rPr>
+              <w:t>month</w:t>
+            </w:r>
+          </w:p>
+        </w:tc>
+        <w:tc>
+          <w:tcPr>
+            <w:tcW w:type="dxa" w:w="1560"/>
+          </w:tcPr>
+          <w:p>
+            <w:r>
+              <w:rPr>
+                <w:b/>
+              </w:rPr>
+            </w:r>
+            <w:r>
+              <w:rPr>
+                <w:b/>
+              </w:rPr>
+              <w:t>transaction_lines</w:t>
+            </w:r>
+          </w:p>
+        </w:tc>
+        <w:tc>
+          <w:tcPr>
+            <w:tcW w:type="dxa" w:w="1560"/>
+          </w:tcPr>
+          <w:p>
+            <w:r>
+              <w:rPr>
+                <w:b/>
+              </w:rPr>
+            </w:r>
+            <w:r>
+              <w:rPr>
+                <w:b/>
+              </w:rPr>
+              <w:t>revenue</w:t>
+            </w:r>
+          </w:p>
+        </w:tc>
+        <w:tc>
+          <w:tcPr>
+            <w:tcW w:type="dxa" w:w="1560"/>
+          </w:tcPr>
+          <w:p>
+            <w:r>
+              <w:rPr>
+                <w:b/>
+              </w:rPr>
+            </w:r>
+            <w:r>
+              <w:rPr>
+                <w:b/>
+              </w:rPr>
+              <w:t>avg_line_value</w:t>
+            </w:r>
+          </w:p>
+        </w:tc>
+        <w:tc>
+          <w:tcPr>
+            <w:tcW w:type="dxa" w:w="1560"/>
+          </w:tcPr>
+          <w:p>
+            <w:r>
+              <w:rPr>
+                <w:b/>
+              </w:rPr>
+            </w:r>
+            <w:r>
+              <w:rPr>
+                <w:b/>
+              </w:rPr>
+              <w:t>pct_of_total_revenue</w:t>
+            </w:r>
+          </w:p>
+        </w:tc>
+      </w:tr>
+      <w:tr>
+        <w:tc>
+          <w:tcPr>
+            <w:tcW w:type="dxa" w:w="1560"/>
+          </w:tcPr>
+          <w:p>
+            <w:pPr>
+              <w:spacing w:line="240" w:lineRule="auto"/>
+            </w:pPr>
+            <w:r>
+              <w:rPr>
+                <w:sz w:val="18"/>
+              </w:rPr>
+            </w:r>
+            <w:r>
+              <w:rPr>
+                <w:sz w:val="18"/>
+              </w:rPr>
+              <w:t>1</w:t>
+            </w:r>
+          </w:p>
+        </w:tc>
+        <w:tc>
+          <w:tcPr>
+            <w:tcW w:type="dxa" w:w="1560"/>
+          </w:tcPr>
+          <w:p>
+            <w:pPr>
+              <w:spacing w:line="240" w:lineRule="auto"/>
+            </w:pPr>
+            <w:r>
+              <w:rPr>
+                <w:sz w:val="18"/>
+              </w:rPr>
+            </w:r>
+            <w:r>
+              <w:rPr>
+                <w:sz w:val="18"/>
+              </w:rPr>
+              <w:t>January</w:t>
+            </w:r>
+          </w:p>
+        </w:tc>
+        <w:tc>
+          <w:tcPr>
+            <w:tcW w:type="dxa" w:w="1560"/>
+          </w:tcPr>
+          <w:p>
+            <w:pPr>
+              <w:spacing w:line="240" w:lineRule="auto"/>
+            </w:pPr>
+            <w:r>
+              <w:rPr>
+                <w:sz w:val="18"/>
+              </w:rPr>
+            </w:r>
+            <w:r>
+              <w:rPr>
+                <w:sz w:val="18"/>
+              </w:rPr>
+              <w:t>70</w:t>
+            </w:r>
+          </w:p>
+        </w:tc>
+        <w:tc>
+          <w:tcPr>
+            <w:tcW w:type="dxa" w:w="1560"/>
+          </w:tcPr>
+          <w:p>
+            <w:pPr>
+              <w:spacing w:line="240" w:lineRule="auto"/>
+            </w:pPr>
+            <w:r>
+              <w:rPr>
+                <w:sz w:val="18"/>
+              </w:rPr>
+            </w:r>
+            <w:r>
+              <w:rPr>
+                <w:sz w:val="18"/>
+              </w:rPr>
+              <w:t>279,772</w:t>
+            </w:r>
+          </w:p>
+        </w:tc>
+        <w:tc>
+          <w:tcPr>
+            <w:tcW w:type="dxa" w:w="1560"/>
+          </w:tcPr>
+          <w:p>
+            <w:pPr>
+              <w:spacing w:line="240" w:lineRule="auto"/>
+            </w:pPr>
+            <w:r>
+              <w:rPr>
+                <w:sz w:val="18"/>
+              </w:rPr>
+            </w:r>
+            <w:r>
+              <w:rPr>
+                <w:sz w:val="18"/>
+              </w:rPr>
+              <w:t>3,996.74</w:t>
+            </w:r>
+          </w:p>
+        </w:tc>
+        <w:tc>
+          <w:tcPr>
+            <w:tcW w:type="dxa" w:w="1560"/>
+          </w:tcPr>
+          <w:p>
+            <w:pPr>
+              <w:spacing w:line="240" w:lineRule="auto"/>
+            </w:pPr>
+            <w:r>
+              <w:rPr>
+                <w:sz w:val="18"/>
+              </w:rPr>
+            </w:r>
+            <w:r>
+              <w:rPr>
+                <w:sz w:val="18"/>
+              </w:rPr>
+              <w:t>4.73</w:t>
+            </w:r>
+          </w:p>
+        </w:tc>
+      </w:tr>
+      <w:tr>
+        <w:tc>
+          <w:tcPr>
+            <w:tcW w:type="dxa" w:w="1560"/>
+          </w:tcPr>
+          <w:p>
+            <w:pPr>
+              <w:spacing w:line="240" w:lineRule="auto"/>
+            </w:pPr>
+            <w:r>
+              <w:rPr>
+                <w:sz w:val="18"/>
+              </w:rPr>
+            </w:r>
+            <w:r>
+              <w:rPr>
+                <w:sz w:val="18"/>
+              </w:rPr>
+              <w:t>2</w:t>
+            </w:r>
+          </w:p>
+        </w:tc>
+        <w:tc>
+          <w:tcPr>
+            <w:tcW w:type="dxa" w:w="1560"/>
+          </w:tcPr>
+          <w:p>
+            <w:pPr>
+              <w:spacing w:line="240" w:lineRule="auto"/>
+            </w:pPr>
+            <w:r>
+              <w:rPr>
+                <w:sz w:val="18"/>
+              </w:rPr>
+            </w:r>
+            <w:r>
+              <w:rPr>
+                <w:sz w:val="18"/>
+              </w:rPr>
+              <w:t>February</w:t>
+            </w:r>
+          </w:p>
+        </w:tc>
+        <w:tc>
+          <w:tcPr>
+            <w:tcW w:type="dxa" w:w="1560"/>
+          </w:tcPr>
+          <w:p>
+            <w:pPr>
+              <w:spacing w:line="240" w:lineRule="auto"/>
+            </w:pPr>
+            <w:r>
+              <w:rPr>
+                <w:sz w:val="18"/>
+              </w:rPr>
+            </w:r>
+            <w:r>
+              <w:rPr>
+                <w:sz w:val="18"/>
+              </w:rPr>
+              <w:t>75</w:t>
+            </w:r>
+          </w:p>
+        </w:tc>
+        <w:tc>
+          <w:tcPr>
+            <w:tcW w:type="dxa" w:w="1560"/>
+          </w:tcPr>
+          <w:p>
+            <w:pPr>
+              <w:spacing w:line="240" w:lineRule="auto"/>
+            </w:pPr>
+            <w:r>
+              <w:rPr>
+                <w:sz w:val="18"/>
+              </w:rPr>
+            </w:r>
+            <w:r>
+              <w:rPr>
+                <w:sz w:val="18"/>
+              </w:rPr>
+              <w:t>365,960</w:t>
+            </w:r>
+          </w:p>
+        </w:tc>
+        <w:tc>
+          <w:tcPr>
+            <w:tcW w:type="dxa" w:w="1560"/>
+          </w:tcPr>
+          <w:p>
+            <w:pPr>
+              <w:spacing w:line="240" w:lineRule="auto"/>
+            </w:pPr>
+            <w:r>
+              <w:rPr>
+                <w:sz w:val="18"/>
+              </w:rPr>
+            </w:r>
+            <w:r>
+              <w:rPr>
+                <w:sz w:val="18"/>
+              </w:rPr>
+              <w:t>4,879.47</w:t>
+            </w:r>
+          </w:p>
+        </w:tc>
+        <w:tc>
+          <w:tcPr>
+            <w:tcW w:type="dxa" w:w="1560"/>
+          </w:tcPr>
+          <w:p>
+            <w:pPr>
+              <w:spacing w:line="240" w:lineRule="auto"/>
+            </w:pPr>
+            <w:r>
+              <w:rPr>
+                <w:sz w:val="18"/>
+              </w:rPr>
+            </w:r>
+            <w:r>
+              <w:rPr>
+                <w:sz w:val="18"/>
+              </w:rPr>
+              <w:t>6.19</w:t>
+            </w:r>
+          </w:p>
+        </w:tc>
+      </w:tr>
+      <w:tr>
+        <w:tc>
+          <w:tcPr>
+            <w:tcW w:type="dxa" w:w="1560"/>
+          </w:tcPr>
+          <w:p>
+            <w:pPr>
+              <w:spacing w:line="240" w:lineRule="auto"/>
+            </w:pPr>
+            <w:r>
+              <w:rPr>
+                <w:sz w:val="18"/>
+              </w:rPr>
+            </w:r>
+            <w:r>
+              <w:rPr>
+                <w:sz w:val="18"/>
+              </w:rPr>
+              <w:t>3</w:t>
+            </w:r>
+          </w:p>
+        </w:tc>
+        <w:tc>
+          <w:tcPr>
+            <w:tcW w:type="dxa" w:w="1560"/>
+          </w:tcPr>
+          <w:p>
+            <w:pPr>
+              <w:spacing w:line="240" w:lineRule="auto"/>
+            </w:pPr>
+            <w:r>
+              <w:rPr>
+                <w:sz w:val="18"/>
+              </w:rPr>
+            </w:r>
+            <w:r>
+              <w:rPr>
+                <w:sz w:val="18"/>
+              </w:rPr>
+              <w:t>March</w:t>
+            </w:r>
+          </w:p>
+        </w:tc>
+        <w:tc>
+          <w:tcPr>
+            <w:tcW w:type="dxa" w:w="1560"/>
+          </w:tcPr>
+          <w:p>
+            <w:pPr>
+              <w:spacing w:line="240" w:lineRule="auto"/>
+            </w:pPr>
+            <w:r>
+              <w:rPr>
+                <w:sz w:val="18"/>
+              </w:rPr>
+            </w:r>
+            <w:r>
+              <w:rPr>
+                <w:sz w:val="18"/>
+              </w:rPr>
+              <w:t>78</w:t>
+            </w:r>
+          </w:p>
+        </w:tc>
+        <w:tc>
+          <w:tcPr>
+            <w:tcW w:type="dxa" w:w="1560"/>
+          </w:tcPr>
+          <w:p>
+            <w:pPr>
+              <w:spacing w:line="240" w:lineRule="auto"/>
+            </w:pPr>
+            <w:r>
+              <w:rPr>
+                <w:sz w:val="18"/>
+              </w:rPr>
+            </w:r>
+            <w:r>
+              <w:rPr>
+                <w:sz w:val="18"/>
+              </w:rPr>
+              <w:t>422,058</w:t>
+            </w:r>
+          </w:p>
+        </w:tc>
+        <w:tc>
+          <w:tcPr>
+            <w:tcW w:type="dxa" w:w="1560"/>
+          </w:tcPr>
+          <w:p>
+            <w:pPr>
+              <w:spacing w:line="240" w:lineRule="auto"/>
+            </w:pPr>
+            <w:r>
+              <w:rPr>
+                <w:sz w:val="18"/>
+              </w:rPr>
+            </w:r>
+            <w:r>
+              <w:rPr>
+                <w:sz w:val="18"/>
+              </w:rPr>
+              <w:t>5,411.00</w:t>
+            </w:r>
+          </w:p>
+        </w:tc>
+        <w:tc>
+          <w:tcPr>
+            <w:tcW w:type="dxa" w:w="1560"/>
+          </w:tcPr>
+          <w:p>
+            <w:pPr>
+              <w:spacing w:line="240" w:lineRule="auto"/>
+            </w:pPr>
+            <w:r>
+              <w:rPr>
+                <w:sz w:val="18"/>
+              </w:rPr>
+            </w:r>
+            <w:r>
+              <w:rPr>
+                <w:sz w:val="18"/>
+              </w:rPr>
+              <w:t>7.14</w:t>
+            </w:r>
+          </w:p>
+        </w:tc>
+      </w:tr>
+      <w:tr>
+        <w:tc>
+          <w:tcPr>
+            <w:tcW w:type="dxa" w:w="1560"/>
+          </w:tcPr>
+          <w:p>
+            <w:pPr>
+              <w:spacing w:line="240" w:lineRule="auto"/>
+            </w:pPr>
+            <w:r>
+              <w:rPr>
+                <w:sz w:val="18"/>
+              </w:rPr>
+            </w:r>
+            <w:r>
+              <w:rPr>
+                <w:sz w:val="18"/>
+              </w:rPr>
+              <w:t>4</w:t>
+            </w:r>
+          </w:p>
+        </w:tc>
+        <w:tc>
+          <w:tcPr>
+            <w:tcW w:type="dxa" w:w="1560"/>
+          </w:tcPr>
+          <w:p>
+            <w:pPr>
+              <w:spacing w:line="240" w:lineRule="auto"/>
+            </w:pPr>
+            <w:r>
+              <w:rPr>
+                <w:sz w:val="18"/>
+              </w:rPr>
+            </w:r>
+            <w:r>
+              <w:rPr>
+                <w:sz w:val="18"/>
+              </w:rPr>
+              <w:t>April</w:t>
+            </w:r>
+          </w:p>
+        </w:tc>
+        <w:tc>
+          <w:tcPr>
+            <w:tcW w:type="dxa" w:w="1560"/>
+          </w:tcPr>
+          <w:p>
+            <w:pPr>
+              <w:spacing w:line="240" w:lineRule="auto"/>
+            </w:pPr>
+            <w:r>
+              <w:rPr>
+                <w:sz w:val="18"/>
+              </w:rPr>
+            </w:r>
+            <w:r>
+              <w:rPr>
+                <w:sz w:val="18"/>
+              </w:rPr>
+              <w:t>105</w:t>
+            </w:r>
+          </w:p>
+        </w:tc>
+        <w:tc>
+          <w:tcPr>
+            <w:tcW w:type="dxa" w:w="1560"/>
+          </w:tcPr>
+          <w:p>
+            <w:pPr>
+              <w:spacing w:line="240" w:lineRule="auto"/>
+            </w:pPr>
+            <w:r>
+              <w:rPr>
+                <w:sz w:val="18"/>
+              </w:rPr>
+            </w:r>
+            <w:r>
+              <w:rPr>
+                <w:sz w:val="18"/>
+              </w:rPr>
+              <w:t>567,882</w:t>
+            </w:r>
+          </w:p>
+        </w:tc>
+        <w:tc>
+          <w:tcPr>
+            <w:tcW w:type="dxa" w:w="1560"/>
+          </w:tcPr>
+          <w:p>
+            <w:pPr>
+              <w:spacing w:line="240" w:lineRule="auto"/>
+            </w:pPr>
+            <w:r>
+              <w:rPr>
+                <w:sz w:val="18"/>
+              </w:rPr>
+            </w:r>
+            <w:r>
+              <w:rPr>
+                <w:sz w:val="18"/>
+              </w:rPr>
+              <w:t>5,408.40</w:t>
+            </w:r>
+          </w:p>
+        </w:tc>
+        <w:tc>
+          <w:tcPr>
+            <w:tcW w:type="dxa" w:w="1560"/>
+          </w:tcPr>
+          <w:p>
+            <w:pPr>
+              <w:spacing w:line="240" w:lineRule="auto"/>
+            </w:pPr>
+            <w:r>
+              <w:rPr>
+                <w:sz w:val="18"/>
+              </w:rPr>
+            </w:r>
+            <w:r>
+              <w:rPr>
+                <w:sz w:val="18"/>
+              </w:rPr>
+              <w:t>9.61</w:t>
+            </w:r>
+          </w:p>
+        </w:tc>
+      </w:tr>
+      <w:tr>
+        <w:tc>
+          <w:tcPr>
+            <w:tcW w:type="dxa" w:w="1560"/>
+          </w:tcPr>
+          <w:p>
+            <w:pPr>
+              <w:spacing w:line="240" w:lineRule="auto"/>
+            </w:pPr>
+            <w:r>
+              <w:rPr>
+                <w:sz w:val="18"/>
+              </w:rPr>
+            </w:r>
+            <w:r>
+              <w:rPr>
+                <w:sz w:val="18"/>
+              </w:rPr>
+              <w:t>5</w:t>
+            </w:r>
+          </w:p>
+        </w:tc>
+        <w:tc>
+          <w:tcPr>
+            <w:tcW w:type="dxa" w:w="1560"/>
+          </w:tcPr>
+          <w:p>
+            <w:pPr>
+              <w:spacing w:line="240" w:lineRule="auto"/>
+            </w:pPr>
+            <w:r>
+              <w:rPr>
+                <w:sz w:val="18"/>
+              </w:rPr>
+            </w:r>
+            <w:r>
+              <w:rPr>
+                <w:sz w:val="18"/>
+              </w:rPr>
+              <w:t>May</w:t>
+            </w:r>
+          </w:p>
+        </w:tc>
+        <w:tc>
+          <w:tcPr>
+            <w:tcW w:type="dxa" w:w="1560"/>
+          </w:tcPr>
+          <w:p>
+            <w:pPr>
+              <w:spacing w:line="240" w:lineRule="auto"/>
+            </w:pPr>
+            <w:r>
+              <w:rPr>
+                <w:sz w:val="18"/>
+              </w:rPr>
+            </w:r>
+            <w:r>
+              <w:rPr>
+                <w:sz w:val="18"/>
+              </w:rPr>
+              <w:t>107</w:t>
+            </w:r>
+          </w:p>
+        </w:tc>
+        <w:tc>
+          <w:tcPr>
+            <w:tcW w:type="dxa" w:w="1560"/>
+          </w:tcPr>
+          <w:p>
+            <w:pPr>
+              <w:spacing w:line="240" w:lineRule="auto"/>
+            </w:pPr>
+            <w:r>
+              <w:rPr>
+                <w:sz w:val="18"/>
+              </w:rPr>
+            </w:r>
+            <w:r>
+              <w:rPr>
+                <w:sz w:val="18"/>
+              </w:rPr>
+              <w:t>581,943</w:t>
+            </w:r>
+          </w:p>
+        </w:tc>
+        <w:tc>
+          <w:tcPr>
+            <w:tcW w:type="dxa" w:w="1560"/>
+          </w:tcPr>
+          <w:p>
+            <w:pPr>
+              <w:spacing w:line="240" w:lineRule="auto"/>
+            </w:pPr>
+            <w:r>
+              <w:rPr>
+                <w:sz w:val="18"/>
+              </w:rPr>
+            </w:r>
+            <w:r>
+              <w:rPr>
+                <w:sz w:val="18"/>
+              </w:rPr>
+              <w:t>5,438.72</w:t>
+            </w:r>
+          </w:p>
+        </w:tc>
+        <w:tc>
+          <w:tcPr>
+            <w:tcW w:type="dxa" w:w="1560"/>
+          </w:tcPr>
+          <w:p>
+            <w:pPr>
+              <w:spacing w:line="240" w:lineRule="auto"/>
+            </w:pPr>
+            <w:r>
+              <w:rPr>
+                <w:sz w:val="18"/>
+              </w:rPr>
+            </w:r>
+            <w:r>
+              <w:rPr>
+                <w:sz w:val="18"/>
+              </w:rPr>
+              <w:t>9.85</w:t>
+            </w:r>
+          </w:p>
+        </w:tc>
+      </w:tr>
+      <w:tr>
+        <w:tc>
+          <w:tcPr>
+            <w:tcW w:type="dxa" w:w="1560"/>
+          </w:tcPr>
+          <w:p>
+            <w:pPr>
+              <w:spacing w:line="240" w:lineRule="auto"/>
+            </w:pPr>
+            <w:r>
+              <w:rPr>
+                <w:sz w:val="18"/>
+              </w:rPr>
+            </w:r>
+            <w:r>
+              <w:rPr>
+                <w:sz w:val="18"/>
+              </w:rPr>
+              <w:t>6</w:t>
+            </w:r>
+          </w:p>
+        </w:tc>
+        <w:tc>
+          <w:tcPr>
+            <w:tcW w:type="dxa" w:w="1560"/>
+          </w:tcPr>
+          <w:p>
+            <w:pPr>
+              <w:spacing w:line="240" w:lineRule="auto"/>
+            </w:pPr>
+            <w:r>
+              <w:rPr>
+                <w:sz w:val="18"/>
+              </w:rPr>
+            </w:r>
+            <w:r>
+              <w:rPr>
+                <w:sz w:val="18"/>
+              </w:rPr>
+              <w:t>June</w:t>
+            </w:r>
+          </w:p>
+        </w:tc>
+        <w:tc>
+          <w:tcPr>
+            <w:tcW w:type="dxa" w:w="1560"/>
+          </w:tcPr>
+          <w:p>
+            <w:pPr>
+              <w:spacing w:line="240" w:lineRule="auto"/>
+            </w:pPr>
+            <w:r>
+              <w:rPr>
+                <w:sz w:val="18"/>
+              </w:rPr>
+            </w:r>
+            <w:r>
+              <w:rPr>
+                <w:sz w:val="18"/>
+              </w:rPr>
+              <w:t>100</w:t>
+            </w:r>
+          </w:p>
+        </w:tc>
+        <w:tc>
+          <w:tcPr>
+            <w:tcW w:type="dxa" w:w="1560"/>
+          </w:tcPr>
+          <w:p>
+            <w:pPr>
+              <w:spacing w:line="240" w:lineRule="auto"/>
+            </w:pPr>
+            <w:r>
+              <w:rPr>
+                <w:sz w:val="18"/>
+              </w:rPr>
+            </w:r>
+            <w:r>
+              <w:rPr>
+                <w:sz w:val="18"/>
+              </w:rPr>
+              <w:t>529,028</w:t>
+            </w:r>
+          </w:p>
+        </w:tc>
+        <w:tc>
+          <w:tcPr>
+            <w:tcW w:type="dxa" w:w="1560"/>
+          </w:tcPr>
+          <w:p>
+            <w:pPr>
+              <w:spacing w:line="240" w:lineRule="auto"/>
+            </w:pPr>
+            <w:r>
+              <w:rPr>
+                <w:sz w:val="18"/>
+              </w:rPr>
+            </w:r>
+            <w:r>
+              <w:rPr>
+                <w:sz w:val="18"/>
+              </w:rPr>
+              <w:t>5,290.28</w:t>
+            </w:r>
+          </w:p>
+        </w:tc>
+        <w:tc>
+          <w:tcPr>
+            <w:tcW w:type="dxa" w:w="1560"/>
+          </w:tcPr>
+          <w:p>
+            <w:pPr>
+              <w:spacing w:line="240" w:lineRule="auto"/>
+            </w:pPr>
+            <w:r>
+              <w:rPr>
+                <w:sz w:val="18"/>
+              </w:rPr>
+            </w:r>
+            <w:r>
+              <w:rPr>
+                <w:sz w:val="18"/>
+              </w:rPr>
+              <w:t>8.95</w:t>
+            </w:r>
+          </w:p>
+        </w:tc>
+      </w:tr>
+      <w:tr>
+        <w:tc>
+          <w:tcPr>
+            <w:tcW w:type="dxa" w:w="1560"/>
+          </w:tcPr>
+          <w:p>
+            <w:pPr>
+              <w:spacing w:line="240" w:lineRule="auto"/>
+            </w:pPr>
+            <w:r>
+              <w:rPr>
+                <w:sz w:val="18"/>
+              </w:rPr>
+            </w:r>
+            <w:r>
+              <w:rPr>
+                <w:sz w:val="18"/>
+              </w:rPr>
+              <w:t>7</w:t>
+            </w:r>
+          </w:p>
+        </w:tc>
+        <w:tc>
+          <w:tcPr>
+            <w:tcW w:type="dxa" w:w="1560"/>
+          </w:tcPr>
+          <w:p>
+            <w:pPr>
+              <w:spacing w:line="240" w:lineRule="auto"/>
+            </w:pPr>
+            <w:r>
+              <w:rPr>
+                <w:sz w:val="18"/>
+              </w:rPr>
+            </w:r>
+            <w:r>
+              <w:rPr>
+                <w:sz w:val="18"/>
+              </w:rPr>
+              <w:t>July</w:t>
+            </w:r>
+          </w:p>
+        </w:tc>
+        <w:tc>
+          <w:tcPr>
+            <w:tcW w:type="dxa" w:w="1560"/>
+          </w:tcPr>
+          <w:p>
+            <w:pPr>
+              <w:spacing w:line="240" w:lineRule="auto"/>
+            </w:pPr>
+            <w:r>
+              <w:rPr>
+                <w:sz w:val="18"/>
+              </w:rPr>
+            </w:r>
+            <w:r>
+              <w:rPr>
+                <w:sz w:val="18"/>
+              </w:rPr>
+              <w:t>95</w:t>
+            </w:r>
+          </w:p>
+        </w:tc>
+        <w:tc>
+          <w:tcPr>
+            <w:tcW w:type="dxa" w:w="1560"/>
+          </w:tcPr>
+          <w:p>
+            <w:pPr>
+              <w:spacing w:line="240" w:lineRule="auto"/>
+            </w:pPr>
+            <w:r>
+              <w:rPr>
+                <w:sz w:val="18"/>
+              </w:rPr>
+            </w:r>
+            <w:r>
+              <w:rPr>
+                <w:sz w:val="18"/>
+              </w:rPr>
+              <w:t>497,410</w:t>
+            </w:r>
+          </w:p>
+        </w:tc>
+        <w:tc>
+          <w:tcPr>
+            <w:tcW w:type="dxa" w:w="1560"/>
+          </w:tcPr>
+          <w:p>
+            <w:pPr>
+              <w:spacing w:line="240" w:lineRule="auto"/>
+            </w:pPr>
+            <w:r>
+              <w:rPr>
+                <w:sz w:val="18"/>
+              </w:rPr>
+            </w:r>
+            <w:r>
+              <w:rPr>
+                <w:sz w:val="18"/>
+              </w:rPr>
+              <w:t>5,235.89</w:t>
+            </w:r>
+          </w:p>
+        </w:tc>
+        <w:tc>
+          <w:tcPr>
+            <w:tcW w:type="dxa" w:w="1560"/>
+          </w:tcPr>
+          <w:p>
+            <w:pPr>
+              <w:spacing w:line="240" w:lineRule="auto"/>
+            </w:pPr>
+            <w:r>
+              <w:rPr>
+                <w:sz w:val="18"/>
+              </w:rPr>
+            </w:r>
+            <w:r>
+              <w:rPr>
+                <w:sz w:val="18"/>
+              </w:rPr>
+              <w:t>8.42</w:t>
+            </w:r>
+          </w:p>
+        </w:tc>
+      </w:tr>
+      <w:tr>
+        <w:tc>
+          <w:tcPr>
+            <w:tcW w:type="dxa" w:w="1560"/>
+          </w:tcPr>
+          <w:p>
+            <w:pPr>
+              <w:spacing w:line="240" w:lineRule="auto"/>
+            </w:pPr>
+            <w:r>
+              <w:rPr>
+                <w:sz w:val="18"/>
+              </w:rPr>
+            </w:r>
+            <w:r>
+              <w:rPr>
+                <w:sz w:val="18"/>
+              </w:rPr>
+              <w:t>8</w:t>
+            </w:r>
+          </w:p>
+        </w:tc>
+        <w:tc>
+          <w:tcPr>
+            <w:tcW w:type="dxa" w:w="1560"/>
+          </w:tcPr>
+          <w:p>
+            <w:pPr>
+              <w:spacing w:line="240" w:lineRule="auto"/>
+            </w:pPr>
+            <w:r>
+              <w:rPr>
+                <w:sz w:val="18"/>
+              </w:rPr>
+            </w:r>
+            <w:r>
+              <w:rPr>
+                <w:sz w:val="18"/>
+              </w:rPr>
+              <w:t>August</w:t>
+            </w:r>
+          </w:p>
+        </w:tc>
+        <w:tc>
+          <w:tcPr>
+            <w:tcW w:type="dxa" w:w="1560"/>
+          </w:tcPr>
+          <w:p>
+            <w:pPr>
+              <w:spacing w:line="240" w:lineRule="auto"/>
+            </w:pPr>
+            <w:r>
+              <w:rPr>
+                <w:sz w:val="18"/>
+              </w:rPr>
+            </w:r>
+            <w:r>
+              <w:rPr>
+                <w:sz w:val="18"/>
+              </w:rPr>
+              <w:t>94</w:t>
+            </w:r>
+          </w:p>
+        </w:tc>
+        <w:tc>
+          <w:tcPr>
+            <w:tcW w:type="dxa" w:w="1560"/>
+          </w:tcPr>
+          <w:p>
+            <w:pPr>
+              <w:spacing w:line="240" w:lineRule="auto"/>
+            </w:pPr>
+            <w:r>
+              <w:rPr>
+                <w:sz w:val="18"/>
+              </w:rPr>
+            </w:r>
+            <w:r>
+              <w:rPr>
+                <w:sz w:val="18"/>
+              </w:rPr>
+              <w:t>517,830</w:t>
+            </w:r>
+          </w:p>
+        </w:tc>
+        <w:tc>
+          <w:tcPr>
+            <w:tcW w:type="dxa" w:w="1560"/>
+          </w:tcPr>
+          <w:p>
+            <w:pPr>
+              <w:spacing w:line="240" w:lineRule="auto"/>
+            </w:pPr>
+            <w:r>
+              <w:rPr>
+                <w:sz w:val="18"/>
+              </w:rPr>
+            </w:r>
+            <w:r>
+              <w:rPr>
+                <w:sz w:val="18"/>
+              </w:rPr>
+              <w:t>5,508.83</w:t>
+            </w:r>
+          </w:p>
+        </w:tc>
+        <w:tc>
+          <w:tcPr>
+            <w:tcW w:type="dxa" w:w="1560"/>
+          </w:tcPr>
+          <w:p>
+            <w:pPr>
+              <w:spacing w:line="240" w:lineRule="auto"/>
+            </w:pPr>
+            <w:r>
+              <w:rPr>
+                <w:sz w:val="18"/>
+              </w:rPr>
+            </w:r>
+            <w:r>
+              <w:rPr>
+                <w:sz w:val="18"/>
+              </w:rPr>
+              <w:t>8.76</w:t>
+            </w:r>
+          </w:p>
+        </w:tc>
+      </w:tr>
+      <w:tr>
+        <w:tc>
+          <w:tcPr>
+            <w:tcW w:type="dxa" w:w="1560"/>
+          </w:tcPr>
+          <w:p>
+            <w:pPr>
+              <w:spacing w:line="240" w:lineRule="auto"/>
+            </w:pPr>
+            <w:r>
+              <w:rPr>
+                <w:sz w:val="18"/>
+              </w:rPr>
+            </w:r>
+            <w:r>
+              <w:rPr>
+                <w:sz w:val="18"/>
+              </w:rPr>
+              <w:t>9</w:t>
+            </w:r>
+          </w:p>
+        </w:tc>
+        <w:tc>
+          <w:tcPr>
+            <w:tcW w:type="dxa" w:w="1560"/>
+          </w:tcPr>
+          <w:p>
+            <w:pPr>
+              <w:spacing w:line="240" w:lineRule="auto"/>
+            </w:pPr>
+            <w:r>
+              <w:rPr>
+                <w:sz w:val="18"/>
+              </w:rPr>
+            </w:r>
+            <w:r>
+              <w:rPr>
+                <w:sz w:val="18"/>
+              </w:rPr>
+              <w:t>September</w:t>
+            </w:r>
+          </w:p>
+        </w:tc>
+        <w:tc>
+          <w:tcPr>
+            <w:tcW w:type="dxa" w:w="1560"/>
+          </w:tcPr>
+          <w:p>
+            <w:pPr>
+              <w:spacing w:line="240" w:lineRule="auto"/>
+            </w:pPr>
+            <w:r>
+              <w:rPr>
+                <w:sz w:val="18"/>
+              </w:rPr>
+            </w:r>
+            <w:r>
+              <w:rPr>
+                <w:sz w:val="18"/>
+              </w:rPr>
+              <w:t>80</w:t>
+            </w:r>
+          </w:p>
+        </w:tc>
+        <w:tc>
+          <w:tcPr>
+            <w:tcW w:type="dxa" w:w="1560"/>
+          </w:tcPr>
+          <w:p>
+            <w:pPr>
+              <w:spacing w:line="240" w:lineRule="auto"/>
+            </w:pPr>
+            <w:r>
+              <w:rPr>
+                <w:sz w:val="18"/>
+              </w:rPr>
+            </w:r>
+            <w:r>
+              <w:rPr>
+                <w:sz w:val="18"/>
+              </w:rPr>
+              <w:t>408,236</w:t>
+            </w:r>
+          </w:p>
+        </w:tc>
+        <w:tc>
+          <w:tcPr>
+            <w:tcW w:type="dxa" w:w="1560"/>
+          </w:tcPr>
+          <w:p>
+            <w:pPr>
+              <w:spacing w:line="240" w:lineRule="auto"/>
+            </w:pPr>
+            <w:r>
+              <w:rPr>
+                <w:sz w:val="18"/>
+              </w:rPr>
+            </w:r>
+            <w:r>
+              <w:rPr>
+                <w:sz w:val="18"/>
+              </w:rPr>
+              <w:t>5,102.95</w:t>
+            </w:r>
+          </w:p>
+        </w:tc>
+        <w:tc>
+          <w:tcPr>
+            <w:tcW w:type="dxa" w:w="1560"/>
+          </w:tcPr>
+          <w:p>
+            <w:pPr>
+              <w:spacing w:line="240" w:lineRule="auto"/>
+            </w:pPr>
+            <w:r>
+              <w:rPr>
+                <w:sz w:val="18"/>
+              </w:rPr>
+            </w:r>
+            <w:r>
+              <w:rPr>
+                <w:sz w:val="18"/>
+              </w:rPr>
+              <w:t>6.91</w:t>
+            </w:r>
+          </w:p>
+        </w:tc>
+      </w:tr>
+      <w:tr>
+        <w:tc>
+          <w:tcPr>
+            <w:tcW w:type="dxa" w:w="1560"/>
+          </w:tcPr>
+          <w:p>
+            <w:pPr>
+              <w:spacing w:line="240" w:lineRule="auto"/>
+            </w:pPr>
+            <w:r>
+              <w:rPr>
+                <w:sz w:val="18"/>
+              </w:rPr>
+            </w:r>
+            <w:r>
+              <w:rPr>
+                <w:sz w:val="18"/>
+              </w:rPr>
+              <w:t>10</w:t>
+            </w:r>
+          </w:p>
+        </w:tc>
+        <w:tc>
+          <w:tcPr>
+            <w:tcW w:type="dxa" w:w="1560"/>
+          </w:tcPr>
+          <w:p>
+            <w:pPr>
+              <w:spacing w:line="240" w:lineRule="auto"/>
+            </w:pPr>
+            <w:r>
+              <w:rPr>
+                <w:sz w:val="18"/>
+              </w:rPr>
+            </w:r>
+            <w:r>
+              <w:rPr>
+                <w:sz w:val="18"/>
+              </w:rPr>
+              <w:t>October</w:t>
+            </w:r>
+          </w:p>
+        </w:tc>
+        <w:tc>
+          <w:tcPr>
+            <w:tcW w:type="dxa" w:w="1560"/>
+          </w:tcPr>
+          <w:p>
+            <w:pPr>
+              <w:spacing w:line="240" w:lineRule="auto"/>
+            </w:pPr>
+            <w:r>
+              <w:rPr>
+                <w:sz w:val="18"/>
+              </w:rPr>
+            </w:r>
+            <w:r>
+              <w:rPr>
+                <w:sz w:val="18"/>
+              </w:rPr>
+              <w:t>120</w:t>
+            </w:r>
+          </w:p>
+        </w:tc>
+        <w:tc>
+          <w:tcPr>
+            <w:tcW w:type="dxa" w:w="1560"/>
+          </w:tcPr>
+          <w:p>
+            <w:pPr>
+              <w:spacing w:line="240" w:lineRule="auto"/>
+            </w:pPr>
+            <w:r>
+              <w:rPr>
+                <w:sz w:val="18"/>
+              </w:rPr>
+            </w:r>
+            <w:r>
+              <w:rPr>
+                <w:sz w:val="18"/>
+              </w:rPr>
+              <w:t>632,521</w:t>
+            </w:r>
+          </w:p>
+        </w:tc>
+        <w:tc>
+          <w:tcPr>
+            <w:tcW w:type="dxa" w:w="1560"/>
+          </w:tcPr>
+          <w:p>
+            <w:pPr>
+              <w:spacing w:line="240" w:lineRule="auto"/>
+            </w:pPr>
+            <w:r>
+              <w:rPr>
+                <w:sz w:val="18"/>
+              </w:rPr>
+            </w:r>
+            <w:r>
+              <w:rPr>
+                <w:sz w:val="18"/>
+              </w:rPr>
+              <w:t>5,271.01</w:t>
+            </w:r>
+          </w:p>
+        </w:tc>
+        <w:tc>
+          <w:tcPr>
+            <w:tcW w:type="dxa" w:w="1560"/>
+          </w:tcPr>
+          <w:p>
+            <w:pPr>
+              <w:spacing w:line="240" w:lineRule="auto"/>
+            </w:pPr>
+            <w:r>
+              <w:rPr>
+                <w:sz w:val="18"/>
+              </w:rPr>
+            </w:r>
+            <w:r>
+              <w:rPr>
+                <w:sz w:val="18"/>
+              </w:rPr>
+              <w:t>10.70</w:t>
+            </w:r>
+          </w:p>
+        </w:tc>
+      </w:tr>
+      <w:tr>
+        <w:tc>
+          <w:tcPr>
+            <w:tcW w:type="dxa" w:w="1560"/>
+          </w:tcPr>
+          <w:p>
+            <w:pPr>
+              <w:spacing w:line="240" w:lineRule="auto"/>
+            </w:pPr>
+            <w:r>
+              <w:rPr>
+                <w:sz w:val="18"/>
+              </w:rPr>
+            </w:r>
+            <w:r>
+              <w:rPr>
+                <w:sz w:val="18"/>
+              </w:rPr>
+              <w:t>11</w:t>
+            </w:r>
+          </w:p>
+        </w:tc>
+        <w:tc>
+          <w:tcPr>
+            <w:tcW w:type="dxa" w:w="1560"/>
+          </w:tcPr>
+          <w:p>
+            <w:pPr>
+              <w:spacing w:line="240" w:lineRule="auto"/>
+            </w:pPr>
+            <w:r>
+              <w:rPr>
+                <w:sz w:val="18"/>
+              </w:rPr>
+            </w:r>
+            <w:r>
+              <w:rPr>
+                <w:sz w:val="18"/>
+              </w:rPr>
+              <w:t>November</w:t>
+            </w:r>
+          </w:p>
+        </w:tc>
+        <w:tc>
+          <w:tcPr>
+            <w:tcW w:type="dxa" w:w="1560"/>
+          </w:tcPr>
+          <w:p>
+            <w:pPr>
+              <w:spacing w:line="240" w:lineRule="auto"/>
+            </w:pPr>
+            <w:r>
+              <w:rPr>
+                <w:sz w:val="18"/>
+              </w:rPr>
+            </w:r>
+            <w:r>
+              <w:rPr>
+                <w:sz w:val="18"/>
+              </w:rPr>
+              <w:t>89</w:t>
+            </w:r>
+          </w:p>
+        </w:tc>
+        <w:tc>
+          <w:tcPr>
+            <w:tcW w:type="dxa" w:w="1560"/>
+          </w:tcPr>
+          <w:p>
+            <w:pPr>
+              <w:spacing w:line="240" w:lineRule="auto"/>
+            </w:pPr>
+            <w:r>
+              <w:rPr>
+                <w:sz w:val="18"/>
+              </w:rPr>
+            </w:r>
+            <w:r>
+              <w:rPr>
+                <w:sz w:val="18"/>
+              </w:rPr>
+              <w:t>451,814</w:t>
+            </w:r>
+          </w:p>
+        </w:tc>
+        <w:tc>
+          <w:tcPr>
+            <w:tcW w:type="dxa" w:w="1560"/>
+          </w:tcPr>
+          <w:p>
+            <w:pPr>
+              <w:spacing w:line="240" w:lineRule="auto"/>
+            </w:pPr>
+            <w:r>
+              <w:rPr>
+                <w:sz w:val="18"/>
+              </w:rPr>
+            </w:r>
+            <w:r>
+              <w:rPr>
+                <w:sz w:val="18"/>
+              </w:rPr>
+              <w:t>5,076.56</w:t>
+            </w:r>
+          </w:p>
+        </w:tc>
+        <w:tc>
+          <w:tcPr>
+            <w:tcW w:type="dxa" w:w="1560"/>
+          </w:tcPr>
+          <w:p>
+            <w:pPr>
+              <w:spacing w:line="240" w:lineRule="auto"/>
+            </w:pPr>
+            <w:r>
+              <w:rPr>
+                <w:sz w:val="18"/>
+              </w:rPr>
+            </w:r>
+            <w:r>
+              <w:rPr>
+                <w:sz w:val="18"/>
+              </w:rPr>
+              <w:t>7.65</w:t>
+            </w:r>
+          </w:p>
+        </w:tc>
+      </w:tr>
+      <w:tr>
+        <w:tc>
+          <w:tcPr>
+            <w:tcW w:type="dxa" w:w="1560"/>
+          </w:tcPr>
+          <w:p>
+            <w:pPr>
+              <w:spacing w:line="240" w:lineRule="auto"/>
+            </w:pPr>
+            <w:r>
+              <w:rPr>
+                <w:sz w:val="18"/>
+              </w:rPr>
+            </w:r>
+            <w:r>
+              <w:rPr>
+                <w:sz w:val="18"/>
+              </w:rPr>
+              <w:t>12</w:t>
+            </w:r>
+          </w:p>
+        </w:tc>
+        <w:tc>
+          <w:tcPr>
+            <w:tcW w:type="dxa" w:w="1560"/>
+          </w:tcPr>
+          <w:p>
+            <w:pPr>
+              <w:spacing w:line="240" w:lineRule="auto"/>
+            </w:pPr>
+            <w:r>
+              <w:rPr>
+                <w:sz w:val="18"/>
+              </w:rPr>
+            </w:r>
+            <w:r>
+              <w:rPr>
+                <w:sz w:val="18"/>
+              </w:rPr>
+              <w:t>December</w:t>
+            </w:r>
+          </w:p>
+        </w:tc>
+        <w:tc>
+          <w:tcPr>
+            <w:tcW w:type="dxa" w:w="1560"/>
+          </w:tcPr>
+          <w:p>
+            <w:pPr>
+              <w:spacing w:line="240" w:lineRule="auto"/>
+            </w:pPr>
+            <w:r>
+              <w:rPr>
+                <w:sz w:val="18"/>
+              </w:rPr>
+            </w:r>
+            <w:r>
+              <w:rPr>
+                <w:sz w:val="18"/>
+              </w:rPr>
+              <w:t>133</w:t>
+            </w:r>
+          </w:p>
+        </w:tc>
+        <w:tc>
+          <w:tcPr>
+            <w:tcW w:type="dxa" w:w="1560"/>
+          </w:tcPr>
+          <w:p>
+            <w:pPr>
+              <w:spacing w:line="240" w:lineRule="auto"/>
+            </w:pPr>
+            <w:r>
+              <w:rPr>
+                <w:sz w:val="18"/>
+              </w:rPr>
+            </w:r>
+            <w:r>
+              <w:rPr>
+                <w:sz w:val="18"/>
+              </w:rPr>
+              <w:t>655,378</w:t>
+            </w:r>
+          </w:p>
+        </w:tc>
+        <w:tc>
+          <w:tcPr>
+            <w:tcW w:type="dxa" w:w="1560"/>
+          </w:tcPr>
+          <w:p>
+            <w:pPr>
+              <w:spacing w:line="240" w:lineRule="auto"/>
+            </w:pPr>
+            <w:r>
+              <w:rPr>
+                <w:sz w:val="18"/>
+              </w:rPr>
+            </w:r>
+            <w:r>
+              <w:rPr>
+                <w:sz w:val="18"/>
+              </w:rPr>
+              <w:t>4,927.65</w:t>
+            </w:r>
+          </w:p>
+        </w:tc>
+        <w:tc>
+          <w:tcPr>
+            <w:tcW w:type="dxa" w:w="1560"/>
+          </w:tcPr>
+          <w:p>
+            <w:pPr>
+              <w:spacing w:line="240" w:lineRule="auto"/>
+            </w:pPr>
+            <w:r>
+              <w:rPr>
+                <w:sz w:val="18"/>
+              </w:rPr>
+            </w:r>
+            <w:r>
+              <w:rPr>
+                <w:sz w:val="18"/>
+              </w:rPr>
+              <w:t>11.09</w:t>
+            </w:r>
+          </w:p>
+        </w:tc>
+      </w:tr>
+    </w:tbl>
+    <w:p>
+      <w:pPr>
+        <w:spacing w:after="200" w:line="240" w:lineRule="auto"/>
+        <w:jc w:val="center"/>
+      </w:pPr>
+      <w:r>
+        <w:rPr>
+          <w:i/>
+          <w:color w:val="7B8994"/>
+          <w:sz w:val="20"/>
+        </w:rPr>
+        <w:t>Table 10. Q4 — revenue by calendar month, pooled across the five complete years.</w:t>
+      </w:r>
+    </w:p>
+    <w:p>
+      <w:r>
+        <w:t>_(Insert your own screenshot of this query's output here.)_</w:t>
       </w:r>
     </w:p>
     <w:p>
@@ -7403,7 +13217,12 @@
           <w:color w:val="7B8994"/>
           <w:sz w:val="20"/>
         </w:rPr>
-        <w:t>Table 8. Q5 — revenue by product category per year.</w:t>
+        <w:t>Table 11. Q5 — revenue by product category per year.</w:t>
+      </w:r>
+    </w:p>
+    <w:p>
+      <w:r>
+        <w:t>_(Insert your own screenshot of this query's output here.)_</w:t>
       </w:r>
     </w:p>
     <w:p>
@@ -8281,7 +14100,12 @@
           <w:color w:val="7B8994"/>
           <w:sz w:val="20"/>
         </w:rPr>
-        <w:t>Table 9. Q6 — top cities by revenue and revenue per customer.</w:t>
+        <w:t>Table 12. Q6 — top cities by revenue and revenue per customer.</w:t>
+      </w:r>
+    </w:p>
+    <w:p>
+      <w:r>
+        <w:t>_(Insert your own screenshot of this query's output here.)_</w:t>
       </w:r>
     </w:p>
     <w:p>
@@ -10003,7 +15827,12 @@
           <w:color w:val="7B8994"/>
           <w:sz w:val="20"/>
         </w:rPr>
-        <w:t>Table 10. Q7 — sub-category revenue change, 2023 vs 2024.</w:t>
+        <w:t>Table 13. Q7 — sub-category revenue change, 2023 vs 2024.</w:t>
+      </w:r>
+    </w:p>
+    <w:p>
+      <w:r>
+        <w:t>_(Insert your own screenshot of this query's output here.)_</w:t>
       </w:r>
     </w:p>
     <w:p>
@@ -10496,7 +16325,12 @@
           <w:color w:val="7B8994"/>
           <w:sz w:val="20"/>
         </w:rPr>
-        <w:t>Table 11. Q8 — each quarter's share of its own category's annual revenue.</w:t>
+        <w:t>Table 14. Q8 — each quarter's share of its own category's annual revenue.</w:t>
+      </w:r>
+    </w:p>
+    <w:p>
+      <w:r>
+        <w:t>_(Insert your own screenshot of this query's output here.)_</w:t>
       </w:r>
     </w:p>
     <w:p>
@@ -11118,7 +16952,7 @@
           <w:color w:val="7B8994"/>
           <w:sz w:val="20"/>
         </w:rPr>
-        <w:t>Table 12. Project artefacts and their locations in the repository.</w:t>
+        <w:t>Table 15. Project artefacts and their locations in the repository.</w:t>
       </w:r>
     </w:p>
     <w:sectPr>
